--- a/en/week-10/cen429-week-10-ders-notu.docx
+++ b/en/week-10/cen429-week-10-ders-notu.docx
@@ -2,7 +2,7 @@
 <file path=word/document.xml><?xml version="1.0" encoding="utf-8"?>
 <w:document xmlns:w="http://schemas.openxmlformats.org/wordprocessingml/2006/main" xmlns:m="http://schemas.openxmlformats.org/officeDocument/2006/math" xmlns:r="http://schemas.openxmlformats.org/officeDocument/2006/relationships" xmlns:o="urn:schemas-microsoft-com:office:office" xmlns:v="urn:schemas-microsoft-com:vml" xmlns:w10="urn:schemas-microsoft-com:office:word" xmlns:a="http://schemas.openxmlformats.org/drawingml/2006/main" xmlns:pic="http://schemas.openxmlformats.org/drawingml/2006/picture" xmlns:wp="http://schemas.openxmlformats.org/drawingml/2006/wordprocessingDrawing">
   <w:body>
-    <w:bookmarkStart w:id="138" w:name="X6b6b88c91d065f96e0bfbfaf9f60a7453971109"/>
+    <w:bookmarkStart w:id="149" w:name="X6b6b88c91d065f96e0bfbfaf9f60a7453971109"/>
     <w:p>
       <w:pPr>
         <w:pStyle w:val="Heading1"/>
@@ -129,7 +129,21 @@
               <w:pStyle w:val="Compact"/>
             </w:pPr>
             <w:r>
-              <w:t xml:space="preserve">AES-GCM, HMAC, key derivation and what TLS does, from Week 3; being able to run the</w:t>
+              <w:t xml:space="preserve">AES-GCM, HMAC, key derivation and what TLS does, from</w:t>
+            </w:r>
+            <w:r>
+              <w:t xml:space="preserve"> </w:t>
+            </w:r>
+            <w:hyperlink r:id="rId20">
+              <w:r>
+                <w:rPr>
+                  <w:rStyle w:val="Hyperlink"/>
+                </w:rPr>
+                <w:t xml:space="preserve">Week 3</w:t>
+              </w:r>
+            </w:hyperlink>
+            <w:r>
+              <w:t xml:space="preserve">; being able to run the</w:t>
             </w:r>
             <w:r>
               <w:t xml:space="preserve"> </w:t>
@@ -171,7 +185,7 @@
             <w:pPr>
               <w:pStyle w:val="Compact"/>
             </w:pPr>
-            <w:hyperlink r:id="rId20">
+            <w:hyperlink r:id="rId21">
               <w:r>
                 <w:rPr>
                   <w:rStyle w:val="VerbatimChar"/>
@@ -1598,7 +1612,7 @@
         </w:pict>
       </w:r>
     </w:p>
-    <w:bookmarkStart w:id="37" w:name="basic-concepts-from-scratch"/>
+    <w:bookmarkStart w:id="30" w:name="basic-concepts-from-scratch"/>
     <w:p>
       <w:pPr>
         <w:pStyle w:val="Heading2"/>
@@ -1612,35 +1626,22 @@
         <w:pStyle w:val="FirstParagraph"/>
       </w:pPr>
       <w:r>
-        <w:t xml:space="preserve">This section</w:t>
-      </w:r>
-      <w:r>
-        <w:t xml:space="preserve"> </w:t>
-      </w:r>
-      <w:r>
-        <w:rPr>
-          <w:b/>
-          <w:bCs/>
-        </w:rPr>
-        <w:t xml:space="preserve">assumes no prior knowledge</w:t>
-      </w:r>
-      <w:r>
-        <w:t xml:space="preserve">. We define, from scratch, the terms we will use throughout the rest of</w:t>
-      </w:r>
-      <w:r>
-        <w:t xml:space="preserve"> </w:t>
-      </w:r>
-      <w:r>
-        <w:t xml:space="preserve">the week. If you don’t know a term, read this section first; the later sections build on it.</w:t>
-      </w:r>
-    </w:p>
-    <w:bookmarkStart w:id="21" w:name="symmetric-vs.-asymmetric-reminder"/>
+        <w:t xml:space="preserve">This section prepares you for the week. It first briefly recalls the earlier topics this week builds on; it then</w:t>
+      </w:r>
+      <w:r>
+        <w:t xml:space="preserve"> </w:t>
+      </w:r>
+      <w:r>
+        <w:t xml:space="preserve">defines each of this week’s concepts in one sentence and links it to the section where it is explained in full.</w:t>
+      </w:r>
+    </w:p>
+    <w:bookmarkStart w:id="27" w:name="what-we-bring-from-earlier-weeks"/>
     <w:p>
       <w:pPr>
         <w:pStyle w:val="Heading3"/>
       </w:pPr>
       <w:r>
-        <w:t xml:space="preserve">Symmetric vs. asymmetric (reminder)</w:t>
+        <w:t xml:space="preserve">What we bring from earlier weeks</w:t>
       </w:r>
     </w:p>
     <w:p>
@@ -1656,13 +1657,48 @@
           <w:b/>
           <w:bCs/>
         </w:rPr>
-        <w:t xml:space="preserve">Symmetric:</w:t>
-      </w:r>
-      <w:r>
-        <w:t xml:space="preserve"> </w:t>
-      </w:r>
-      <w:r>
-        <w:t xml:space="preserve">a single key, encrypt and decrypt (AES). Fast.</w:t>
+        <w:t xml:space="preserve">Symmetric and asymmetric encryption</w:t>
+      </w:r>
+      <w:r>
+        <w:t xml:space="preserve"> </w:t>
+      </w:r>
+      <w:r>
+        <w:t xml:space="preserve">— symmetric encryption runs fast with a single key shared by both</w:t>
+      </w:r>
+      <w:r>
+        <w:t xml:space="preserve"> </w:t>
+      </w:r>
+      <w:r>
+        <w:t xml:space="preserve">parties; asymmetric encryption uses a public/private key pair, which makes key distribution easy but is slow</w:t>
+      </w:r>
+      <w:r>
+        <w:t xml:space="preserve"> </w:t>
+      </w:r>
+      <w:r>
+        <w:t xml:space="preserve">(</w:t>
+      </w:r>
+      <w:hyperlink r:id="rId22">
+        <w:r>
+          <w:rPr>
+            <w:rStyle w:val="Hyperlink"/>
+          </w:rPr>
+          <w:t xml:space="preserve">Week 3, §2.2</w:t>
+        </w:r>
+      </w:hyperlink>
+      <w:r>
+        <w:t xml:space="preserve">). This week we go</w:t>
+      </w:r>
+      <w:r>
+        <w:t xml:space="preserve"> </w:t>
+      </w:r>
+      <w:r>
+        <w:t xml:space="preserve">deeper into the asymmetric side’s mathematics (RSA, ECC — §4) and the symmetric side’s correct choice of mode and</w:t>
+      </w:r>
+      <w:r>
+        <w:t xml:space="preserve"> </w:t>
+      </w:r>
+      <w:r>
+        <w:t xml:space="preserve">padding (§2).</w:t>
       </w:r>
     </w:p>
     <w:p>
@@ -1678,13 +1714,48 @@
           <w:b/>
           <w:bCs/>
         </w:rPr>
-        <w:t xml:space="preserve">Asymmetric:</w:t>
-      </w:r>
-      <w:r>
-        <w:t xml:space="preserve"> </w:t>
-      </w:r>
-      <w:r>
-        <w:t xml:space="preserve">a public + private key pair (RSA, ECC). Slow, but key distribution is easy.</w:t>
+        <w:t xml:space="preserve">AEAD</w:t>
+      </w:r>
+      <w:r>
+        <w:t xml:space="preserve"> </w:t>
+      </w:r>
+      <w:r>
+        <w:t xml:space="preserve">— authenticated encryption gives confidentiality and integrity together, in a single call, by producing</w:t>
+      </w:r>
+      <w:r>
+        <w:t xml:space="preserve"> </w:t>
+      </w:r>
+      <w:r>
+        <w:t xml:space="preserve">a tag that also proves the data has not changed</w:t>
+      </w:r>
+      <w:r>
+        <w:t xml:space="preserve"> </w:t>
+      </w:r>
+      <w:r>
+        <w:t xml:space="preserve">(</w:t>
+      </w:r>
+      <w:hyperlink r:id="rId23">
+        <w:r>
+          <w:rPr>
+            <w:rStyle w:val="Hyperlink"/>
+          </w:rPr>
+          <w:t xml:space="preserve">Week 3, §2.1</w:t>
+        </w:r>
+      </w:hyperlink>
+      <w:r>
+        <w:t xml:space="preserve">).</w:t>
+      </w:r>
+      <w:r>
+        <w:t xml:space="preserve"> </w:t>
+      </w:r>
+      <w:r>
+        <w:t xml:space="preserve">This week we show why the mode inside AEAD (GCM) and the alternatives you should stay away from (ECB, CBC) give</w:t>
+      </w:r>
+      <w:r>
+        <w:t xml:space="preserve"> </w:t>
+      </w:r>
+      <w:r>
+        <w:t xml:space="preserve">such different security (§2).</w:t>
       </w:r>
     </w:p>
     <w:p>
@@ -1696,30 +1767,52 @@
         </w:numPr>
       </w:pPr>
       <w:r>
-        <w:t xml:space="preserve">In practice,</w:t>
-      </w:r>
-      <w:r>
-        <w:t xml:space="preserve"> </w:t>
-      </w:r>
-      <w:r>
-        <w:rPr>
-          <w:b/>
-          <w:bCs/>
-        </w:rPr>
-        <w:t xml:space="preserve">together</w:t>
-      </w:r>
-      <w:r>
-        <w:t xml:space="preserve">: carry the key with asymmetric, encrypt the data with symmetric.</w:t>
-      </w:r>
-    </w:p>
-    <w:bookmarkEnd w:id="21"/>
-    <w:bookmarkStart w:id="22" w:name="block-cipher-and-mode"/>
-    <w:p>
-      <w:pPr>
-        <w:pStyle w:val="Heading3"/>
-      </w:pPr>
-      <w:r>
-        <w:t xml:space="preserve">Block cipher and mode</w:t>
+        <w:rPr>
+          <w:b/>
+          <w:bCs/>
+        </w:rPr>
+        <w:t xml:space="preserve">Digest (hash), MAC, and digital signature</w:t>
+      </w:r>
+      <w:r>
+        <w:t xml:space="preserve"> </w:t>
+      </w:r>
+      <w:r>
+        <w:t xml:space="preserve">— a digest is a one-way fingerprint computed from data; a MAC</w:t>
+      </w:r>
+      <w:r>
+        <w:t xml:space="preserve"> </w:t>
+      </w:r>
+      <w:r>
+        <w:t xml:space="preserve">proves a message has not changed using a shared key, and a digital signature does the same with a public/private</w:t>
+      </w:r>
+      <w:r>
+        <w:t xml:space="preserve"> </w:t>
+      </w:r>
+      <w:r>
+        <w:t xml:space="preserve">key pair (</w:t>
+      </w:r>
+      <w:hyperlink r:id="rId24">
+        <w:r>
+          <w:rPr>
+            <w:rStyle w:val="Hyperlink"/>
+          </w:rPr>
+          <w:t xml:space="preserve">Week 3, §2.4</w:t>
+        </w:r>
+      </w:hyperlink>
+      <w:r>
+        <w:t xml:space="preserve">). This week we</w:t>
+      </w:r>
+      <w:r>
+        <w:t xml:space="preserve"> </w:t>
+      </w:r>
+      <w:r>
+        <w:t xml:space="preserve">cover HMAC’s internal construction and the correct order for combining it with encryption (§3), and the</w:t>
+      </w:r>
+      <w:r>
+        <w:t xml:space="preserve"> </w:t>
+      </w:r>
+      <w:r>
+        <w:t xml:space="preserve">practical pitfalls of signature verification (§5).</w:t>
       </w:r>
     </w:p>
     <w:p>
@@ -1727,7 +1820,7 @@
         <w:pStyle w:val="Compact"/>
         <w:numPr>
           <w:ilvl w:val="0"/>
-          <w:numId w:val="1003"/>
+          <w:numId w:val="1002"/>
         </w:numPr>
       </w:pPr>
       <w:r>
@@ -1735,13 +1828,42 @@
           <w:b/>
           <w:bCs/>
         </w:rPr>
-        <w:t xml:space="preserve">Block cipher:</w:t>
-      </w:r>
-      <w:r>
-        <w:t xml:space="preserve"> </w:t>
-      </w:r>
-      <w:r>
-        <w:t xml:space="preserve">encrypts a fixed-size block (AES: 16 bytes).</w:t>
+        <w:t xml:space="preserve">Forward secrecy</w:t>
+      </w:r>
+      <w:r>
+        <w:t xml:space="preserve"> </w:t>
+      </w:r>
+      <w:r>
+        <w:t xml:space="preserve">— deleting a session’s derived key right after use, so that even if today’s key leaks, past</w:t>
+      </w:r>
+      <w:r>
+        <w:t xml:space="preserve"> </w:t>
+      </w:r>
+      <w:r>
+        <w:t xml:space="preserve">sessions cannot be decrypted</w:t>
+      </w:r>
+      <w:r>
+        <w:t xml:space="preserve"> </w:t>
+      </w:r>
+      <w:r>
+        <w:t xml:space="preserve">(</w:t>
+      </w:r>
+      <w:hyperlink r:id="rId25">
+        <w:r>
+          <w:rPr>
+            <w:rStyle w:val="Hyperlink"/>
+          </w:rPr>
+          <w:t xml:space="preserve">Week 3, §7.1</w:t>
+        </w:r>
+      </w:hyperlink>
+      <w:r>
+        <w:t xml:space="preserve">). This week we build the Diffie–Hellman key</w:t>
+      </w:r>
+      <w:r>
+        <w:t xml:space="preserve"> </w:t>
+      </w:r>
+      <w:r>
+        <w:t xml:space="preserve">exchange and its authentication — the mechanism underneath forward secrecy — from scratch (§6).</w:t>
       </w:r>
     </w:p>
     <w:p>
@@ -1749,7 +1871,7 @@
         <w:pStyle w:val="Compact"/>
         <w:numPr>
           <w:ilvl w:val="0"/>
-          <w:numId w:val="1003"/>
+          <w:numId w:val="1002"/>
         </w:numPr>
       </w:pPr>
       <w:r>
@@ -1757,1073 +1879,513 @@
           <w:b/>
           <w:bCs/>
         </w:rPr>
-        <w:t xml:space="preserve">Mode:</w:t>
-      </w:r>
-      <w:r>
-        <w:t xml:space="preserve"> </w:t>
-      </w:r>
-      <w:r>
-        <w:rPr>
-          <w:b/>
-          <w:bCs/>
-        </w:rPr>
-        <w:t xml:space="preserve">how</w:t>
-      </w:r>
-      <w:r>
-        <w:t xml:space="preserve"> </w:t>
-      </w:r>
-      <w:r>
-        <w:t xml:space="preserve">we chain the blocks together (CBC, GCM, …).</w:t>
-      </w:r>
-    </w:p>
-    <w:p>
-      <w:pPr>
-        <w:pStyle w:val="Compact"/>
-        <w:numPr>
-          <w:ilvl w:val="0"/>
-          <w:numId w:val="1003"/>
-        </w:numPr>
-      </w:pPr>
-      <w:r>
-        <w:t xml:space="preserve">The choice of mode is the</w:t>
-      </w:r>
-      <w:r>
-        <w:t xml:space="preserve"> </w:t>
-      </w:r>
-      <w:r>
-        <w:rPr>
-          <w:b/>
-          <w:bCs/>
-        </w:rPr>
-        <w:t xml:space="preserve">heart</w:t>
-      </w:r>
-      <w:r>
-        <w:t xml:space="preserve"> </w:t>
-      </w:r>
-      <w:r>
-        <w:t xml:space="preserve">of security.</w:t>
-      </w:r>
-    </w:p>
-    <w:bookmarkEnd w:id="22"/>
-    <w:bookmarkStart w:id="23" w:name="padding"/>
+        <w:t xml:space="preserve">TLS certificate validation</w:t>
+      </w:r>
+      <w:r>
+        <w:t xml:space="preserve"> </w:t>
+      </w:r>
+      <w:r>
+        <w:t xml:space="preserve">— the client checking a server certificate’s chain, validity dates, intended</w:t>
+      </w:r>
+      <w:r>
+        <w:t xml:space="preserve"> </w:t>
+      </w:r>
+      <w:r>
+        <w:t xml:space="preserve">usage, and name</w:t>
+      </w:r>
+      <w:r>
+        <w:t xml:space="preserve"> </w:t>
+      </w:r>
+      <w:r>
+        <w:t xml:space="preserve">(</w:t>
+      </w:r>
+      <w:hyperlink r:id="rId26">
+        <w:r>
+          <w:rPr>
+            <w:rStyle w:val="Hyperlink"/>
+          </w:rPr>
+          <w:t xml:space="preserve">Week 3, §9.2</w:t>
+        </w:r>
+      </w:hyperlink>
+      <w:r>
+        <w:t xml:space="preserve">). This</w:t>
+      </w:r>
+      <w:r>
+        <w:t xml:space="preserve"> </w:t>
+      </w:r>
+      <w:r>
+        <w:t xml:space="preserve">week we build the PKI, X.509, and revocation (CRL/OCSP) machinery this validation rests on, from the ground up</w:t>
+      </w:r>
+      <w:r>
+        <w:t xml:space="preserve"> </w:t>
+      </w:r>
+      <w:r>
+        <w:t xml:space="preserve">(§7–10).</w:t>
+      </w:r>
+    </w:p>
+    <w:bookmarkEnd w:id="27"/>
+    <w:bookmarkStart w:id="28" w:name="this-weeks-concept-map"/>
     <w:p>
       <w:pPr>
         <w:pStyle w:val="Heading3"/>
       </w:pPr>
       <w:r>
-        <w:t xml:space="preserve">Padding</w:t>
-      </w:r>
-    </w:p>
-    <w:p>
-      <w:pPr>
-        <w:pStyle w:val="Compact"/>
-        <w:numPr>
-          <w:ilvl w:val="0"/>
-          <w:numId w:val="1004"/>
-        </w:numPr>
-      </w:pPr>
-      <w:r>
-        <w:rPr>
-          <w:b/>
-          <w:bCs/>
-        </w:rPr>
-        <w:t xml:space="preserve">Padding:</w:t>
-      </w:r>
-      <w:r>
-        <w:t xml:space="preserve"> </w:t>
-      </w:r>
-      <w:r>
-        <w:t xml:space="preserve">filling out the data when it is not a multiple of the block size.</w:t>
-      </w:r>
-    </w:p>
-    <w:p>
-      <w:pPr>
-        <w:pStyle w:val="Compact"/>
-        <w:numPr>
-          <w:ilvl w:val="0"/>
-          <w:numId w:val="1004"/>
-        </w:numPr>
-      </w:pPr>
-      <w:r>
-        <w:t xml:space="preserve">Required in some modes (CBC),</w:t>
-      </w:r>
-      <w:r>
-        <w:t xml:space="preserve"> </w:t>
-      </w:r>
-      <w:r>
-        <w:rPr>
-          <w:b/>
-          <w:bCs/>
-        </w:rPr>
-        <w:t xml:space="preserve">absent</w:t>
-      </w:r>
-      <w:r>
-        <w:t xml:space="preserve"> </w:t>
-      </w:r>
-      <w:r>
-        <w:t xml:space="preserve">in others (GCM).</w:t>
-      </w:r>
-    </w:p>
-    <w:p>
-      <w:pPr>
-        <w:pStyle w:val="Compact"/>
-        <w:numPr>
-          <w:ilvl w:val="0"/>
-          <w:numId w:val="1004"/>
-        </w:numPr>
-      </w:pPr>
-      <w:r>
-        <w:t xml:space="preserve">Handling padding incorrectly → the</w:t>
-      </w:r>
-      <w:r>
-        <w:t xml:space="preserve"> </w:t>
-      </w:r>
-      <w:r>
-        <w:rPr>
-          <w:b/>
-          <w:bCs/>
-        </w:rPr>
-        <w:t xml:space="preserve">padding oracle</w:t>
-      </w:r>
-      <w:r>
-        <w:t xml:space="preserve"> </w:t>
-      </w:r>
-      <w:r>
-        <w:t xml:space="preserve">attack.</w:t>
-      </w:r>
-    </w:p>
-    <w:bookmarkEnd w:id="23"/>
-    <w:bookmarkStart w:id="24" w:name="what-is-aead"/>
-    <w:p>
-      <w:pPr>
-        <w:pStyle w:val="Heading3"/>
-      </w:pPr>
-      <w:r>
-        <w:t xml:space="preserve">What is AEAD?</w:t>
-      </w:r>
-    </w:p>
-    <w:p>
-      <w:pPr>
-        <w:pStyle w:val="Compact"/>
-        <w:numPr>
-          <w:ilvl w:val="0"/>
-          <w:numId w:val="1005"/>
-        </w:numPr>
-      </w:pPr>
-      <w:r>
-        <w:rPr>
-          <w:b/>
-          <w:bCs/>
-        </w:rPr>
-        <w:t xml:space="preserve">AEAD (Authenticated Encryption with Associated Data):</w:t>
-      </w:r>
-      <w:r>
-        <w:t xml:space="preserve"> </w:t>
-      </w:r>
-      <w:r>
-        <w:t xml:space="preserve">encryption that gives confidentiality</w:t>
-      </w:r>
-      <w:r>
-        <w:t xml:space="preserve"> </w:t>
-      </w:r>
-      <w:r>
-        <w:rPr>
-          <w:b/>
-          <w:bCs/>
-        </w:rPr>
-        <w:t xml:space="preserve">and</w:t>
-      </w:r>
-      <w:r>
-        <w:t xml:space="preserve"> </w:t>
-      </w:r>
-      <w:r>
-        <w:t xml:space="preserve">integrity</w:t>
-      </w:r>
-      <w:r>
-        <w:t xml:space="preserve"> </w:t>
-      </w:r>
-      <w:r>
-        <w:rPr>
-          <w:b/>
-          <w:bCs/>
-        </w:rPr>
-        <w:t xml:space="preserve">together</w:t>
-      </w:r>
-      <w:r>
-        <w:t xml:space="preserve">.</w:t>
-      </w:r>
-    </w:p>
-    <w:p>
-      <w:pPr>
-        <w:pStyle w:val="Compact"/>
-        <w:numPr>
-          <w:ilvl w:val="0"/>
-          <w:numId w:val="1005"/>
-        </w:numPr>
-      </w:pPr>
-      <w:r>
-        <w:t xml:space="preserve">Example: AES-GCM, ChaCha20-Poly1305.</w:t>
-      </w:r>
-    </w:p>
-    <w:p>
-      <w:pPr>
-        <w:pStyle w:val="Compact"/>
-        <w:numPr>
-          <w:ilvl w:val="0"/>
-          <w:numId w:val="1005"/>
-        </w:numPr>
-      </w:pPr>
-      <w:r>
-        <w:t xml:space="preserve">Modern preference: don’t bother with a separate MAC, use AEAD.</w:t>
-      </w:r>
-    </w:p>
-    <w:bookmarkEnd w:id="24"/>
-    <w:bookmarkStart w:id="25" w:name="mac-and-hmac"/>
-    <w:p>
-      <w:pPr>
-        <w:pStyle w:val="Heading3"/>
-      </w:pPr>
-      <w:r>
-        <w:t xml:space="preserve">MAC and HMAC</w:t>
-      </w:r>
-    </w:p>
-    <w:p>
-      <w:pPr>
-        <w:pStyle w:val="Compact"/>
-        <w:numPr>
-          <w:ilvl w:val="0"/>
-          <w:numId w:val="1006"/>
-        </w:numPr>
-      </w:pPr>
-      <w:r>
-        <w:rPr>
-          <w:b/>
-          <w:bCs/>
-        </w:rPr>
-        <w:t xml:space="preserve">MAC (Message Authentication Code):</w:t>
-      </w:r>
-      <w:r>
-        <w:t xml:space="preserve"> </w:t>
-      </w:r>
-      <w:r>
-        <w:t xml:space="preserve">a tag that proves a message has</w:t>
-      </w:r>
-      <w:r>
-        <w:t xml:space="preserve"> </w:t>
-      </w:r>
-      <w:r>
-        <w:rPr>
-          <w:b/>
-          <w:bCs/>
-        </w:rPr>
-        <w:t xml:space="preserve">not changed</w:t>
-      </w:r>
-      <w:r>
-        <w:t xml:space="preserve"> </w:t>
-      </w:r>
-      <w:r>
-        <w:t xml:space="preserve">and comes from the</w:t>
-      </w:r>
-      <w:r>
-        <w:t xml:space="preserve"> </w:t>
-      </w:r>
-      <w:r>
-        <w:t xml:space="preserve">correct party (symmetric).</w:t>
-      </w:r>
-    </w:p>
-    <w:p>
-      <w:pPr>
-        <w:pStyle w:val="Compact"/>
-        <w:numPr>
-          <w:ilvl w:val="0"/>
-          <w:numId w:val="1006"/>
-        </w:numPr>
-      </w:pPr>
-      <w:r>
-        <w:rPr>
-          <w:b/>
-          <w:bCs/>
-        </w:rPr>
-        <w:t xml:space="preserve">HMAC:</w:t>
-      </w:r>
-      <w:r>
-        <w:t xml:space="preserve"> </w:t>
-      </w:r>
-      <w:r>
-        <w:t xml:space="preserve">a common MAC built on a hash function.</w:t>
-      </w:r>
-    </w:p>
-    <w:p>
-      <w:pPr>
-        <w:pStyle w:val="Compact"/>
-        <w:numPr>
-          <w:ilvl w:val="0"/>
-          <w:numId w:val="1006"/>
-        </w:numPr>
-      </w:pPr>
-      <w:r>
-        <w:t xml:space="preserve">For integrity.</w:t>
-      </w:r>
-    </w:p>
-    <w:bookmarkEnd w:id="25"/>
-    <w:bookmarkStart w:id="26" w:name="digest-hash"/>
-    <w:p>
-      <w:pPr>
-        <w:pStyle w:val="Heading3"/>
-      </w:pPr>
-      <w:r>
-        <w:t xml:space="preserve">Digest (hash)</w:t>
-      </w:r>
-    </w:p>
-    <w:p>
-      <w:pPr>
-        <w:pStyle w:val="Compact"/>
-        <w:numPr>
-          <w:ilvl w:val="0"/>
-          <w:numId w:val="1007"/>
-        </w:numPr>
-      </w:pPr>
-      <w:r>
-        <w:rPr>
-          <w:b/>
-          <w:bCs/>
-        </w:rPr>
-        <w:t xml:space="preserve">Digest:</w:t>
-      </w:r>
-      <w:r>
-        <w:t xml:space="preserve"> </w:t>
-      </w:r>
-      <w:r>
-        <w:t xml:space="preserve">a fixed-size fingerprint computed from data (SHA-256).</w:t>
-      </w:r>
-    </w:p>
-    <w:p>
-      <w:pPr>
-        <w:pStyle w:val="Compact"/>
-        <w:numPr>
-          <w:ilvl w:val="0"/>
-          <w:numId w:val="1007"/>
-        </w:numPr>
-      </w:pPr>
-      <w:r>
-        <w:t xml:space="preserve">One-way: you cannot get the data back from the digest.</w:t>
-      </w:r>
-    </w:p>
-    <w:p>
-      <w:pPr>
-        <w:pStyle w:val="Compact"/>
-        <w:numPr>
-          <w:ilvl w:val="0"/>
-          <w:numId w:val="1007"/>
-        </w:numPr>
-      </w:pPr>
-      <w:r>
-        <w:t xml:space="preserve">The building block of signatures and MACs.</w:t>
-      </w:r>
-    </w:p>
-    <w:bookmarkEnd w:id="26"/>
-    <w:bookmarkStart w:id="27" w:name="digital-signature"/>
-    <w:p>
-      <w:pPr>
-        <w:pStyle w:val="Heading3"/>
-      </w:pPr>
-      <w:r>
-        <w:t xml:space="preserve">Digital signature</w:t>
-      </w:r>
-    </w:p>
-    <w:p>
-      <w:pPr>
-        <w:pStyle w:val="Compact"/>
-        <w:numPr>
-          <w:ilvl w:val="0"/>
-          <w:numId w:val="1008"/>
-        </w:numPr>
-      </w:pPr>
-      <w:r>
-        <w:rPr>
-          <w:b/>
-          <w:bCs/>
-        </w:rPr>
-        <w:t xml:space="preserve">Signature:</w:t>
-      </w:r>
-      <w:r>
-        <w:t xml:space="preserve"> </w:t>
-      </w:r>
-      <w:r>
-        <w:t xml:space="preserve">asymmetric; sign with the</w:t>
-      </w:r>
-      <w:r>
-        <w:t xml:space="preserve"> </w:t>
-      </w:r>
-      <w:r>
-        <w:rPr>
-          <w:b/>
-          <w:bCs/>
-        </w:rPr>
-        <w:t xml:space="preserve">private</w:t>
-      </w:r>
-      <w:r>
-        <w:t xml:space="preserve"> </w:t>
-      </w:r>
-      <w:r>
-        <w:t xml:space="preserve">key, verify with the</w:t>
-      </w:r>
-      <w:r>
-        <w:t xml:space="preserve"> </w:t>
-      </w:r>
-      <w:r>
-        <w:rPr>
-          <w:b/>
-          <w:bCs/>
-        </w:rPr>
-        <w:t xml:space="preserve">public</w:t>
-      </w:r>
-      <w:r>
-        <w:t xml:space="preserve"> </w:t>
-      </w:r>
-      <w:r>
-        <w:t xml:space="preserve">key.</w:t>
-      </w:r>
-    </w:p>
-    <w:p>
-      <w:pPr>
-        <w:pStyle w:val="Compact"/>
-        <w:numPr>
-          <w:ilvl w:val="0"/>
-          <w:numId w:val="1008"/>
-        </w:numPr>
-      </w:pPr>
-      <w:r>
-        <w:t xml:space="preserve">Provides: integrity +</w:t>
-      </w:r>
-      <w:r>
-        <w:t xml:space="preserve"> </w:t>
-      </w:r>
-      <w:r>
-        <w:rPr>
-          <w:b/>
-          <w:bCs/>
-        </w:rPr>
-        <w:t xml:space="preserve">non-repudiation</w:t>
-      </w:r>
-      <w:r>
-        <w:t xml:space="preserve"> </w:t>
-      </w:r>
-      <w:r>
-        <w:t xml:space="preserve">(who signed it).</w:t>
-      </w:r>
-    </w:p>
-    <w:p>
-      <w:pPr>
-        <w:pStyle w:val="Compact"/>
-        <w:numPr>
-          <w:ilvl w:val="0"/>
-          <w:numId w:val="1008"/>
-        </w:numPr>
-      </w:pPr>
-      <w:r>
-        <w:t xml:space="preserve">Difference from a MAC: asymmetric, anyone can verify.</w:t>
-      </w:r>
-    </w:p>
-    <w:bookmarkEnd w:id="27"/>
-    <w:bookmarkStart w:id="28" w:name="rsa-and-elliptic-curve-ecc"/>
-    <w:p>
-      <w:pPr>
-        <w:pStyle w:val="Heading3"/>
-      </w:pPr>
-      <w:r>
-        <w:t xml:space="preserve">RSA and elliptic curve (ECC)</w:t>
-      </w:r>
-    </w:p>
-    <w:p>
-      <w:pPr>
-        <w:pStyle w:val="Compact"/>
-        <w:numPr>
-          <w:ilvl w:val="0"/>
-          <w:numId w:val="1009"/>
-        </w:numPr>
-      </w:pPr>
-      <w:r>
-        <w:rPr>
-          <w:b/>
-          <w:bCs/>
-        </w:rPr>
-        <w:t xml:space="preserve">RSA:</w:t>
-      </w:r>
-      <w:r>
-        <w:t xml:space="preserve"> </w:t>
-      </w:r>
-      <w:r>
-        <w:t xml:space="preserve">the classic asymmetric algorithm; large keys (2048+ bits).</w:t>
-      </w:r>
-    </w:p>
-    <w:p>
-      <w:pPr>
-        <w:pStyle w:val="Compact"/>
-        <w:numPr>
-          <w:ilvl w:val="0"/>
-          <w:numId w:val="1009"/>
-        </w:numPr>
-      </w:pPr>
-      <w:r>
-        <w:rPr>
-          <w:b/>
-          <w:bCs/>
-        </w:rPr>
-        <w:t xml:space="preserve">ECC:</w:t>
-      </w:r>
-      <w:r>
-        <w:t xml:space="preserve"> </w:t>
-      </w:r>
-      <w:r>
-        <w:t xml:space="preserve">elliptic curve; the same security with a</w:t>
-      </w:r>
-      <w:r>
-        <w:t xml:space="preserve"> </w:t>
-      </w:r>
-      <w:r>
-        <w:rPr>
-          <w:b/>
-          <w:bCs/>
-        </w:rPr>
-        <w:t xml:space="preserve">smaller</w:t>
-      </w:r>
-      <w:r>
-        <w:t xml:space="preserve"> </w:t>
-      </w:r>
-      <w:r>
-        <w:t xml:space="preserve">key (Ed25519, X25519).</w:t>
-      </w:r>
-    </w:p>
-    <w:p>
-      <w:pPr>
-        <w:pStyle w:val="Compact"/>
-        <w:numPr>
-          <w:ilvl w:val="0"/>
-          <w:numId w:val="1009"/>
-        </w:numPr>
-      </w:pPr>
-      <w:r>
-        <w:t xml:space="preserve">The modern preference is increasingly ECC.</w:t>
-      </w:r>
-    </w:p>
+        <w:t xml:space="preserve">This week’s concept map</w:t>
+      </w:r>
+    </w:p>
+    <w:tbl>
+      <w:tblPr>
+        <w:tblStyle w:val="Table"/>
+        <w:tblW w:type="pct" w:w="5000"/>
+        <w:tblLayout w:type="fixed"/>
+        <w:tblLook w:firstRow="1" w:lastRow="0" w:firstColumn="0" w:lastColumn="0" w:noHBand="0" w:noVBand="0" w:val="0020"/>
+      </w:tblPr>
+      <w:tblGrid>
+        <w:gridCol w:w="2640"/>
+        <w:gridCol w:w="2640"/>
+        <w:gridCol w:w="2640"/>
+      </w:tblGrid>
+      <w:tr>
+        <w:trPr>
+          <w:tblHeader w:val="on"/>
+        </w:trPr>
+        <w:tc>
+          <w:tcPr/>
+          <w:p>
+            <w:pPr>
+              <w:pStyle w:val="Compact"/>
+            </w:pPr>
+            <w:r>
+              <w:t xml:space="preserve">Concept</w:t>
+            </w:r>
+          </w:p>
+        </w:tc>
+        <w:tc>
+          <w:tcPr/>
+          <w:p>
+            <w:pPr>
+              <w:pStyle w:val="Compact"/>
+            </w:pPr>
+            <w:r>
+              <w:t xml:space="preserve">In one sentence</w:t>
+            </w:r>
+          </w:p>
+        </w:tc>
+        <w:tc>
+          <w:tcPr/>
+          <w:p>
+            <w:pPr>
+              <w:pStyle w:val="Compact"/>
+            </w:pPr>
+            <w:r>
+              <w:t xml:space="preserve">Detail</w:t>
+            </w:r>
+          </w:p>
+        </w:tc>
+      </w:tr>
+      <w:tr>
+        <w:tc>
+          <w:tcPr/>
+          <w:p>
+            <w:pPr>
+              <w:pStyle w:val="Compact"/>
+            </w:pPr>
+            <w:r>
+              <w:t xml:space="preserve">Block cipher modes and padding</w:t>
+            </w:r>
+          </w:p>
+        </w:tc>
+        <w:tc>
+          <w:tcPr/>
+          <w:p>
+            <w:pPr>
+              <w:pStyle w:val="Compact"/>
+            </w:pPr>
+            <w:r>
+              <w:t xml:space="preserve">A block cipher encrypts a fixed-size block; the way we apply it to a longer message is called a mode, and if the message isn’t a multiple of the block size it is completed with padding; the choice of mode and padding matters as much as the algorithm itself.</w:t>
+            </w:r>
+          </w:p>
+        </w:tc>
+        <w:tc>
+          <w:tcPr/>
+          <w:p>
+            <w:pPr>
+              <w:pStyle w:val="Compact"/>
+            </w:pPr>
+            <w:hyperlink w:anchor="X49cf3df9131a10474edcb7bb28442bad4278470">
+              <w:r>
+                <w:rPr>
+                  <w:rStyle w:val="Hyperlink"/>
+                </w:rPr>
+                <w:t xml:space="preserve">§2</w:t>
+              </w:r>
+            </w:hyperlink>
+          </w:p>
+        </w:tc>
+      </w:tr>
+      <w:tr>
+        <w:tc>
+          <w:tcPr/>
+          <w:p>
+            <w:pPr>
+              <w:pStyle w:val="Compact"/>
+            </w:pPr>
+            <w:r>
+              <w:t xml:space="preserve">MAC and HMAC</w:t>
+            </w:r>
+          </w:p>
+        </w:tc>
+        <w:tc>
+          <w:tcPr/>
+          <w:p>
+            <w:pPr>
+              <w:pStyle w:val="Compact"/>
+            </w:pPr>
+            <w:r>
+              <w:t xml:space="preserve">A MAC is a function that produces a short tag from a secret key and a message, proving the message hasn’t changed; HMAC is the standard way to build one from a hash function using two nested calls.</w:t>
+            </w:r>
+          </w:p>
+        </w:tc>
+        <w:tc>
+          <w:tcPr/>
+          <w:p>
+            <w:pPr>
+              <w:pStyle w:val="Compact"/>
+            </w:pPr>
+            <w:hyperlink w:anchor="Xe5095c5aed51957e70a3de1f6b2b101a88fc823">
+              <w:r>
+                <w:rPr>
+                  <w:rStyle w:val="Hyperlink"/>
+                </w:rPr>
+                <w:t xml:space="preserve">§3</w:t>
+              </w:r>
+            </w:hyperlink>
+          </w:p>
+        </w:tc>
+      </w:tr>
+      <w:tr>
+        <w:tc>
+          <w:tcPr/>
+          <w:p>
+            <w:pPr>
+              <w:pStyle w:val="Compact"/>
+            </w:pPr>
+            <w:r>
+              <w:t xml:space="preserve">Asymmetric cryptography: RSA and ECC</w:t>
+            </w:r>
+          </w:p>
+        </w:tc>
+        <w:tc>
+          <w:tcPr/>
+          <w:p>
+            <w:pPr>
+              <w:pStyle w:val="Compact"/>
+            </w:pPr>
+            <w:r>
+              <w:t xml:space="preserve">RSA relies on the difficulty of factoring large integers, while elliptic curve cryptography (ECC) relies on the difficulty of the discrete logarithm problem on a curve; ECC gives the same security with a much shorter key.</w:t>
+            </w:r>
+          </w:p>
+        </w:tc>
+        <w:tc>
+          <w:tcPr/>
+          <w:p>
+            <w:pPr>
+              <w:pStyle w:val="Compact"/>
+            </w:pPr>
+            <w:hyperlink w:anchor="X96658019865f60acbfeb0ef3b654d6c3bd7d2b9">
+              <w:r>
+                <w:rPr>
+                  <w:rStyle w:val="Hyperlink"/>
+                </w:rPr>
+                <w:t xml:space="preserve">§4</w:t>
+              </w:r>
+            </w:hyperlink>
+          </w:p>
+        </w:tc>
+      </w:tr>
+      <w:tr>
+        <w:tc>
+          <w:tcPr/>
+          <w:p>
+            <w:pPr>
+              <w:pStyle w:val="Compact"/>
+            </w:pPr>
+            <w:r>
+              <w:t xml:space="preserve">Digital signature</w:t>
+            </w:r>
+          </w:p>
+        </w:tc>
+        <w:tc>
+          <w:tcPr/>
+          <w:p>
+            <w:pPr>
+              <w:pStyle w:val="Compact"/>
+            </w:pPr>
+            <w:r>
+              <w:t xml:space="preserve">A mechanism proving a message was created by the holder of a specific private key and has not been altered, verifiable by anyone with the public key; unlike a MAC, it also provides non-repudiation.</w:t>
+            </w:r>
+          </w:p>
+        </w:tc>
+        <w:tc>
+          <w:tcPr/>
+          <w:p>
+            <w:pPr>
+              <w:pStyle w:val="Compact"/>
+            </w:pPr>
+            <w:hyperlink w:anchor="X957bfafd49344b73f05e6c20b55420e5b3340c0">
+              <w:r>
+                <w:rPr>
+                  <w:rStyle w:val="Hyperlink"/>
+                </w:rPr>
+                <w:t xml:space="preserve">§5</w:t>
+              </w:r>
+            </w:hyperlink>
+          </w:p>
+        </w:tc>
+      </w:tr>
+      <w:tr>
+        <w:tc>
+          <w:tcPr/>
+          <w:p>
+            <w:pPr>
+              <w:pStyle w:val="Compact"/>
+            </w:pPr>
+            <w:r>
+              <w:t xml:space="preserve">Diffie–Hellman (DH)</w:t>
+            </w:r>
+          </w:p>
+        </w:tc>
+        <w:tc>
+          <w:tcPr/>
+          <w:p>
+            <w:pPr>
+              <w:pStyle w:val="Compact"/>
+            </w:pPr>
+            <w:r>
+              <w:t xml:space="preserve">A key-exchange method that lets two parties agree on a shared secret over an insecure channel without ever sharing a prior secret; without authentication it is open to a man-in-the-middle attack.</w:t>
+            </w:r>
+          </w:p>
+        </w:tc>
+        <w:tc>
+          <w:tcPr/>
+          <w:p>
+            <w:pPr>
+              <w:pStyle w:val="Compact"/>
+            </w:pPr>
+            <w:hyperlink w:anchor="X3f7eb96924f0e3bf3a4ff42976c8aa208ddd65d">
+              <w:r>
+                <w:rPr>
+                  <w:rStyle w:val="Hyperlink"/>
+                </w:rPr>
+                <w:t xml:space="preserve">§6</w:t>
+              </w:r>
+            </w:hyperlink>
+          </w:p>
+        </w:tc>
+      </w:tr>
+      <w:tr>
+        <w:tc>
+          <w:tcPr/>
+          <w:p>
+            <w:pPr>
+              <w:pStyle w:val="Compact"/>
+            </w:pPr>
+            <w:r>
+              <w:t xml:space="preserve">PKI and CA</w:t>
+            </w:r>
+          </w:p>
+        </w:tc>
+        <w:tc>
+          <w:tcPr/>
+          <w:p>
+            <w:pPr>
+              <w:pStyle w:val="Compact"/>
+            </w:pPr>
+            <w:r>
+              <w:t xml:space="preserve">Public key infrastructure (PKI) is the set of rules, roles, and documents that lets you verify, through certificate authorities (CAs), that a public key really belongs to the party who claims it.</w:t>
+            </w:r>
+          </w:p>
+        </w:tc>
+        <w:tc>
+          <w:tcPr/>
+          <w:p>
+            <w:pPr>
+              <w:pStyle w:val="Compact"/>
+            </w:pPr>
+            <w:hyperlink w:anchor="X1938a9d6ae32696efbf84926d1b8ae4a5c8f234">
+              <w:r>
+                <w:rPr>
+                  <w:rStyle w:val="Hyperlink"/>
+                </w:rPr>
+                <w:t xml:space="preserve">§7</w:t>
+              </w:r>
+            </w:hyperlink>
+          </w:p>
+        </w:tc>
+      </w:tr>
+      <w:tr>
+        <w:tc>
+          <w:tcPr/>
+          <w:p>
+            <w:pPr>
+              <w:pStyle w:val="Compact"/>
+            </w:pPr>
+            <w:r>
+              <w:t xml:space="preserve">Certificate and X.509</w:t>
+            </w:r>
+          </w:p>
+        </w:tc>
+        <w:tc>
+          <w:tcPr/>
+          <w:p>
+            <w:pPr>
+              <w:pStyle w:val="Compact"/>
+            </w:pPr>
+            <w:r>
+              <w:t xml:space="preserve">X.509 is the standard format for certificates that bind a public key to an identity and carry a CA’s signature; it contains the subject, public key, validity dates, and extensions (SAN, key usage).</w:t>
+            </w:r>
+          </w:p>
+        </w:tc>
+        <w:tc>
+          <w:tcPr/>
+          <w:p>
+            <w:pPr>
+              <w:pStyle w:val="Compact"/>
+            </w:pPr>
+            <w:hyperlink w:anchor="Xb675f9c14c1bfa4b65e5f58db105b186b90f538">
+              <w:r>
+                <w:rPr>
+                  <w:rStyle w:val="Hyperlink"/>
+                </w:rPr>
+                <w:t xml:space="preserve">§8</w:t>
+              </w:r>
+            </w:hyperlink>
+          </w:p>
+        </w:tc>
+      </w:tr>
+      <w:tr>
+        <w:tc>
+          <w:tcPr/>
+          <w:p>
+            <w:pPr>
+              <w:pStyle w:val="Compact"/>
+            </w:pPr>
+            <w:r>
+              <w:t xml:space="preserve">CRL and OCSP</w:t>
+            </w:r>
+          </w:p>
+        </w:tc>
+        <w:tc>
+          <w:tcPr/>
+          <w:p>
+            <w:pPr>
+              <w:pStyle w:val="Compact"/>
+            </w:pPr>
+            <w:r>
+              <w:t xml:space="preserve">A CRL is a CA-signed list of revoked certificates; OCSP is a protocol for querying a certificate’s revocation status on the spot.</w:t>
+            </w:r>
+          </w:p>
+        </w:tc>
+        <w:tc>
+          <w:tcPr/>
+          <w:p>
+            <w:pPr>
+              <w:pStyle w:val="Compact"/>
+            </w:pPr>
+            <w:hyperlink w:anchor="X9b3980d935ee72d4efce6fc96c6305c0f00818b">
+              <w:r>
+                <w:rPr>
+                  <w:rStyle w:val="Hyperlink"/>
+                </w:rPr>
+                <w:t xml:space="preserve">§10</w:t>
+              </w:r>
+            </w:hyperlink>
+          </w:p>
+        </w:tc>
+      </w:tr>
+      <w:tr>
+        <w:tc>
+          <w:tcPr/>
+          <w:p>
+            <w:pPr>
+              <w:pStyle w:val="Compact"/>
+            </w:pPr>
+            <w:r>
+              <w:t xml:space="preserve">HSM, PKCS#11, SoftHSM</w:t>
+            </w:r>
+          </w:p>
+        </w:tc>
+        <w:tc>
+          <w:tcPr/>
+          <w:p>
+            <w:pPr>
+              <w:pStyle w:val="Compact"/>
+            </w:pPr>
+            <w:r>
+              <w:t xml:space="preserve">An HSM is a tamper-resistant hardware module that generates and operates on keys without ever releasing them; PKCS#11 is the standard interface for talking to such modules, and SoftHSM is a software simulation of one for testing.</w:t>
+            </w:r>
+          </w:p>
+        </w:tc>
+        <w:tc>
+          <w:tcPr/>
+          <w:p>
+            <w:pPr>
+              <w:pStyle w:val="Compact"/>
+            </w:pPr>
+            <w:hyperlink w:anchor="X91be91f07a35dd232844d4ab554c3e092d78f3c">
+              <w:r>
+                <w:rPr>
+                  <w:rStyle w:val="Hyperlink"/>
+                </w:rPr>
+                <w:t xml:space="preserve">§11</w:t>
+              </w:r>
+            </w:hyperlink>
+          </w:p>
+        </w:tc>
+      </w:tr>
+      <w:tr>
+        <w:tc>
+          <w:tcPr/>
+          <w:p>
+            <w:pPr>
+              <w:pStyle w:val="Compact"/>
+            </w:pPr>
+            <w:r>
+              <w:t xml:space="preserve">Post-quantum cryptography (PQC)</w:t>
+            </w:r>
+          </w:p>
+        </w:tc>
+        <w:tc>
+          <w:tcPr/>
+          <w:p>
+            <w:pPr>
+              <w:pStyle w:val="Compact"/>
+            </w:pPr>
+            <w:r>
+              <w:t xml:space="preserve">New algorithms built on different mathematical problems, such as lattices, as a hedge against the assumption that a sufficiently large quantum computer could efficiently solve the problems RSA and elliptic curves rely on.</w:t>
+            </w:r>
+          </w:p>
+        </w:tc>
+        <w:tc>
+          <w:tcPr/>
+          <w:p>
+            <w:pPr>
+              <w:pStyle w:val="Compact"/>
+            </w:pPr>
+            <w:hyperlink w:anchor="Xf77cb8db8133df84d222f191347c085df868234">
+              <w:r>
+                <w:rPr>
+                  <w:rStyle w:val="Hyperlink"/>
+                </w:rPr>
+                <w:t xml:space="preserve">§12</w:t>
+              </w:r>
+            </w:hyperlink>
+          </w:p>
+        </w:tc>
+      </w:tr>
+    </w:tbl>
     <w:bookmarkEnd w:id="28"/>
-    <w:bookmarkStart w:id="29" w:name="diffiehellman-dh"/>
-    <w:p>
-      <w:pPr>
-        <w:pStyle w:val="Heading3"/>
-      </w:pPr>
-      <w:r>
-        <w:t xml:space="preserve">Diffie–Hellman (DH)</w:t>
-      </w:r>
-    </w:p>
-    <w:p>
-      <w:pPr>
-        <w:pStyle w:val="Compact"/>
-        <w:numPr>
-          <w:ilvl w:val="0"/>
-          <w:numId w:val="1010"/>
-        </w:numPr>
-      </w:pPr>
-      <w:r>
-        <w:rPr>
-          <w:b/>
-          <w:bCs/>
-        </w:rPr>
-        <w:t xml:space="preserve">DH:</w:t>
-      </w:r>
-      <w:r>
-        <w:t xml:space="preserve"> </w:t>
-      </w:r>
-      <w:r>
-        <w:t xml:space="preserve">two parties derive a shared secret</w:t>
-      </w:r>
-      <w:r>
-        <w:t xml:space="preserve"> </w:t>
-      </w:r>
-      <w:r>
-        <w:rPr>
-          <w:b/>
-          <w:bCs/>
-        </w:rPr>
-        <w:t xml:space="preserve">without sharing</w:t>
-      </w:r>
-      <w:r>
-        <w:t xml:space="preserve"> </w:t>
-      </w:r>
-      <w:r>
-        <w:t xml:space="preserve">a private key.</w:t>
-      </w:r>
-    </w:p>
-    <w:p>
-      <w:pPr>
-        <w:pStyle w:val="Compact"/>
-        <w:numPr>
-          <w:ilvl w:val="0"/>
-          <w:numId w:val="1010"/>
-        </w:numPr>
-      </w:pPr>
-      <w:r>
-        <w:t xml:space="preserve">Key agreement over a network.</w:t>
-      </w:r>
-    </w:p>
-    <w:p>
-      <w:pPr>
-        <w:pStyle w:val="Compact"/>
-        <w:numPr>
-          <w:ilvl w:val="0"/>
-          <w:numId w:val="1010"/>
-        </w:numPr>
-      </w:pPr>
-      <w:r>
-        <w:t xml:space="preserve">Risk of</w:t>
-      </w:r>
-      <w:r>
-        <w:t xml:space="preserve"> </w:t>
-      </w:r>
-      <w:r>
-        <w:rPr>
-          <w:b/>
-          <w:bCs/>
-        </w:rPr>
-        <w:t xml:space="preserve">man-in-the-middle</w:t>
-      </w:r>
-      <w:r>
-        <w:t xml:space="preserve"> </w:t>
-      </w:r>
-      <w:r>
-        <w:t xml:space="preserve">(MITM) if identity is not authenticated.</w:t>
-      </w:r>
-    </w:p>
-    <w:bookmarkEnd w:id="29"/>
-    <w:bookmarkStart w:id="30" w:name="pki-and-ca"/>
-    <w:p>
-      <w:pPr>
-        <w:pStyle w:val="Heading3"/>
-      </w:pPr>
-      <w:r>
-        <w:t xml:space="preserve">PKI and CA</w:t>
-      </w:r>
-    </w:p>
-    <w:p>
-      <w:pPr>
-        <w:pStyle w:val="Compact"/>
-        <w:numPr>
-          <w:ilvl w:val="0"/>
-          <w:numId w:val="1011"/>
-        </w:numPr>
-      </w:pPr>
-      <w:r>
-        <w:rPr>
-          <w:b/>
-          <w:bCs/>
-        </w:rPr>
-        <w:t xml:space="preserve">PKI (Public Key Infrastructure):</w:t>
-      </w:r>
-      <w:r>
-        <w:t xml:space="preserve"> </w:t>
-      </w:r>
-      <w:r>
-        <w:t xml:space="preserve">a trust system that answers the question</w:t>
-      </w:r>
-      <w:r>
-        <w:t xml:space="preserve"> </w:t>
-      </w:r>
-      <w:r>
-        <w:t xml:space="preserve">“which public key belongs to</w:t>
-      </w:r>
-      <w:r>
-        <w:t xml:space="preserve"> </w:t>
-      </w:r>
-      <w:r>
-        <w:t xml:space="preserve">whom?”</w:t>
-      </w:r>
-    </w:p>
-    <w:p>
-      <w:pPr>
-        <w:pStyle w:val="Compact"/>
-        <w:numPr>
-          <w:ilvl w:val="0"/>
-          <w:numId w:val="1011"/>
-        </w:numPr>
-      </w:pPr>
-      <w:r>
-        <w:rPr>
-          <w:b/>
-          <w:bCs/>
-        </w:rPr>
-        <w:t xml:space="preserve">CA (Certificate Authority):</w:t>
-      </w:r>
-      <w:r>
-        <w:t xml:space="preserve"> </w:t>
-      </w:r>
-      <w:r>
-        <w:t xml:space="preserve">the trusted party that signs certificates.</w:t>
-      </w:r>
-    </w:p>
-    <w:p>
-      <w:pPr>
-        <w:pStyle w:val="Compact"/>
-        <w:numPr>
-          <w:ilvl w:val="0"/>
-          <w:numId w:val="1011"/>
-        </w:numPr>
-      </w:pPr>
-      <w:r>
-        <w:t xml:space="preserve">Root CA → intermediate CA → server certificate.</w:t>
-      </w:r>
-    </w:p>
-    <w:bookmarkEnd w:id="30"/>
-    <w:bookmarkStart w:id="31" w:name="certificate-and-x.509"/>
-    <w:p>
-      <w:pPr>
-        <w:pStyle w:val="Heading3"/>
-      </w:pPr>
-      <w:r>
-        <w:t xml:space="preserve">Certificate and X.509</w:t>
-      </w:r>
-    </w:p>
-    <w:p>
-      <w:pPr>
-        <w:pStyle w:val="Compact"/>
-        <w:numPr>
-          <w:ilvl w:val="0"/>
-          <w:numId w:val="1012"/>
-        </w:numPr>
-      </w:pPr>
-      <w:r>
-        <w:rPr>
-          <w:b/>
-          <w:bCs/>
-        </w:rPr>
-        <w:t xml:space="preserve">Certificate:</w:t>
-      </w:r>
-      <w:r>
-        <w:t xml:space="preserve"> </w:t>
-      </w:r>
-      <w:r>
-        <w:t xml:space="preserve">a document, signed by a CA, that binds a public key to an identity (a domain name).</w:t>
-      </w:r>
-    </w:p>
-    <w:p>
-      <w:pPr>
-        <w:pStyle w:val="Compact"/>
-        <w:numPr>
-          <w:ilvl w:val="0"/>
-          <w:numId w:val="1012"/>
-        </w:numPr>
-      </w:pPr>
-      <w:r>
-        <w:rPr>
-          <w:b/>
-          <w:bCs/>
-        </w:rPr>
-        <w:t xml:space="preserve">X.509:</w:t>
-      </w:r>
-      <w:r>
-        <w:t xml:space="preserve"> </w:t>
-      </w:r>
-      <w:r>
-        <w:t xml:space="preserve">the standard format for certificates.</w:t>
-      </w:r>
-    </w:p>
-    <w:p>
-      <w:pPr>
-        <w:pStyle w:val="Compact"/>
-        <w:numPr>
-          <w:ilvl w:val="0"/>
-          <w:numId w:val="1012"/>
-        </w:numPr>
-      </w:pPr>
-      <w:r>
-        <w:t xml:space="preserve">It contains: subject, public key, validity, signature, SAN.</w:t>
-      </w:r>
-    </w:p>
-    <w:bookmarkEnd w:id="31"/>
-    <w:bookmarkStart w:id="32" w:name="crl-and-ocsp"/>
-    <w:p>
-      <w:pPr>
-        <w:pStyle w:val="Heading3"/>
-      </w:pPr>
-      <w:r>
-        <w:t xml:space="preserve">CRL and OCSP</w:t>
-      </w:r>
-    </w:p>
-    <w:p>
-      <w:pPr>
-        <w:pStyle w:val="Compact"/>
-        <w:numPr>
-          <w:ilvl w:val="0"/>
-          <w:numId w:val="1013"/>
-        </w:numPr>
-      </w:pPr>
-      <w:r>
-        <w:rPr>
-          <w:b/>
-          <w:bCs/>
-        </w:rPr>
-        <w:t xml:space="preserve">CRL (Certificate Revocation List):</w:t>
-      </w:r>
-      <w:r>
-        <w:t xml:space="preserve"> </w:t>
-      </w:r>
-      <w:r>
-        <w:t xml:space="preserve">a</w:t>
-      </w:r>
-      <w:r>
-        <w:t xml:space="preserve"> </w:t>
-      </w:r>
-      <w:r>
-        <w:rPr>
-          <w:b/>
-          <w:bCs/>
-        </w:rPr>
-        <w:t xml:space="preserve">list</w:t>
-      </w:r>
-      <w:r>
-        <w:t xml:space="preserve"> </w:t>
-      </w:r>
-      <w:r>
-        <w:t xml:space="preserve">of revoked certificates.</w:t>
-      </w:r>
-    </w:p>
-    <w:p>
-      <w:pPr>
-        <w:pStyle w:val="Compact"/>
-        <w:numPr>
-          <w:ilvl w:val="0"/>
-          <w:numId w:val="1013"/>
-        </w:numPr>
-      </w:pPr>
-      <w:r>
-        <w:rPr>
-          <w:b/>
-          <w:bCs/>
-        </w:rPr>
-        <w:t xml:space="preserve">OCSP:</w:t>
-      </w:r>
-      <w:r>
-        <w:t xml:space="preserve"> </w:t>
-      </w:r>
-      <w:r>
-        <w:t xml:space="preserve">asking about a certificate’s revocation status</w:t>
-      </w:r>
-      <w:r>
-        <w:t xml:space="preserve"> </w:t>
-      </w:r>
-      <w:r>
-        <w:rPr>
-          <w:b/>
-          <w:bCs/>
-        </w:rPr>
-        <w:t xml:space="preserve">on the spot</w:t>
-      </w:r>
-      <w:r>
-        <w:t xml:space="preserve">.</w:t>
-      </w:r>
-    </w:p>
-    <w:p>
-      <w:pPr>
-        <w:pStyle w:val="Compact"/>
-        <w:numPr>
-          <w:ilvl w:val="0"/>
-          <w:numId w:val="1013"/>
-        </w:numPr>
-      </w:pPr>
-      <w:r>
-        <w:t xml:space="preserve">The question</w:t>
-      </w:r>
-      <w:r>
-        <w:t xml:space="preserve"> </w:t>
-      </w:r>
-      <w:r>
-        <w:t xml:space="preserve">“is this certificate still valid?”</w:t>
-      </w:r>
-    </w:p>
-    <w:bookmarkEnd w:id="32"/>
-    <w:bookmarkStart w:id="33" w:name="hsm-pkcs11-softhsm"/>
-    <w:p>
-      <w:pPr>
-        <w:pStyle w:val="Heading3"/>
-      </w:pPr>
-      <w:r>
-        <w:t xml:space="preserve">HSM, PKCS#11, SoftHSM</w:t>
-      </w:r>
-    </w:p>
-    <w:p>
-      <w:pPr>
-        <w:pStyle w:val="Compact"/>
-        <w:numPr>
-          <w:ilvl w:val="0"/>
-          <w:numId w:val="1014"/>
-        </w:numPr>
-      </w:pPr>
-      <w:r>
-        <w:rPr>
-          <w:b/>
-          <w:bCs/>
-        </w:rPr>
-        <w:t xml:space="preserve">HSM:</w:t>
-      </w:r>
-      <w:r>
-        <w:t xml:space="preserve"> </w:t>
-      </w:r>
-      <w:r>
-        <w:t xml:space="preserve">dedicated</w:t>
-      </w:r>
-      <w:r>
-        <w:t xml:space="preserve"> </w:t>
-      </w:r>
-      <w:r>
-        <w:rPr>
-          <w:b/>
-          <w:bCs/>
-        </w:rPr>
-        <w:t xml:space="preserve">hardware</w:t>
-      </w:r>
-      <w:r>
-        <w:t xml:space="preserve"> </w:t>
-      </w:r>
-      <w:r>
-        <w:t xml:space="preserve">that stores and operates on keys; the key never leaves it.</w:t>
-      </w:r>
-    </w:p>
-    <w:p>
-      <w:pPr>
-        <w:pStyle w:val="Compact"/>
-        <w:numPr>
-          <w:ilvl w:val="0"/>
-          <w:numId w:val="1014"/>
-        </w:numPr>
-      </w:pPr>
-      <w:r>
-        <w:rPr>
-          <w:b/>
-          <w:bCs/>
-        </w:rPr>
-        <w:t xml:space="preserve">PKCS#11:</w:t>
-      </w:r>
-      <w:r>
-        <w:t xml:space="preserve"> </w:t>
-      </w:r>
-      <w:r>
-        <w:t xml:space="preserve">the standard interface for talking to key modules.</w:t>
-      </w:r>
-    </w:p>
-    <w:p>
-      <w:pPr>
-        <w:pStyle w:val="Compact"/>
-        <w:numPr>
-          <w:ilvl w:val="0"/>
-          <w:numId w:val="1014"/>
-        </w:numPr>
-      </w:pPr>
-      <w:r>
-        <w:rPr>
-          <w:b/>
-          <w:bCs/>
-        </w:rPr>
-        <w:t xml:space="preserve">SoftHSM:</w:t>
-      </w:r>
-      <w:r>
-        <w:t xml:space="preserve"> </w:t>
-      </w:r>
-      <w:r>
-        <w:t xml:space="preserve">a software simulation of an HSM (for testing).</w:t>
-      </w:r>
-    </w:p>
-    <w:bookmarkEnd w:id="33"/>
-    <w:bookmarkStart w:id="34" w:name="post-quantum-pqc"/>
-    <w:p>
-      <w:pPr>
-        <w:pStyle w:val="Heading3"/>
-      </w:pPr>
-      <w:r>
-        <w:t xml:space="preserve">Post-quantum (PQC)</w:t>
-      </w:r>
-    </w:p>
-    <w:p>
-      <w:pPr>
-        <w:pStyle w:val="Compact"/>
-        <w:numPr>
-          <w:ilvl w:val="0"/>
-          <w:numId w:val="1015"/>
-        </w:numPr>
-      </w:pPr>
-      <w:r>
-        <w:rPr>
-          <w:b/>
-          <w:bCs/>
-        </w:rPr>
-        <w:t xml:space="preserve">PQC (Post-Quantum Cryptography):</w:t>
-      </w:r>
-      <w:r>
-        <w:t xml:space="preserve"> </w:t>
-      </w:r>
-      <w:r>
-        <w:t xml:space="preserve">algorithms resistant to quantum computers.</w:t>
-      </w:r>
-    </w:p>
-    <w:p>
-      <w:pPr>
-        <w:pStyle w:val="Compact"/>
-        <w:numPr>
-          <w:ilvl w:val="0"/>
-          <w:numId w:val="1015"/>
-        </w:numPr>
-      </w:pPr>
-      <w:r>
-        <w:t xml:space="preserve">Today’s RSA/ECC will be under threat in the future.</w:t>
-      </w:r>
-    </w:p>
-    <w:p>
-      <w:pPr>
-        <w:pStyle w:val="Compact"/>
-        <w:numPr>
-          <w:ilvl w:val="0"/>
-          <w:numId w:val="1015"/>
-        </w:numPr>
-      </w:pPr>
-      <w:r>
-        <w:t xml:space="preserve">Standardization is ongoing (e.g., ML-KEM).</w:t>
-      </w:r>
-    </w:p>
-    <w:bookmarkEnd w:id="34"/>
-    <w:bookmarkStart w:id="35" w:name="now-were-ready"/>
-    <w:p>
-      <w:pPr>
-        <w:pStyle w:val="Heading3"/>
-      </w:pPr>
-      <w:r>
-        <w:t xml:space="preserve">Now we’re ready</w:t>
-      </w:r>
-    </w:p>
-    <w:p>
-      <w:pPr>
-        <w:pStyle w:val="FirstParagraph"/>
-      </w:pPr>
-      <w:r>
-        <w:t xml:space="preserve">Terms:</w:t>
-      </w:r>
-    </w:p>
-    <w:p>
-      <w:pPr>
-        <w:pStyle w:val="BodyText"/>
-      </w:pPr>
-      <w:r>
-        <w:t xml:space="preserve">symmetric/asymmetric · block cipher/mode · padding · AEAD · MAC/HMAC · digest · signature · RSA/ECC · DH · PKI/CA · certificate/X.509 · CRL/OCSP · HSM/PKCS#11 · PQC</w:t>
-      </w:r>
-    </w:p>
-    <w:p>
-      <w:pPr>
-        <w:pStyle w:val="BodyText"/>
-      </w:pPr>
-      <w:r>
-        <w:t xml:space="preserve">Now: choosing the right algorithm and key.</w:t>
-      </w:r>
-    </w:p>
-    <w:bookmarkEnd w:id="35"/>
-    <w:bookmarkStart w:id="36" w:name="how-do-the-concepts-connect"/>
+    <w:bookmarkStart w:id="29" w:name="how-do-the-concepts-connect"/>
     <w:p>
       <w:pPr>
         <w:pStyle w:val="Heading3"/>
@@ -3529,9 +3091,9 @@
         <w:t xml:space="preserve">meaningless. Re-read a section that feels hard a second time, then move on.</w:t>
       </w:r>
     </w:p>
-    <w:bookmarkEnd w:id="36"/>
-    <w:bookmarkEnd w:id="37"/>
-    <w:bookmarkStart w:id="49" w:name="Xaf7f26dbb390e07c0d9d430f6a93bb3e8e81202"/>
+    <w:bookmarkEnd w:id="29"/>
+    <w:bookmarkEnd w:id="30"/>
+    <w:bookmarkStart w:id="45" w:name="Xaf7f26dbb390e07c0d9d430f6a93bb3e8e81202"/>
     <w:p>
       <w:pPr>
         <w:pStyle w:val="Heading2"/>
@@ -3545,7 +3107,74 @@
         <w:pStyle w:val="FirstParagraph"/>
       </w:pPr>
       <w:r>
-        <w:t xml:space="preserve">In Week 3 we used cryptography as a</w:t>
+        <w:t xml:space="preserve">We ended Week 9 with a warning: obfuscating code does</w:t>
+      </w:r>
+      <w:r>
+        <w:t xml:space="preserve"> </w:t>
+      </w:r>
+      <w:r>
+        <w:rPr>
+          <w:b/>
+          <w:bCs/>
+        </w:rPr>
+        <w:t xml:space="preserve">not</w:t>
+      </w:r>
+      <w:r>
+        <w:t xml:space="preserve"> </w:t>
+      </w:r>
+      <w:r>
+        <w:t xml:space="preserve">store a key, it only makes the surroundings harder to</w:t>
+      </w:r>
+      <w:r>
+        <w:t xml:space="preserve"> </w:t>
+      </w:r>
+      <w:r>
+        <w:t xml:space="preserve">work with (</w:t>
+      </w:r>
+      <w:hyperlink r:id="rId31">
+        <w:r>
+          <w:rPr>
+            <w:rStyle w:val="Hyperlink"/>
+          </w:rPr>
+          <w:t xml:space="preserve">Week 9, §3</w:t>
+        </w:r>
+      </w:hyperlink>
+      <w:r>
+        <w:t xml:space="preserve">). This</w:t>
+      </w:r>
+      <w:r>
+        <w:t xml:space="preserve"> </w:t>
+      </w:r>
+      <w:r>
+        <w:t xml:space="preserve">week we move on to the actual fix — instead of hiding keys, we protect them</w:t>
+      </w:r>
+      <w:r>
+        <w:t xml:space="preserve"> </w:t>
+      </w:r>
+      <w:r>
+        <w:rPr>
+          <w:b/>
+          <w:bCs/>
+        </w:rPr>
+        <w:t xml:space="preserve">for real</w:t>
+      </w:r>
+      <w:r>
+        <w:t xml:space="preserve"> </w:t>
+      </w:r>
+      <w:r>
+        <w:t xml:space="preserve">with the right algorithm</w:t>
+      </w:r>
+      <w:r>
+        <w:t xml:space="preserve"> </w:t>
+      </w:r>
+      <w:r>
+        <w:t xml:space="preserve">choice, the right protocol, and, where needed, hardware-backed storage (PKI, HSM). In Week 3 we used cryptography</w:t>
+      </w:r>
+      <w:r>
+        <w:t xml:space="preserve"> </w:t>
+      </w:r>
+      <w:r>
+        <w:t xml:space="preserve">as a</w:t>
       </w:r>
       <w:r>
         <w:t xml:space="preserve"> </w:t>
@@ -3561,7 +3190,24 @@
         <w:t xml:space="preserve"> </w:t>
       </w:r>
       <w:r>
-        <w:t xml:space="preserve">to protect data in transit, at rest, and in use. This week we look</w:t>
+        <w:t xml:space="preserve">to protect data in transit, at rest, and in use</w:t>
+      </w:r>
+      <w:r>
+        <w:t xml:space="preserve"> </w:t>
+      </w:r>
+      <w:r>
+        <w:t xml:space="preserve">(</w:t>
+      </w:r>
+      <w:hyperlink r:id="rId32">
+        <w:r>
+          <w:rPr>
+            <w:rStyle w:val="Hyperlink"/>
+          </w:rPr>
+          <w:t xml:space="preserve">Week 3, §1</w:t>
+        </w:r>
+      </w:hyperlink>
+      <w:r>
+        <w:t xml:space="preserve">); this week we look</w:t>
       </w:r>
       <w:r>
         <w:t xml:space="preserve"> </w:t>
@@ -3589,20 +3235,20 @@
       <w:r>
         <w:drawing>
           <wp:inline>
-            <wp:extent cx="5759999" cy="2470728"/>
+            <wp:extent cx="5759999" cy="1569811"/>
             <wp:effectExtent b="0" l="0" r="0" t="0"/>
-            <wp:docPr descr="The roles of symmetric and asymmetric cryptography" title="" id="39" name="Picture"/>
+            <wp:docPr descr="The roles of symmetric and asymmetric cryptography" title="" id="34" name="Picture"/>
             <a:graphic>
               <a:graphicData uri="http://schemas.openxmlformats.org/drawingml/2006/picture">
                 <pic:pic>
                   <pic:nvPicPr>
-                    <pic:cNvPr descr="h10-05-simetrik-asimetrik.png" id="40" name="Picture"/>
+                    <pic:cNvPr descr="h10-05-simetrik-asimetrik.png" id="35" name="Picture"/>
                     <pic:cNvPicPr>
                       <a:picLocks noChangeArrowheads="1" noChangeAspect="1"/>
                     </pic:cNvPicPr>
                   </pic:nvPicPr>
                   <pic:blipFill>
-                    <a:blip r:embed="rId38"/>
+                    <a:blip r:embed="rId33"/>
                     <a:stretch>
                       <a:fillRect/>
                     </a:stretch>
@@ -3610,7 +3256,7 @@
                   <pic:spPr bwMode="auto">
                     <a:xfrm>
                       <a:off x="0" y="0"/>
-                      <a:ext cx="5759999" cy="2470728"/>
+                      <a:ext cx="5759999" cy="1569811"/>
                     </a:xfrm>
                     <a:prstGeom prst="rect">
                       <a:avLst/>
@@ -3646,7 +3292,7 @@
         <w:pStyle w:val="Compact"/>
         <w:numPr>
           <w:ilvl w:val="0"/>
-          <w:numId w:val="1016"/>
+          <w:numId w:val="1003"/>
         </w:numPr>
       </w:pPr>
       <w:r>
@@ -3693,7 +3339,7 @@
         <w:pStyle w:val="Compact"/>
         <w:numPr>
           <w:ilvl w:val="0"/>
-          <w:numId w:val="1016"/>
+          <w:numId w:val="1003"/>
         </w:numPr>
       </w:pPr>
       <w:r>
@@ -3744,7 +3390,7 @@
         <w:pStyle w:val="Compact"/>
         <w:numPr>
           <w:ilvl w:val="0"/>
-          <w:numId w:val="1016"/>
+          <w:numId w:val="1003"/>
         </w:numPr>
       </w:pPr>
       <w:r>
@@ -3814,7 +3460,7 @@
         <w:pStyle w:val="Compact"/>
         <w:numPr>
           <w:ilvl w:val="0"/>
-          <w:numId w:val="1016"/>
+          <w:numId w:val="1003"/>
         </w:numPr>
       </w:pPr>
       <w:r>
@@ -3900,7 +3546,7 @@
         <w:pStyle w:val="Compact"/>
         <w:numPr>
           <w:ilvl w:val="0"/>
-          <w:numId w:val="1016"/>
+          <w:numId w:val="1003"/>
         </w:numPr>
       </w:pPr>
       <w:r>
@@ -3947,7 +3593,7 @@
         <w:t xml:space="preserve">painful lessons of this timeline.</w:t>
       </w:r>
     </w:p>
-    <w:bookmarkStart w:id="41" w:name="five-basic-jobs-five-tool-families"/>
+    <w:bookmarkStart w:id="36" w:name="five-basic-jobs-five-tool-families"/>
     <w:p>
       <w:pPr>
         <w:pStyle w:val="Heading3"/>
@@ -4287,8 +3933,8 @@
         </w:tc>
       </w:tr>
     </w:tbl>
-    <w:bookmarkEnd w:id="41"/>
-    <w:bookmarkStart w:id="46" w:name="key-length-security-level"/>
+    <w:bookmarkEnd w:id="36"/>
+    <w:bookmarkStart w:id="41" w:name="key-length-security-level"/>
     <w:p>
       <w:pPr>
         <w:pStyle w:val="Heading3"/>
@@ -4747,7 +4393,7 @@
         <w:t xml:space="preserve">(Recipe 5.16). Only the algorithms themselves have changed.</w:t>
       </w:r>
     </w:p>
-    <w:bookmarkStart w:id="45" w:name="the-weakest-link-rule"/>
+    <w:bookmarkStart w:id="40" w:name="the-weakest-link-rule"/>
     <w:p>
       <w:pPr>
         <w:pStyle w:val="Heading4"/>
@@ -4818,20 +4464,20 @@
       <w:r>
         <w:drawing>
           <wp:inline>
-            <wp:extent cx="5759999" cy="2574688"/>
+            <wp:extent cx="5759999" cy="2439118"/>
             <wp:effectExtent b="0" l="0" r="0" t="0"/>
-            <wp:docPr descr="The weakest-link rule" title="" id="43" name="Picture"/>
+            <wp:docPr descr="The weakest-link rule" title="" id="38" name="Picture"/>
             <a:graphic>
               <a:graphicData uri="http://schemas.openxmlformats.org/drawingml/2006/picture">
                 <pic:pic>
                   <pic:nvPicPr>
-                    <pic:cNvPr descr="h10-13-en-zayif-halka.png" id="44" name="Picture"/>
+                    <pic:cNvPr descr="h10-13-en-zayif-halka.png" id="39" name="Picture"/>
                     <pic:cNvPicPr>
                       <a:picLocks noChangeArrowheads="1" noChangeAspect="1"/>
                     </pic:cNvPicPr>
                   </pic:nvPicPr>
                   <pic:blipFill>
-                    <a:blip r:embed="rId42"/>
+                    <a:blip r:embed="rId37"/>
                     <a:stretch>
                       <a:fillRect/>
                     </a:stretch>
@@ -4839,7 +4485,7 @@
                   <pic:spPr bwMode="auto">
                     <a:xfrm>
                       <a:off x="0" y="0"/>
-                      <a:ext cx="5759999" cy="2574688"/>
+                      <a:ext cx="5759999" cy="2439118"/>
                     </a:xfrm>
                     <a:prstGeom prst="rect">
                       <a:avLst/>
@@ -4858,9 +4504,9 @@
         </w:drawing>
       </w:r>
     </w:p>
-    <w:bookmarkEnd w:id="45"/>
-    <w:bookmarkEnd w:id="46"/>
-    <w:bookmarkStart w:id="47" w:name="X36f8cda3a6dd3421e344db3df598cb9d1efd7ae"/>
+    <w:bookmarkEnd w:id="40"/>
+    <w:bookmarkEnd w:id="41"/>
+    <w:bookmarkStart w:id="42" w:name="X36f8cda3a6dd3421e344db3df598cb9d1efd7ae"/>
     <w:p>
       <w:pPr>
         <w:pStyle w:val="Heading3"/>
@@ -4908,8 +4554,8 @@
         <w:t xml:space="preserve">ready-made, proven constructions (TLS 1.3, AEAD, HPKE, Noise).</w:t>
       </w:r>
     </w:p>
-    <w:bookmarkEnd w:id="47"/>
-    <w:bookmarkStart w:id="48" w:name="X904fc86a07f9402909ac1e3b0fea5ae32e6026b"/>
+    <w:bookmarkEnd w:id="42"/>
+    <w:bookmarkStart w:id="44" w:name="X904fc86a07f9402909ac1e3b0fea5ae32e6026b"/>
     <w:p>
       <w:pPr>
         <w:pStyle w:val="Heading3"/>
@@ -5421,14 +5067,31 @@
       <w:pPr>
         <w:pStyle w:val="FirstParagraph"/>
       </w:pPr>
-      <w:r>
-        <w:t xml:space="preserve">In Week 3 we only saw the</w:t>
-      </w:r>
-      <w:r>
-        <w:t xml:space="preserve"> </w:t>
-      </w:r>
-      <w:r>
-        <w:t xml:space="preserve">“which tool do I use when”</w:t>
+      <w:hyperlink r:id="rId43">
+        <w:r>
+          <w:rPr>
+            <w:rStyle w:val="Hyperlink"/>
+          </w:rPr>
+          <w:t xml:space="preserve">In Week 3</w:t>
+        </w:r>
+      </w:hyperlink>
+      <w:r>
+        <w:t xml:space="preserve"> </w:t>
+      </w:r>
+      <w:r>
+        <w:t xml:space="preserve">we only saw the</w:t>
+      </w:r>
+      <w:r>
+        <w:t xml:space="preserve"> </w:t>
+      </w:r>
+      <w:r>
+        <w:t xml:space="preserve">“which</w:t>
+      </w:r>
+      <w:r>
+        <w:t xml:space="preserve"> </w:t>
+      </w:r>
+      <w:r>
+        <w:t xml:space="preserve">tool do I use when”</w:t>
       </w:r>
       <w:r>
         <w:t xml:space="preserve"> </w:t>
@@ -5484,9 +5147,9 @@
         </w:pict>
       </w:r>
     </w:p>
-    <w:bookmarkEnd w:id="48"/>
-    <w:bookmarkEnd w:id="49"/>
-    <w:bookmarkStart w:id="59" w:name="X74fa26fb2f7984af8ea5e11cea6601c691258e6"/>
+    <w:bookmarkEnd w:id="44"/>
+    <w:bookmarkEnd w:id="45"/>
+    <w:bookmarkStart w:id="58" w:name="X74fa26fb2f7984af8ea5e11cea6601c691258e6"/>
     <w:p>
       <w:pPr>
         <w:pStyle w:val="Heading2"/>
@@ -5541,7 +5204,21 @@
         <w:t xml:space="preserve"> </w:t>
       </w:r>
       <w:r>
-        <w:t xml:space="preserve">the choice of algorithm; recall the ECB penguin from Week 3.</w:t>
+        <w:t xml:space="preserve">the choice of algorithm; recall</w:t>
+      </w:r>
+      <w:r>
+        <w:t xml:space="preserve"> </w:t>
+      </w:r>
+      <w:hyperlink r:id="rId46">
+        <w:r>
+          <w:rPr>
+            <w:rStyle w:val="Hyperlink"/>
+          </w:rPr>
+          <w:t xml:space="preserve">the ECB penguin from Week 3</w:t>
+        </w:r>
+      </w:hyperlink>
+      <w:r>
+        <w:t xml:space="preserve">.</w:t>
       </w:r>
     </w:p>
     <w:p>
@@ -5551,20 +5228,20 @@
       <w:r>
         <w:drawing>
           <wp:inline>
-            <wp:extent cx="5759999" cy="2283460"/>
+            <wp:extent cx="5759999" cy="1507167"/>
             <wp:effectExtent b="0" l="0" r="0" t="0"/>
-            <wp:docPr descr="Consequences of nonce reuse" title="" id="51" name="Picture"/>
+            <wp:docPr descr="Consequences of nonce reuse" title="" id="48" name="Picture"/>
             <a:graphic>
               <a:graphicData uri="http://schemas.openxmlformats.org/drawingml/2006/picture">
                 <pic:pic>
                   <pic:nvPicPr>
-                    <pic:cNvPr descr="h10-07-nonce-tekrari.png" id="52" name="Picture"/>
+                    <pic:cNvPr descr="h10-07-nonce-tekrari.png" id="49" name="Picture"/>
                     <pic:cNvPicPr>
                       <a:picLocks noChangeArrowheads="1" noChangeAspect="1"/>
                     </pic:cNvPicPr>
                   </pic:nvPicPr>
                   <pic:blipFill>
-                    <a:blip r:embed="rId50"/>
+                    <a:blip r:embed="rId47"/>
                     <a:stretch>
                       <a:fillRect/>
                     </a:stretch>
@@ -5572,7 +5249,7 @@
                   <pic:spPr bwMode="auto">
                     <a:xfrm>
                       <a:off x="0" y="0"/>
-                      <a:ext cx="5759999" cy="2283460"/>
+                      <a:ext cx="5759999" cy="1507167"/>
                     </a:xfrm>
                     <a:prstGeom prst="rect">
                       <a:avLst/>
@@ -5598,20 +5275,20 @@
       <w:r>
         <w:drawing>
           <wp:inline>
-            <wp:extent cx="5759999" cy="2470728"/>
+            <wp:extent cx="5759999" cy="1618113"/>
             <wp:effectExtent b="0" l="0" r="0" t="0"/>
-            <wp:docPr descr="ECB mode leaking patterns" title="" id="54" name="Picture"/>
+            <wp:docPr descr="ECB mode leaking patterns" title="" id="51" name="Picture"/>
             <a:graphic>
               <a:graphicData uri="http://schemas.openxmlformats.org/drawingml/2006/picture">
                 <pic:pic>
                   <pic:nvPicPr>
-                    <pic:cNvPr descr="h10-06-ecb.png" id="55" name="Picture"/>
+                    <pic:cNvPr descr="h10-06-ecb.png" id="52" name="Picture"/>
                     <pic:cNvPicPr>
                       <a:picLocks noChangeArrowheads="1" noChangeAspect="1"/>
                     </pic:cNvPicPr>
                   </pic:nvPicPr>
                   <pic:blipFill>
-                    <a:blip r:embed="rId53"/>
+                    <a:blip r:embed="rId50"/>
                     <a:stretch>
                       <a:fillRect/>
                     </a:stretch>
@@ -5619,7 +5296,7 @@
                   <pic:spPr bwMode="auto">
                     <a:xfrm>
                       <a:off x="0" y="0"/>
-                      <a:ext cx="5759999" cy="2470728"/>
+                      <a:ext cx="5759999" cy="1618113"/>
                     </a:xfrm>
                     <a:prstGeom prst="rect">
                       <a:avLst/>
@@ -6197,7 +5874,7 @@
         </w:tc>
       </w:tr>
     </w:tbl>
-    <w:bookmarkStart w:id="56" w:name="padding-and-the-padding-oracle"/>
+    <w:bookmarkStart w:id="54" w:name="padding-and-the-padding-oracle"/>
     <w:p>
       <w:pPr>
         <w:pStyle w:val="Heading3"/>
@@ -6395,7 +6072,7 @@
         <w:pStyle w:val="Compact"/>
         <w:numPr>
           <w:ilvl w:val="0"/>
-          <w:numId w:val="1017"/>
+          <w:numId w:val="1004"/>
         </w:numPr>
       </w:pPr>
       <w:r>
@@ -6417,7 +6094,7 @@
         <w:pStyle w:val="Compact"/>
         <w:numPr>
           <w:ilvl w:val="0"/>
-          <w:numId w:val="1017"/>
+          <w:numId w:val="1004"/>
         </w:numPr>
       </w:pPr>
       <w:r>
@@ -6472,7 +6149,7 @@
         <w:pStyle w:val="Compact"/>
         <w:numPr>
           <w:ilvl w:val="0"/>
-          <w:numId w:val="1017"/>
+          <w:numId w:val="1004"/>
         </w:numPr>
       </w:pPr>
       <w:r>
@@ -6536,11 +6213,28 @@
         <w:t xml:space="preserve"> </w:t>
       </w:r>
       <w:r>
-        <w:t xml:space="preserve">not specify, AEAD is preferred today (the critical reading from Week 3).</w:t>
-      </w:r>
-    </w:p>
-    <w:bookmarkEnd w:id="56"/>
-    <w:bookmarkStart w:id="57" w:name="X6a80adaf0fdc315ae0642f8a7501f520989940d"/>
+        <w:t xml:space="preserve">not specify, AEAD is preferred today</w:t>
+      </w:r>
+      <w:r>
+        <w:t xml:space="preserve"> </w:t>
+      </w:r>
+      <w:r>
+        <w:t xml:space="preserve">(</w:t>
+      </w:r>
+      <w:hyperlink r:id="rId53">
+        <w:r>
+          <w:rPr>
+            <w:rStyle w:val="Hyperlink"/>
+          </w:rPr>
+          <w:t xml:space="preserve">the critical reading from Week 3</w:t>
+        </w:r>
+      </w:hyperlink>
+      <w:r>
+        <w:t xml:space="preserve">).</w:t>
+      </w:r>
+    </w:p>
+    <w:bookmarkEnd w:id="54"/>
+    <w:bookmarkStart w:id="55" w:name="X6a80adaf0fdc315ae0642f8a7501f520989940d"/>
     <w:p>
       <w:pPr>
         <w:pStyle w:val="Heading3"/>
@@ -7404,8 +7098,8 @@
         <w:t xml:space="preserve">distinguish these two cases and reconstruct the plaintext byte by byte — without ever needing the key.</w:t>
       </w:r>
     </w:p>
-    <w:bookmarkEnd w:id="57"/>
-    <w:bookmarkStart w:id="58" w:name="X4ff64eec4cdebed080d844b3cf895d54640467e"/>
+    <w:bookmarkEnd w:id="55"/>
+    <w:bookmarkStart w:id="57" w:name="X4ff64eec4cdebed080d844b3cf895d54640467e"/>
     <w:p>
       <w:pPr>
         <w:pStyle w:val="Heading3"/>
@@ -8032,7 +7726,21 @@
         <w:pStyle w:val="FirstParagraph"/>
       </w:pPr>
       <w:r>
-        <w:t xml:space="preserve">In Week 2’s threat modelling,</w:t>
+        <w:t xml:space="preserve">In</w:t>
+      </w:r>
+      <w:r>
+        <w:t xml:space="preserve"> </w:t>
+      </w:r>
+      <w:hyperlink r:id="rId56">
+        <w:r>
+          <w:rPr>
+            <w:rStyle w:val="Hyperlink"/>
+          </w:rPr>
+          <w:t xml:space="preserve">Week 2</w:t>
+        </w:r>
+      </w:hyperlink>
+      <w:r>
+        <w:t xml:space="preserve">’s threat modelling,</w:t>
       </w:r>
       <w:r>
         <w:t xml:space="preserve"> </w:t>
@@ -8082,9 +7790,9 @@
         </w:pict>
       </w:r>
     </w:p>
+    <w:bookmarkEnd w:id="57"/>
     <w:bookmarkEnd w:id="58"/>
-    <w:bookmarkEnd w:id="59"/>
-    <w:bookmarkStart w:id="71" w:name="Xa336ae085ce7198d2673336a88293cb8c80b681"/>
+    <w:bookmarkStart w:id="70" w:name="Xa336ae085ce7198d2673336a88293cb8c80b681"/>
     <w:p>
       <w:pPr>
         <w:pStyle w:val="Heading2"/>
@@ -8093,7 +7801,7 @@
         <w:t xml:space="preserve">3. MAC, HMAC, and combining integrity with encryption (Recipe 6.4, 6.10, 6.18, 6.21)</w:t>
       </w:r>
     </w:p>
-    <w:bookmarkStart w:id="66" w:name="how-does-hmac-work"/>
+    <w:bookmarkStart w:id="65" w:name="how-does-hmac-work"/>
     <w:p>
       <w:pPr>
         <w:pStyle w:val="Heading3"/>
@@ -8109,20 +7817,20 @@
       <w:r>
         <w:drawing>
           <wp:inline>
-            <wp:extent cx="5759999" cy="2470728"/>
+            <wp:extent cx="5759999" cy="1654339"/>
             <wp:effectExtent b="0" l="0" r="0" t="0"/>
-            <wp:docPr descr="Comparing HMAC with H(K||m)" title="" id="61" name="Picture"/>
+            <wp:docPr descr="Comparing HMAC with H(K||m)" title="" id="60" name="Picture"/>
             <a:graphic>
               <a:graphicData uri="http://schemas.openxmlformats.org/drawingml/2006/picture">
                 <pic:pic>
                   <pic:nvPicPr>
-                    <pic:cNvPr descr="h10-08-hmac.png" id="62" name="Picture"/>
+                    <pic:cNvPr descr="h10-08-hmac.png" id="61" name="Picture"/>
                     <pic:cNvPicPr>
                       <a:picLocks noChangeArrowheads="1" noChangeAspect="1"/>
                     </pic:cNvPicPr>
                   </pic:nvPicPr>
                   <pic:blipFill>
-                    <a:blip r:embed="rId60"/>
+                    <a:blip r:embed="rId59"/>
                     <a:stretch>
                       <a:fillRect/>
                     </a:stretch>
@@ -8130,7 +7838,7 @@
                   <pic:spPr bwMode="auto">
                     <a:xfrm>
                       <a:off x="0" y="0"/>
-                      <a:ext cx="5759999" cy="2470728"/>
+                      <a:ext cx="5759999" cy="1654339"/>
                     </a:xfrm>
                     <a:prstGeom prst="rect">
                       <a:avLst/>
@@ -8156,20 +7864,20 @@
       <w:r>
         <w:drawing>
           <wp:inline>
-            <wp:extent cx="5759999" cy="2283460"/>
+            <wp:extent cx="5759999" cy="1366032"/>
             <wp:effectExtent b="0" l="0" r="0" t="0"/>
-            <wp:docPr descr="The Encrypt-then-MAC order and the rule of not decrypting before verification" title="" id="64" name="Picture"/>
+            <wp:docPr descr="The Encrypt-then-MAC order and the rule of not decrypting before verification" title="" id="63" name="Picture"/>
             <a:graphic>
               <a:graphicData uri="http://schemas.openxmlformats.org/drawingml/2006/picture">
                 <pic:pic>
                   <pic:nvPicPr>
-                    <pic:cNvPr descr="h10-01-encrypt-then-mac.png" id="65" name="Picture"/>
+                    <pic:cNvPr descr="h10-01-encrypt-then-mac.png" id="64" name="Picture"/>
                     <pic:cNvPicPr>
                       <a:picLocks noChangeArrowheads="1" noChangeAspect="1"/>
                     </pic:cNvPicPr>
                   </pic:nvPicPr>
                   <pic:blipFill>
-                    <a:blip r:embed="rId63"/>
+                    <a:blip r:embed="rId62"/>
                     <a:stretch>
                       <a:fillRect/>
                     </a:stretch>
@@ -8177,7 +7885,7 @@
                   <pic:spPr bwMode="auto">
                     <a:xfrm>
                       <a:off x="0" y="0"/>
-                      <a:ext cx="5759999" cy="2283460"/>
+                      <a:ext cx="5759999" cy="1366032"/>
                     </a:xfrm>
                     <a:prstGeom prst="rect">
                       <a:avLst/>
@@ -8523,8 +8231,8 @@
         <w:t xml:space="preserve">)</w:t>
       </w:r>
     </w:p>
-    <w:bookmarkEnd w:id="66"/>
-    <w:bookmarkStart w:id="67" w:name="Xeef9ac41c63848a68dc3091906ee3e0db89d57f"/>
+    <w:bookmarkEnd w:id="65"/>
+    <w:bookmarkStart w:id="66" w:name="Xeef9ac41c63848a68dc3091906ee3e0db89d57f"/>
     <w:p>
       <w:pPr>
         <w:pStyle w:val="Heading3"/>
@@ -8801,8 +8509,8 @@
         <w:t xml:space="preserve">comparison constant-time.</w:t>
       </w:r>
     </w:p>
-    <w:bookmarkEnd w:id="67"/>
-    <w:bookmarkStart w:id="68" w:name="replay-a-valid-but-old-message"/>
+    <w:bookmarkEnd w:id="66"/>
+    <w:bookmarkStart w:id="67" w:name="replay-a-valid-but-old-message"/>
     <w:p>
       <w:pPr>
         <w:pStyle w:val="Heading3"/>
@@ -9110,7 +8818,21 @@
         <w:t xml:space="preserve"> </w:t>
       </w:r>
       <w:r>
-        <w:t xml:space="preserve">in Week 2’s</w:t>
+        <w:t xml:space="preserve">in</w:t>
+      </w:r>
+      <w:r>
+        <w:t xml:space="preserve"> </w:t>
+      </w:r>
+      <w:hyperlink r:id="rId56">
+        <w:r>
+          <w:rPr>
+            <w:rStyle w:val="Hyperlink"/>
+          </w:rPr>
+          <w:t xml:space="preserve">Week 2</w:t>
+        </w:r>
+      </w:hyperlink>
+      <w:r>
+        <w:t xml:space="preserve">’s</w:t>
       </w:r>
       <w:r>
         <w:t xml:space="preserve"> </w:t>
@@ -9119,14 +8841,430 @@
         <w:t xml:space="preserve">threat table.</w:t>
       </w:r>
     </w:p>
+    <w:bookmarkEnd w:id="67"/>
+    <w:bookmarkStart w:id="68" w:name="X8916dd736a93dd53a66715a0d73f8c0d81a61ed"/>
+    <w:p>
+      <w:pPr>
+        <w:pStyle w:val="Heading3"/>
+      </w:pPr>
+      <w:r>
+        <w:t xml:space="preserve">Worked example: computing HMAC by hand and seeing the avalanche effect</w:t>
+      </w:r>
+    </w:p>
+    <w:p>
+      <w:pPr>
+        <w:pStyle w:val="FirstParagraph"/>
+      </w:pPr>
+      <w:r>
+        <w:t xml:space="preserve">Without leaving the rules abstract, let’s trace a real HMAC-SHA-256 computation end to end. Let’s use a fixed</w:t>
+      </w:r>
+      <w:r>
+        <w:t xml:space="preserve"> </w:t>
+      </w:r>
+      <w:r>
+        <w:t xml:space="preserve">(only for this example) 32-byte key and compute the HMAC of a payment instruction:</w:t>
+      </w:r>
+    </w:p>
+    <w:p>
+      <w:pPr>
+        <w:pStyle w:val="BodyText"/>
+      </w:pPr>
+      <w:r>
+        <w:rPr>
+          <w:b/>
+          <w:bCs/>
+        </w:rPr>
+        <w:t xml:space="preserve">HMAC-SHA-256 (real output)</w:t>
+      </w:r>
+    </w:p>
+    <w:p>
+      <w:pPr>
+        <w:pStyle w:val="SourceCode"/>
+      </w:pPr>
+      <w:r>
+        <w:rPr>
+          <w:rStyle w:val="VariableTok"/>
+        </w:rPr>
+        <w:t xml:space="preserve">ANAHTAR</w:t>
+      </w:r>
+      <w:r>
+        <w:rPr>
+          <w:rStyle w:val="OperatorTok"/>
+        </w:rPr>
+        <w:t xml:space="preserve">=</w:t>
+      </w:r>
+      <w:r>
+        <w:rPr>
+          <w:rStyle w:val="NormalTok"/>
+        </w:rPr>
+        <w:t xml:space="preserve">0000000000000000000000000000000000000000000000000000000000000001   </w:t>
+      </w:r>
+      <w:r>
+        <w:rPr>
+          <w:rStyle w:val="CommentTok"/>
+        </w:rPr>
+        <w:t xml:space="preserve"># 32 bytes, fixed only for this demonstration</w:t>
+      </w:r>
+      <w:r>
+        <w:br/>
+      </w:r>
+      <w:r>
+        <w:rPr>
+          <w:rStyle w:val="BuiltInTok"/>
+        </w:rPr>
+        <w:t xml:space="preserve">printf</w:t>
+      </w:r>
+      <w:r>
+        <w:rPr>
+          <w:rStyle w:val="NormalTok"/>
+        </w:rPr>
+        <w:t xml:space="preserve"> </w:t>
+      </w:r>
+      <w:r>
+        <w:rPr>
+          <w:rStyle w:val="StringTok"/>
+        </w:rPr>
+        <w:t xml:space="preserve">'tutar=100;alici=TR00'</w:t>
+      </w:r>
+      <w:r>
+        <w:rPr>
+          <w:rStyle w:val="NormalTok"/>
+        </w:rPr>
+        <w:t xml:space="preserve"> </w:t>
+      </w:r>
+      <w:r>
+        <w:rPr>
+          <w:rStyle w:val="KeywordTok"/>
+        </w:rPr>
+        <w:t xml:space="preserve">|</w:t>
+      </w:r>
+      <w:r>
+        <w:rPr>
+          <w:rStyle w:val="NormalTok"/>
+        </w:rPr>
+        <w:t xml:space="preserve"> </w:t>
+      </w:r>
+      <w:r>
+        <w:rPr>
+          <w:rStyle w:val="ExtensionTok"/>
+        </w:rPr>
+        <w:t xml:space="preserve">openssl</w:t>
+      </w:r>
+      <w:r>
+        <w:rPr>
+          <w:rStyle w:val="NormalTok"/>
+        </w:rPr>
+        <w:t xml:space="preserve"> dgst </w:t>
+      </w:r>
+      <w:r>
+        <w:rPr>
+          <w:rStyle w:val="AttributeTok"/>
+        </w:rPr>
+        <w:t xml:space="preserve">-sha256</w:t>
+      </w:r>
+      <w:r>
+        <w:rPr>
+          <w:rStyle w:val="NormalTok"/>
+        </w:rPr>
+        <w:t xml:space="preserve"> </w:t>
+      </w:r>
+      <w:r>
+        <w:rPr>
+          <w:rStyle w:val="AttributeTok"/>
+        </w:rPr>
+        <w:t xml:space="preserve">-mac</w:t>
+      </w:r>
+      <w:r>
+        <w:rPr>
+          <w:rStyle w:val="NormalTok"/>
+        </w:rPr>
+        <w:t xml:space="preserve"> HMAC </w:t>
+      </w:r>
+      <w:r>
+        <w:rPr>
+          <w:rStyle w:val="AttributeTok"/>
+        </w:rPr>
+        <w:t xml:space="preserve">-macopt</w:t>
+      </w:r>
+      <w:r>
+        <w:rPr>
+          <w:rStyle w:val="NormalTok"/>
+        </w:rPr>
+        <w:t xml:space="preserve"> hexkey:</w:t>
+      </w:r>
+      <w:r>
+        <w:rPr>
+          <w:rStyle w:val="VariableTok"/>
+        </w:rPr>
+        <w:t xml:space="preserve">$ANAHTAR</w:t>
+      </w:r>
+    </w:p>
+    <w:p>
+      <w:pPr>
+        <w:pStyle w:val="SourceCode"/>
+      </w:pPr>
+      <w:r>
+        <w:rPr>
+          <w:rStyle w:val="VerbatimChar"/>
+        </w:rPr>
+        <w:t xml:space="preserve">SHA2-256(stdin)= a08fb1159871e3b8110dedf3e3524cab7bea06f4795f2119394e11c42ac5f9a1</w:t>
+      </w:r>
+    </w:p>
+    <w:p>
+      <w:pPr>
+        <w:pStyle w:val="FirstParagraph"/>
+      </w:pPr>
+      <w:r>
+        <w:t xml:space="preserve">Now let the attacker change the amount from</w:t>
+      </w:r>
+      <w:r>
+        <w:t xml:space="preserve"> </w:t>
+      </w:r>
+      <w:r>
+        <w:rPr>
+          <w:rStyle w:val="VerbatimChar"/>
+        </w:rPr>
+        <w:t xml:space="preserve">100</w:t>
+      </w:r>
+      <w:r>
+        <w:t xml:space="preserve"> </w:t>
+      </w:r>
+      <w:r>
+        <w:t xml:space="preserve">to</w:t>
+      </w:r>
+      <w:r>
+        <w:t xml:space="preserve"> </w:t>
+      </w:r>
+      <w:r>
+        <w:rPr>
+          <w:rStyle w:val="VerbatimChar"/>
+        </w:rPr>
+        <w:t xml:space="preserve">900</w:t>
+      </w:r>
+      <w:r>
+        <w:t xml:space="preserve">; with the real key, the original message’s HMAC</w:t>
+      </w:r>
+      <w:r>
+        <w:t xml:space="preserve"> </w:t>
+      </w:r>
+      <w:r>
+        <w:t xml:space="preserve">changes as follows:</w:t>
+      </w:r>
+    </w:p>
+    <w:p>
+      <w:pPr>
+        <w:pStyle w:val="SourceCode"/>
+      </w:pPr>
+      <w:r>
+        <w:rPr>
+          <w:rStyle w:val="BuiltInTok"/>
+        </w:rPr>
+        <w:t xml:space="preserve">printf</w:t>
+      </w:r>
+      <w:r>
+        <w:rPr>
+          <w:rStyle w:val="NormalTok"/>
+        </w:rPr>
+        <w:t xml:space="preserve"> </w:t>
+      </w:r>
+      <w:r>
+        <w:rPr>
+          <w:rStyle w:val="StringTok"/>
+        </w:rPr>
+        <w:t xml:space="preserve">'tutar=900;alici=TR00'</w:t>
+      </w:r>
+      <w:r>
+        <w:rPr>
+          <w:rStyle w:val="NormalTok"/>
+        </w:rPr>
+        <w:t xml:space="preserve"> </w:t>
+      </w:r>
+      <w:r>
+        <w:rPr>
+          <w:rStyle w:val="KeywordTok"/>
+        </w:rPr>
+        <w:t xml:space="preserve">|</w:t>
+      </w:r>
+      <w:r>
+        <w:rPr>
+          <w:rStyle w:val="NormalTok"/>
+        </w:rPr>
+        <w:t xml:space="preserve"> </w:t>
+      </w:r>
+      <w:r>
+        <w:rPr>
+          <w:rStyle w:val="ExtensionTok"/>
+        </w:rPr>
+        <w:t xml:space="preserve">openssl</w:t>
+      </w:r>
+      <w:r>
+        <w:rPr>
+          <w:rStyle w:val="NormalTok"/>
+        </w:rPr>
+        <w:t xml:space="preserve"> dgst </w:t>
+      </w:r>
+      <w:r>
+        <w:rPr>
+          <w:rStyle w:val="AttributeTok"/>
+        </w:rPr>
+        <w:t xml:space="preserve">-sha256</w:t>
+      </w:r>
+      <w:r>
+        <w:rPr>
+          <w:rStyle w:val="NormalTok"/>
+        </w:rPr>
+        <w:t xml:space="preserve"> </w:t>
+      </w:r>
+      <w:r>
+        <w:rPr>
+          <w:rStyle w:val="AttributeTok"/>
+        </w:rPr>
+        <w:t xml:space="preserve">-mac</w:t>
+      </w:r>
+      <w:r>
+        <w:rPr>
+          <w:rStyle w:val="NormalTok"/>
+        </w:rPr>
+        <w:t xml:space="preserve"> HMAC </w:t>
+      </w:r>
+      <w:r>
+        <w:rPr>
+          <w:rStyle w:val="AttributeTok"/>
+        </w:rPr>
+        <w:t xml:space="preserve">-macopt</w:t>
+      </w:r>
+      <w:r>
+        <w:rPr>
+          <w:rStyle w:val="NormalTok"/>
+        </w:rPr>
+        <w:t xml:space="preserve"> hexkey:</w:t>
+      </w:r>
+      <w:r>
+        <w:rPr>
+          <w:rStyle w:val="VariableTok"/>
+        </w:rPr>
+        <w:t xml:space="preserve">$ANAHTAR</w:t>
+      </w:r>
+    </w:p>
+    <w:p>
+      <w:pPr>
+        <w:pStyle w:val="SourceCode"/>
+      </w:pPr>
+      <w:r>
+        <w:rPr>
+          <w:rStyle w:val="VerbatimChar"/>
+        </w:rPr>
+        <w:t xml:space="preserve">SHA2-256(stdin)= 8a786eacbef7863d44533b9ebcbcf288e5136204080258e838e283f1f91a46be</w:t>
+      </w:r>
+    </w:p>
+    <w:p>
+      <w:pPr>
+        <w:pStyle w:val="FirstParagraph"/>
+      </w:pPr>
+      <w:r>
+        <w:t xml:space="preserve">A single-character change (</w:t>
+      </w:r>
+      <w:r>
+        <w:rPr>
+          <w:rStyle w:val="VerbatimChar"/>
+        </w:rPr>
+        <w:t xml:space="preserve">1</w:t>
+      </w:r>
+      <w:r>
+        <w:t xml:space="preserve">→</w:t>
+      </w:r>
+      <w:r>
+        <w:rPr>
+          <w:rStyle w:val="VerbatimChar"/>
+        </w:rPr>
+        <w:t xml:space="preserve">9</w:t>
+      </w:r>
+      <w:r>
+        <w:t xml:space="preserve">) produced</w:t>
+      </w:r>
+      <w:r>
+        <w:t xml:space="preserve"> </w:t>
+      </w:r>
+      <w:r>
+        <w:rPr>
+          <w:b/>
+          <w:bCs/>
+        </w:rPr>
+        <w:t xml:space="preserve">completely different</w:t>
+      </w:r>
+      <w:r>
+        <w:t xml:space="preserve"> </w:t>
+      </w:r>
+      <w:r>
+        <w:t xml:space="preserve">32 bytes for the tag — this is a good</w:t>
+      </w:r>
+      <w:r>
+        <w:t xml:space="preserve"> </w:t>
+      </w:r>
+      <w:r>
+        <w:t xml:space="preserve">hash function’s</w:t>
+      </w:r>
+      <w:r>
+        <w:t xml:space="preserve"> </w:t>
+      </w:r>
+      <w:r>
+        <w:t xml:space="preserve">“avalanche effect”</w:t>
+      </w:r>
+      <w:r>
+        <w:t xml:space="preserve">: a single-bit change in the input changes roughly half of the output. Since</w:t>
+      </w:r>
+      <w:r>
+        <w:t xml:space="preserve"> </w:t>
+      </w:r>
+      <w:r>
+        <w:t xml:space="preserve">the attacker doesn’t know the key, they cannot change the message and produce a</w:t>
+      </w:r>
+      <w:r>
+        <w:t xml:space="preserve"> </w:t>
+      </w:r>
+      <w:r>
+        <w:rPr>
+          <w:b/>
+          <w:bCs/>
+        </w:rPr>
+        <w:t xml:space="preserve">valid</w:t>
+      </w:r>
+      <w:r>
+        <w:t xml:space="preserve"> </w:t>
+      </w:r>
+      <w:r>
+        <w:t xml:space="preserve">new tag; the receiver</w:t>
+      </w:r>
+      <w:r>
+        <w:t xml:space="preserve"> </w:t>
+      </w:r>
+      <w:r>
+        <w:t xml:space="preserve">compares the tags and catches the mismatch.</w:t>
+      </w:r>
+    </w:p>
     <w:bookmarkEnd w:id="68"/>
-    <w:bookmarkStart w:id="69" w:name="X8916dd736a93dd53a66715a0d73f8c0d81a61ed"/>
+    <w:bookmarkStart w:id="69" w:name="X8ea489c4a0e36a3aa9f59c2f0f3c40ceadf9804"/>
     <w:p>
       <w:pPr>
         <w:pStyle w:val="Heading3"/>
       </w:pPr>
       <w:r>
-        <w:t xml:space="preserve">Worked example: computing HMAC by hand and seeing the avalanche effect</w:t>
+        <w:t xml:space="preserve">Constant-time comparison: why</w:t>
+      </w:r>
+      <w:r>
+        <w:t xml:space="preserve"> </w:t>
+      </w:r>
+      <w:r>
+        <w:rPr>
+          <w:rStyle w:val="VerbatimChar"/>
+        </w:rPr>
+        <w:t xml:space="preserve">memcmp</w:t>
+      </w:r>
+      <w:r>
+        <w:t xml:space="preserve"> </w:t>
+      </w:r>
+      <w:r>
+        <w:t xml:space="preserve">is not enough</w:t>
       </w:r>
     </w:p>
     <w:p>
@@ -9134,13 +9272,91 @@
         <w:pStyle w:val="FirstParagraph"/>
       </w:pPr>
       <w:r>
-        <w:t xml:space="preserve">Without leaving the rules abstract, let’s trace a real HMAC-SHA-256 computation end to end. Let’s use a fixed</w:t>
-      </w:r>
-      <w:r>
-        <w:t xml:space="preserve"> </w:t>
-      </w:r>
-      <w:r>
-        <w:t xml:space="preserve">(only for this example) 32-byte key and compute the HMAC of a payment instruction:</w:t>
+        <w:t xml:space="preserve">On the receiving side, HMAC verification requires</w:t>
+      </w:r>
+      <w:r>
+        <w:t xml:space="preserve"> </w:t>
+      </w:r>
+      <w:r>
+        <w:rPr>
+          <w:b/>
+          <w:bCs/>
+        </w:rPr>
+        <w:t xml:space="preserve">comparing</w:t>
+      </w:r>
+      <w:r>
+        <w:t xml:space="preserve"> </w:t>
+      </w:r>
+      <w:r>
+        <w:t xml:space="preserve">the computed tag with the tag that arrived. An</w:t>
+      </w:r>
+      <w:r>
+        <w:t xml:space="preserve"> </w:t>
+      </w:r>
+      <w:r>
+        <w:t xml:space="preserve">ordinary</w:t>
+      </w:r>
+      <w:r>
+        <w:t xml:space="preserve"> </w:t>
+      </w:r>
+      <w:r>
+        <w:rPr>
+          <w:rStyle w:val="VerbatimChar"/>
+        </w:rPr>
+        <w:t xml:space="preserve">memcmp(a, b, 32)</w:t>
+      </w:r>
+      <w:r>
+        <w:t xml:space="preserve"> </w:t>
+      </w:r>
+      <w:r>
+        <w:t xml:space="preserve">compares bytes left to right and</w:t>
+      </w:r>
+      <w:r>
+        <w:t xml:space="preserve"> </w:t>
+      </w:r>
+      <w:r>
+        <w:rPr>
+          <w:b/>
+          <w:bCs/>
+        </w:rPr>
+        <w:t xml:space="preserve">stops at the first differing byte</w:t>
+      </w:r>
+      <w:r>
+        <w:t xml:space="preserve">; this means</w:t>
+      </w:r>
+      <w:r>
+        <w:t xml:space="preserve"> </w:t>
+      </w:r>
+      <w:r>
+        <w:t xml:space="preserve">the function’s running time varies depending on how many bytes matched. An attacker who can make enough attempts</w:t>
+      </w:r>
+      <w:r>
+        <w:t xml:space="preserve"> </w:t>
+      </w:r>
+      <w:r>
+        <w:t xml:space="preserve">over a network can guess the correct tag</w:t>
+      </w:r>
+      <w:r>
+        <w:t xml:space="preserve"> </w:t>
+      </w:r>
+      <w:r>
+        <w:rPr>
+          <w:b/>
+          <w:bCs/>
+        </w:rPr>
+        <w:t xml:space="preserve">byte by byte</w:t>
+      </w:r>
+      <w:r>
+        <w:t xml:space="preserve"> </w:t>
+      </w:r>
+      <w:r>
+        <w:t xml:space="preserve">from microsecond differences in response times (a</w:t>
+      </w:r>
+      <w:r>
+        <w:t xml:space="preserve"> </w:t>
+      </w:r>
+      <w:r>
+        <w:t xml:space="preserve">timing attack).</w:t>
       </w:r>
     </w:p>
     <w:p>
@@ -9152,7 +9368,7 @@
           <w:b/>
           <w:bCs/>
         </w:rPr>
-        <w:t xml:space="preserve">HMAC-SHA-256 (real output)</w:t>
+        <w:t xml:space="preserve">Incorrect and correct comparison</w:t>
       </w:r>
     </w:p>
     <w:p>
@@ -9161,1026 +9377,549 @@
       </w:pPr>
       <w:r>
         <w:rPr>
-          <w:rStyle w:val="VariableTok"/>
-        </w:rPr>
-        <w:t xml:space="preserve">ANAHTAR</w:t>
+          <w:rStyle w:val="CommentTok"/>
+        </w:rPr>
+        <w:t xml:space="preserve">/* WRONG: an early exit creates a timing difference */</w:t>
+      </w:r>
+      <w:r>
+        <w:br/>
+      </w:r>
+      <w:r>
+        <w:rPr>
+          <w:rStyle w:val="ControlFlowTok"/>
+        </w:rPr>
+        <w:t xml:space="preserve">if</w:t>
+      </w:r>
+      <w:r>
+        <w:rPr>
+          <w:rStyle w:val="NormalTok"/>
+        </w:rPr>
+        <w:t xml:space="preserve"> </w:t>
       </w:r>
       <w:r>
         <w:rPr>
           <w:rStyle w:val="OperatorTok"/>
         </w:rPr>
-        <w:t xml:space="preserve">=</w:t>
-      </w:r>
-      <w:r>
-        <w:rPr>
-          <w:rStyle w:val="NormalTok"/>
-        </w:rPr>
-        <w:t xml:space="preserve">0000000000000000000000000000000000000000000000000000000000000001   </w:t>
+        <w:t xml:space="preserve">(</w:t>
+      </w:r>
+      <w:r>
+        <w:rPr>
+          <w:rStyle w:val="NormalTok"/>
+        </w:rPr>
+        <w:t xml:space="preserve">memcmp</w:t>
+      </w:r>
+      <w:r>
+        <w:rPr>
+          <w:rStyle w:val="OperatorTok"/>
+        </w:rPr>
+        <w:t xml:space="preserve">(</w:t>
+      </w:r>
+      <w:r>
+        <w:rPr>
+          <w:rStyle w:val="NormalTok"/>
+        </w:rPr>
+        <w:t xml:space="preserve">hesaplanan</w:t>
+      </w:r>
+      <w:r>
+        <w:rPr>
+          <w:rStyle w:val="OperatorTok"/>
+        </w:rPr>
+        <w:t xml:space="preserve">,</w:t>
+      </w:r>
+      <w:r>
+        <w:rPr>
+          <w:rStyle w:val="NormalTok"/>
+        </w:rPr>
+        <w:t xml:space="preserve"> gelen</w:t>
+      </w:r>
+      <w:r>
+        <w:rPr>
+          <w:rStyle w:val="OperatorTok"/>
+        </w:rPr>
+        <w:t xml:space="preserve">,</w:t>
+      </w:r>
+      <w:r>
+        <w:rPr>
+          <w:rStyle w:val="NormalTok"/>
+        </w:rPr>
+        <w:t xml:space="preserve"> </w:t>
+      </w:r>
+      <w:r>
+        <w:rPr>
+          <w:rStyle w:val="DecValTok"/>
+        </w:rPr>
+        <w:t xml:space="preserve">32</w:t>
+      </w:r>
+      <w:r>
+        <w:rPr>
+          <w:rStyle w:val="OperatorTok"/>
+        </w:rPr>
+        <w:t xml:space="preserve">)</w:t>
+      </w:r>
+      <w:r>
+        <w:rPr>
+          <w:rStyle w:val="NormalTok"/>
+        </w:rPr>
+        <w:t xml:space="preserve"> </w:t>
+      </w:r>
+      <w:r>
+        <w:rPr>
+          <w:rStyle w:val="OperatorTok"/>
+        </w:rPr>
+        <w:t xml:space="preserve">==</w:t>
+      </w:r>
+      <w:r>
+        <w:rPr>
+          <w:rStyle w:val="NormalTok"/>
+        </w:rPr>
+        <w:t xml:space="preserve"> </w:t>
+      </w:r>
+      <w:r>
+        <w:rPr>
+          <w:rStyle w:val="DecValTok"/>
+        </w:rPr>
+        <w:t xml:space="preserve">0</w:t>
+      </w:r>
+      <w:r>
+        <w:rPr>
+          <w:rStyle w:val="OperatorTok"/>
+        </w:rPr>
+        <w:t xml:space="preserve">)</w:t>
+      </w:r>
+      <w:r>
+        <w:rPr>
+          <w:rStyle w:val="NormalTok"/>
+        </w:rPr>
+        <w:t xml:space="preserve"> </w:t>
+      </w:r>
+      <w:r>
+        <w:rPr>
+          <w:rStyle w:val="OperatorTok"/>
+        </w:rPr>
+        <w:t xml:space="preserve">{</w:t>
+      </w:r>
+      <w:r>
+        <w:rPr>
+          <w:rStyle w:val="NormalTok"/>
+        </w:rPr>
+        <w:t xml:space="preserve"> </w:t>
       </w:r>
       <w:r>
         <w:rPr>
           <w:rStyle w:val="CommentTok"/>
         </w:rPr>
-        <w:t xml:space="preserve"># 32 bytes, fixed only for this demonstration</w:t>
+        <w:t xml:space="preserve">/* accept */</w:t>
+      </w:r>
+      <w:r>
+        <w:rPr>
+          <w:rStyle w:val="NormalTok"/>
+        </w:rPr>
+        <w:t xml:space="preserve"> </w:t>
+      </w:r>
+      <w:r>
+        <w:rPr>
+          <w:rStyle w:val="OperatorTok"/>
+        </w:rPr>
+        <w:t xml:space="preserve">}</w:t>
       </w:r>
       <w:r>
         <w:br/>
       </w:r>
       <w:r>
-        <w:rPr>
-          <w:rStyle w:val="BuiltInTok"/>
-        </w:rPr>
-        <w:t xml:space="preserve">printf</w:t>
-      </w:r>
-      <w:r>
-        <w:rPr>
-          <w:rStyle w:val="NormalTok"/>
-        </w:rPr>
-        <w:t xml:space="preserve"> </w:t>
-      </w:r>
-      <w:r>
-        <w:rPr>
-          <w:rStyle w:val="StringTok"/>
-        </w:rPr>
-        <w:t xml:space="preserve">'tutar=100;alici=TR00'</w:t>
-      </w:r>
-      <w:r>
-        <w:rPr>
-          <w:rStyle w:val="NormalTok"/>
-        </w:rPr>
-        <w:t xml:space="preserve"> </w:t>
-      </w:r>
-      <w:r>
-        <w:rPr>
-          <w:rStyle w:val="KeywordTok"/>
-        </w:rPr>
-        <w:t xml:space="preserve">|</w:t>
-      </w:r>
-      <w:r>
-        <w:rPr>
-          <w:rStyle w:val="NormalTok"/>
-        </w:rPr>
-        <w:t xml:space="preserve"> </w:t>
-      </w:r>
-      <w:r>
-        <w:rPr>
-          <w:rStyle w:val="ExtensionTok"/>
-        </w:rPr>
-        <w:t xml:space="preserve">openssl</w:t>
-      </w:r>
-      <w:r>
-        <w:rPr>
-          <w:rStyle w:val="NormalTok"/>
-        </w:rPr>
-        <w:t xml:space="preserve"> dgst </w:t>
-      </w:r>
-      <w:r>
-        <w:rPr>
-          <w:rStyle w:val="AttributeTok"/>
-        </w:rPr>
-        <w:t xml:space="preserve">-sha256</w:t>
-      </w:r>
-      <w:r>
-        <w:rPr>
-          <w:rStyle w:val="NormalTok"/>
-        </w:rPr>
-        <w:t xml:space="preserve"> </w:t>
-      </w:r>
-      <w:r>
-        <w:rPr>
-          <w:rStyle w:val="AttributeTok"/>
-        </w:rPr>
-        <w:t xml:space="preserve">-mac</w:t>
-      </w:r>
-      <w:r>
-        <w:rPr>
-          <w:rStyle w:val="NormalTok"/>
-        </w:rPr>
-        <w:t xml:space="preserve"> HMAC </w:t>
-      </w:r>
-      <w:r>
-        <w:rPr>
-          <w:rStyle w:val="AttributeTok"/>
-        </w:rPr>
-        <w:t xml:space="preserve">-macopt</w:t>
-      </w:r>
-      <w:r>
-        <w:rPr>
-          <w:rStyle w:val="NormalTok"/>
-        </w:rPr>
-        <w:t xml:space="preserve"> hexkey:</w:t>
-      </w:r>
-      <w:r>
-        <w:rPr>
-          <w:rStyle w:val="VariableTok"/>
-        </w:rPr>
-        <w:t xml:space="preserve">$ANAHTAR</w:t>
-      </w:r>
-    </w:p>
-    <w:p>
-      <w:pPr>
-        <w:pStyle w:val="SourceCode"/>
-      </w:pPr>
+        <w:br/>
+      </w:r>
+      <w:r>
+        <w:rPr>
+          <w:rStyle w:val="CommentTok"/>
+        </w:rPr>
+        <w:t xml:space="preserve">/* CORRECT: constant-time, always walks through all 32 bytes */</w:t>
+      </w:r>
+      <w:r>
+        <w:br/>
+      </w:r>
+      <w:r>
+        <w:rPr>
+          <w:rStyle w:val="ControlFlowTok"/>
+        </w:rPr>
+        <w:t xml:space="preserve">if</w:t>
+      </w:r>
+      <w:r>
+        <w:rPr>
+          <w:rStyle w:val="NormalTok"/>
+        </w:rPr>
+        <w:t xml:space="preserve"> </w:t>
+      </w:r>
+      <w:r>
+        <w:rPr>
+          <w:rStyle w:val="OperatorTok"/>
+        </w:rPr>
+        <w:t xml:space="preserve">(</w:t>
+      </w:r>
+      <w:r>
+        <w:rPr>
+          <w:rStyle w:val="NormalTok"/>
+        </w:rPr>
+        <w:t xml:space="preserve">CRYPTO_memcmp</w:t>
+      </w:r>
+      <w:r>
+        <w:rPr>
+          <w:rStyle w:val="OperatorTok"/>
+        </w:rPr>
+        <w:t xml:space="preserve">(</w:t>
+      </w:r>
+      <w:r>
+        <w:rPr>
+          <w:rStyle w:val="NormalTok"/>
+        </w:rPr>
+        <w:t xml:space="preserve">hesaplanan</w:t>
+      </w:r>
+      <w:r>
+        <w:rPr>
+          <w:rStyle w:val="OperatorTok"/>
+        </w:rPr>
+        <w:t xml:space="preserve">,</w:t>
+      </w:r>
+      <w:r>
+        <w:rPr>
+          <w:rStyle w:val="NormalTok"/>
+        </w:rPr>
+        <w:t xml:space="preserve"> gelen</w:t>
+      </w:r>
+      <w:r>
+        <w:rPr>
+          <w:rStyle w:val="OperatorTok"/>
+        </w:rPr>
+        <w:t xml:space="preserve">,</w:t>
+      </w:r>
+      <w:r>
+        <w:rPr>
+          <w:rStyle w:val="NormalTok"/>
+        </w:rPr>
+        <w:t xml:space="preserve"> </w:t>
+      </w:r>
+      <w:r>
+        <w:rPr>
+          <w:rStyle w:val="DecValTok"/>
+        </w:rPr>
+        <w:t xml:space="preserve">32</w:t>
+      </w:r>
+      <w:r>
+        <w:rPr>
+          <w:rStyle w:val="OperatorTok"/>
+        </w:rPr>
+        <w:t xml:space="preserve">)</w:t>
+      </w:r>
+      <w:r>
+        <w:rPr>
+          <w:rStyle w:val="NormalTok"/>
+        </w:rPr>
+        <w:t xml:space="preserve"> </w:t>
+      </w:r>
+      <w:r>
+        <w:rPr>
+          <w:rStyle w:val="OperatorTok"/>
+        </w:rPr>
+        <w:t xml:space="preserve">==</w:t>
+      </w:r>
+      <w:r>
+        <w:rPr>
+          <w:rStyle w:val="NormalTok"/>
+        </w:rPr>
+        <w:t xml:space="preserve"> </w:t>
+      </w:r>
+      <w:r>
+        <w:rPr>
+          <w:rStyle w:val="DecValTok"/>
+        </w:rPr>
+        <w:t xml:space="preserve">0</w:t>
+      </w:r>
+      <w:r>
+        <w:rPr>
+          <w:rStyle w:val="OperatorTok"/>
+        </w:rPr>
+        <w:t xml:space="preserve">)</w:t>
+      </w:r>
+      <w:r>
+        <w:rPr>
+          <w:rStyle w:val="NormalTok"/>
+        </w:rPr>
+        <w:t xml:space="preserve"> </w:t>
+      </w:r>
+      <w:r>
+        <w:rPr>
+          <w:rStyle w:val="OperatorTok"/>
+        </w:rPr>
+        <w:t xml:space="preserve">{</w:t>
+      </w:r>
+      <w:r>
+        <w:rPr>
+          <w:rStyle w:val="NormalTok"/>
+        </w:rPr>
+        <w:t xml:space="preserve"> </w:t>
+      </w:r>
+      <w:r>
+        <w:rPr>
+          <w:rStyle w:val="CommentTok"/>
+        </w:rPr>
+        <w:t xml:space="preserve">/* accept */</w:t>
+      </w:r>
+      <w:r>
+        <w:rPr>
+          <w:rStyle w:val="NormalTok"/>
+        </w:rPr>
+        <w:t xml:space="preserve"> </w:t>
+      </w:r>
+      <w:r>
+        <w:rPr>
+          <w:rStyle w:val="OperatorTok"/>
+        </w:rPr>
+        <w:t xml:space="preserve">}</w:t>
+      </w:r>
+      <w:r>
+        <w:rPr>
+          <w:rStyle w:val="NormalTok"/>
+        </w:rPr>
+        <w:t xml:space="preserve">   </w:t>
+      </w:r>
+      <w:r>
+        <w:rPr>
+          <w:rStyle w:val="CommentTok"/>
+        </w:rPr>
+        <w:t xml:space="preserve">/* OpenSSL */</w:t>
+      </w:r>
+      <w:r>
+        <w:br/>
+      </w:r>
+      <w:r>
+        <w:rPr>
+          <w:rStyle w:val="CommentTok"/>
+        </w:rPr>
+        <w:t xml:space="preserve">/* or: sodium_memcmp (libsodium), hmac.compare_digest (Python) */</w:t>
+      </w:r>
+    </w:p>
+    <w:p>
+      <w:pPr>
+        <w:pStyle w:val="BlockText"/>
+      </w:pPr>
+      <w:r>
+        <w:rPr>
+          <w:b/>
+          <w:bCs/>
+        </w:rPr>
+        <w:t xml:space="preserve">Common mistake: comparing a MAC/tag with</w:t>
+      </w:r>
+      <w:r>
+        <w:rPr>
+          <w:b/>
+          <w:bCs/>
+        </w:rPr>
+        <w:t xml:space="preserve"> </w:t>
+      </w:r>
       <w:r>
         <w:rPr>
           <w:rStyle w:val="VerbatimChar"/>
-        </w:rPr>
-        <w:t xml:space="preserve">SHA2-256(stdin)= a08fb1159871e3b8110dedf3e3524cab7bea06f4795f2119394e11c42ac5f9a1</w:t>
+          <w:b/>
+          <w:bCs/>
+        </w:rPr>
+        <w:t xml:space="preserve">==</w:t>
+      </w:r>
+      <w:r>
+        <w:rPr>
+          <w:b/>
+          <w:bCs/>
+        </w:rPr>
+        <w:t xml:space="preserve"> </w:t>
+      </w:r>
+      <w:r>
+        <w:rPr>
+          <w:b/>
+          <w:bCs/>
+        </w:rPr>
+        <w:t xml:space="preserve">or</w:t>
+      </w:r>
+      <w:r>
+        <w:rPr>
+          <w:b/>
+          <w:bCs/>
+        </w:rPr>
+        <w:t xml:space="preserve"> </w:t>
+      </w:r>
+      <w:r>
+        <w:rPr>
+          <w:rStyle w:val="VerbatimChar"/>
+          <w:b/>
+          <w:bCs/>
+        </w:rPr>
+        <w:t xml:space="preserve">memcmp</w:t>
+      </w:r>
+    </w:p>
+    <w:p>
+      <w:pPr>
+        <w:pStyle w:val="BlockText"/>
+      </w:pPr>
+      <w:r>
+        <w:t xml:space="preserve">If a comparison like</w:t>
+      </w:r>
+      <w:r>
+        <w:t xml:space="preserve"> </w:t>
+      </w:r>
+      <w:r>
+        <w:rPr>
+          <w:rStyle w:val="VerbatimChar"/>
+        </w:rPr>
+        <w:t xml:space="preserve">strcmp(hesaplanan_imza, gelen_imza) == 0</w:t>
+      </w:r>
+      <w:r>
+        <w:t xml:space="preserve"> </w:t>
+      </w:r>
+      <w:r>
+        <w:t xml:space="preserve">is seen in a web service’s API signature</w:t>
+      </w:r>
+      <w:r>
+        <w:t xml:space="preserve"> </w:t>
+      </w:r>
+      <w:r>
+        <w:t xml:space="preserve">verification code, this is not a theoretical but a</w:t>
+      </w:r>
+      <w:r>
+        <w:t xml:space="preserve"> </w:t>
+      </w:r>
+      <w:r>
+        <w:rPr>
+          <w:b/>
+          <w:bCs/>
+        </w:rPr>
+        <w:t xml:space="preserve">usable</w:t>
+      </w:r>
+      <w:r>
+        <w:t xml:space="preserve"> </w:t>
+      </w:r>
+      <w:r>
+        <w:t xml:space="preserve">timing-attack risk: with enough requests</w:t>
+      </w:r>
+      <w:r>
+        <w:t xml:space="preserve"> </w:t>
+      </w:r>
+      <w:r>
+        <w:t xml:space="preserve">(thousands to tens of thousands), an attacker can discover the correct signature byte by byte. Rule:</w:t>
+      </w:r>
+      <w:r>
+        <w:t xml:space="preserve"> </w:t>
+      </w:r>
+      <w:r>
+        <w:rPr>
+          <w:b/>
+          <w:bCs/>
+        </w:rPr>
+        <w:t xml:space="preserve">no</w:t>
+      </w:r>
+      <w:r>
+        <w:t xml:space="preserve"> </w:t>
+      </w:r>
+      <w:r>
+        <w:t xml:space="preserve">secret-value comparison is ever done with an early-exit function.</w:t>
+      </w:r>
+    </w:p>
+    <w:p>
+      <w:pPr>
+        <w:pStyle w:val="BlockText"/>
+      </w:pPr>
+      <w:r>
+        <w:rPr>
+          <w:b/>
+          <w:bCs/>
+        </w:rPr>
+        <w:t xml:space="preserve">Rule</w:t>
+      </w:r>
+    </w:p>
+    <w:p>
+      <w:pPr>
+        <w:pStyle w:val="BlockText"/>
+      </w:pPr>
+      <w:r>
+        <w:t xml:space="preserve">Always compare secret values such as a MAC, a signature, or a password hash with a constant-time function</w:t>
+      </w:r>
+      <w:r>
+        <w:t xml:space="preserve"> </w:t>
+      </w:r>
+      <w:r>
+        <w:t xml:space="preserve">(</w:t>
+      </w:r>
+      <w:r>
+        <w:rPr>
+          <w:rStyle w:val="VerbatimChar"/>
+        </w:rPr>
+        <w:t xml:space="preserve">CRYPTO_memcmp</w:t>
+      </w:r>
+      <w:r>
+        <w:t xml:space="preserve">,</w:t>
+      </w:r>
+      <w:r>
+        <w:t xml:space="preserve"> </w:t>
+      </w:r>
+      <w:r>
+        <w:rPr>
+          <w:rStyle w:val="VerbatimChar"/>
+        </w:rPr>
+        <w:t xml:space="preserve">sodium_memcmp</w:t>
+      </w:r>
+      <w:r>
+        <w:t xml:space="preserve">, the language’s own</w:t>
+      </w:r>
+      <w:r>
+        <w:t xml:space="preserve"> </w:t>
+      </w:r>
+      <w:r>
+        <w:t xml:space="preserve">“constant-time compare”</w:t>
+      </w:r>
+      <w:r>
+        <w:t xml:space="preserve"> </w:t>
+      </w:r>
+      <w:r>
+        <w:t xml:space="preserve">function). Don’t write your own</w:t>
+      </w:r>
+      <w:r>
+        <w:t xml:space="preserve"> </w:t>
+      </w:r>
+      <w:r>
+        <w:t xml:space="preserve">comparison function; this is another appearance of this week’s</w:t>
+      </w:r>
+      <w:r>
+        <w:t xml:space="preserve"> </w:t>
+      </w:r>
+      <w:r>
+        <w:t xml:space="preserve">“don’t write your own crypto”</w:t>
+      </w:r>
+      <w:r>
+        <w:t xml:space="preserve"> </w:t>
+      </w:r>
+      <w:r>
+        <w:t xml:space="preserve">rule (Section 1).</w:t>
       </w:r>
     </w:p>
     <w:p>
       <w:pPr>
         <w:pStyle w:val="FirstParagraph"/>
       </w:pPr>
-      <w:r>
-        <w:t xml:space="preserve">Now let the attacker change the amount from</w:t>
-      </w:r>
-      <w:r>
-        <w:t xml:space="preserve"> </w:t>
-      </w:r>
-      <w:r>
-        <w:rPr>
-          <w:rStyle w:val="VerbatimChar"/>
-        </w:rPr>
-        <w:t xml:space="preserve">100</w:t>
-      </w:r>
-      <w:r>
-        <w:t xml:space="preserve"> </w:t>
-      </w:r>
-      <w:r>
-        <w:t xml:space="preserve">to</w:t>
-      </w:r>
-      <w:r>
-        <w:t xml:space="preserve"> </w:t>
-      </w:r>
-      <w:r>
-        <w:rPr>
-          <w:rStyle w:val="VerbatimChar"/>
-        </w:rPr>
-        <w:t xml:space="preserve">900</w:t>
-      </w:r>
-      <w:r>
-        <w:t xml:space="preserve">; with the real key, the original message’s HMAC</w:t>
-      </w:r>
-      <w:r>
-        <w:t xml:space="preserve"> </w:t>
-      </w:r>
-      <w:r>
-        <w:t xml:space="preserve">changes as follows:</w:t>
-      </w:r>
-    </w:p>
-    <w:p>
-      <w:pPr>
-        <w:pStyle w:val="SourceCode"/>
-      </w:pPr>
-      <w:r>
-        <w:rPr>
-          <w:rStyle w:val="BuiltInTok"/>
-        </w:rPr>
-        <w:t xml:space="preserve">printf</w:t>
-      </w:r>
-      <w:r>
-        <w:rPr>
-          <w:rStyle w:val="NormalTok"/>
-        </w:rPr>
-        <w:t xml:space="preserve"> </w:t>
-      </w:r>
-      <w:r>
-        <w:rPr>
-          <w:rStyle w:val="StringTok"/>
-        </w:rPr>
-        <w:t xml:space="preserve">'tutar=900;alici=TR00'</w:t>
-      </w:r>
-      <w:r>
-        <w:rPr>
-          <w:rStyle w:val="NormalTok"/>
-        </w:rPr>
-        <w:t xml:space="preserve"> </w:t>
-      </w:r>
-      <w:r>
-        <w:rPr>
-          <w:rStyle w:val="KeywordTok"/>
-        </w:rPr>
-        <w:t xml:space="preserve">|</w:t>
-      </w:r>
-      <w:r>
-        <w:rPr>
-          <w:rStyle w:val="NormalTok"/>
-        </w:rPr>
-        <w:t xml:space="preserve"> </w:t>
-      </w:r>
-      <w:r>
-        <w:rPr>
-          <w:rStyle w:val="ExtensionTok"/>
-        </w:rPr>
-        <w:t xml:space="preserve">openssl</w:t>
-      </w:r>
-      <w:r>
-        <w:rPr>
-          <w:rStyle w:val="NormalTok"/>
-        </w:rPr>
-        <w:t xml:space="preserve"> dgst </w:t>
-      </w:r>
-      <w:r>
-        <w:rPr>
-          <w:rStyle w:val="AttributeTok"/>
-        </w:rPr>
-        <w:t xml:space="preserve">-sha256</w:t>
-      </w:r>
-      <w:r>
-        <w:rPr>
-          <w:rStyle w:val="NormalTok"/>
-        </w:rPr>
-        <w:t xml:space="preserve"> </w:t>
-      </w:r>
-      <w:r>
-        <w:rPr>
-          <w:rStyle w:val="AttributeTok"/>
-        </w:rPr>
-        <w:t xml:space="preserve">-mac</w:t>
-      </w:r>
-      <w:r>
-        <w:rPr>
-          <w:rStyle w:val="NormalTok"/>
-        </w:rPr>
-        <w:t xml:space="preserve"> HMAC </w:t>
-      </w:r>
-      <w:r>
-        <w:rPr>
-          <w:rStyle w:val="AttributeTok"/>
-        </w:rPr>
-        <w:t xml:space="preserve">-macopt</w:t>
-      </w:r>
-      <w:r>
-        <w:rPr>
-          <w:rStyle w:val="NormalTok"/>
-        </w:rPr>
-        <w:t xml:space="preserve"> hexkey:</w:t>
-      </w:r>
-      <w:r>
-        <w:rPr>
-          <w:rStyle w:val="VariableTok"/>
-        </w:rPr>
-        <w:t xml:space="preserve">$ANAHTAR</w:t>
-      </w:r>
-    </w:p>
-    <w:p>
-      <w:pPr>
-        <w:pStyle w:val="SourceCode"/>
-      </w:pPr>
-      <w:r>
-        <w:rPr>
-          <w:rStyle w:val="VerbatimChar"/>
-        </w:rPr>
-        <w:t xml:space="preserve">SHA2-256(stdin)= 8a786eacbef7863d44533b9ebcbcf288e5136204080258e838e283f1f91a46be</w:t>
-      </w:r>
-    </w:p>
-    <w:p>
-      <w:pPr>
-        <w:pStyle w:val="FirstParagraph"/>
-      </w:pPr>
-      <w:r>
-        <w:t xml:space="preserve">A single-character change (</w:t>
-      </w:r>
-      <w:r>
-        <w:rPr>
-          <w:rStyle w:val="VerbatimChar"/>
-        </w:rPr>
-        <w:t xml:space="preserve">1</w:t>
-      </w:r>
-      <w:r>
-        <w:t xml:space="preserve">→</w:t>
-      </w:r>
-      <w:r>
-        <w:rPr>
-          <w:rStyle w:val="VerbatimChar"/>
-        </w:rPr>
-        <w:t xml:space="preserve">9</w:t>
-      </w:r>
-      <w:r>
-        <w:t xml:space="preserve">) produced</w:t>
-      </w:r>
-      <w:r>
-        <w:t xml:space="preserve"> </w:t>
-      </w:r>
-      <w:r>
-        <w:rPr>
-          <w:b/>
-          <w:bCs/>
-        </w:rPr>
-        <w:t xml:space="preserve">completely different</w:t>
-      </w:r>
-      <w:r>
-        <w:t xml:space="preserve"> </w:t>
-      </w:r>
-      <w:r>
-        <w:t xml:space="preserve">32 bytes for the tag — this is a good</w:t>
-      </w:r>
-      <w:r>
-        <w:t xml:space="preserve"> </w:t>
-      </w:r>
-      <w:r>
-        <w:t xml:space="preserve">hash function’s</w:t>
-      </w:r>
-      <w:r>
-        <w:t xml:space="preserve"> </w:t>
-      </w:r>
-      <w:r>
-        <w:t xml:space="preserve">“avalanche effect”</w:t>
-      </w:r>
-      <w:r>
-        <w:t xml:space="preserve">: a single-bit change in the input changes roughly half of the output. Since</w:t>
-      </w:r>
-      <w:r>
-        <w:t xml:space="preserve"> </w:t>
-      </w:r>
-      <w:r>
-        <w:t xml:space="preserve">the attacker doesn’t know the key, they cannot change the message and produce a</w:t>
-      </w:r>
-      <w:r>
-        <w:t xml:space="preserve"> </w:t>
-      </w:r>
-      <w:r>
-        <w:rPr>
-          <w:b/>
-          <w:bCs/>
-        </w:rPr>
-        <w:t xml:space="preserve">valid</w:t>
-      </w:r>
-      <w:r>
-        <w:t xml:space="preserve"> </w:t>
-      </w:r>
-      <w:r>
-        <w:t xml:space="preserve">new tag; the receiver</w:t>
-      </w:r>
-      <w:r>
-        <w:t xml:space="preserve"> </w:t>
-      </w:r>
-      <w:r>
-        <w:t xml:space="preserve">compares the tags and catches the mismatch.</w:t>
-      </w:r>
-    </w:p>
-    <w:bookmarkEnd w:id="69"/>
-    <w:bookmarkStart w:id="70" w:name="X8ea489c4a0e36a3aa9f59c2f0f3c40ceadf9804"/>
-    <w:p>
-      <w:pPr>
-        <w:pStyle w:val="Heading3"/>
-      </w:pPr>
-      <w:r>
-        <w:t xml:space="preserve">Constant-time comparison: why</w:t>
-      </w:r>
-      <w:r>
-        <w:t xml:space="preserve"> </w:t>
-      </w:r>
-      <w:r>
-        <w:rPr>
-          <w:rStyle w:val="VerbatimChar"/>
-        </w:rPr>
-        <w:t xml:space="preserve">memcmp</w:t>
-      </w:r>
-      <w:r>
-        <w:t xml:space="preserve"> </w:t>
-      </w:r>
-      <w:r>
-        <w:t xml:space="preserve">is not enough</w:t>
-      </w:r>
-    </w:p>
-    <w:p>
-      <w:pPr>
-        <w:pStyle w:val="FirstParagraph"/>
-      </w:pPr>
-      <w:r>
-        <w:t xml:space="preserve">On the receiving side, HMAC verification requires</w:t>
-      </w:r>
-      <w:r>
-        <w:t xml:space="preserve"> </w:t>
-      </w:r>
-      <w:r>
-        <w:rPr>
-          <w:b/>
-          <w:bCs/>
-        </w:rPr>
-        <w:t xml:space="preserve">comparing</w:t>
-      </w:r>
-      <w:r>
-        <w:t xml:space="preserve"> </w:t>
-      </w:r>
-      <w:r>
-        <w:t xml:space="preserve">the computed tag with the tag that arrived. An</w:t>
-      </w:r>
-      <w:r>
-        <w:t xml:space="preserve"> </w:t>
-      </w:r>
-      <w:r>
-        <w:t xml:space="preserve">ordinary</w:t>
-      </w:r>
-      <w:r>
-        <w:t xml:space="preserve"> </w:t>
-      </w:r>
-      <w:r>
-        <w:rPr>
-          <w:rStyle w:val="VerbatimChar"/>
-        </w:rPr>
-        <w:t xml:space="preserve">memcmp(a, b, 32)</w:t>
-      </w:r>
-      <w:r>
-        <w:t xml:space="preserve"> </w:t>
-      </w:r>
-      <w:r>
-        <w:t xml:space="preserve">compares bytes left to right and</w:t>
-      </w:r>
-      <w:r>
-        <w:t xml:space="preserve"> </w:t>
-      </w:r>
-      <w:r>
-        <w:rPr>
-          <w:b/>
-          <w:bCs/>
-        </w:rPr>
-        <w:t xml:space="preserve">stops at the first differing byte</w:t>
-      </w:r>
-      <w:r>
-        <w:t xml:space="preserve">; this means</w:t>
-      </w:r>
-      <w:r>
-        <w:t xml:space="preserve"> </w:t>
-      </w:r>
-      <w:r>
-        <w:t xml:space="preserve">the function’s running time varies depending on how many bytes matched. An attacker who can make enough attempts</w:t>
-      </w:r>
-      <w:r>
-        <w:t xml:space="preserve"> </w:t>
-      </w:r>
-      <w:r>
-        <w:t xml:space="preserve">over a network can guess the correct tag</w:t>
-      </w:r>
-      <w:r>
-        <w:t xml:space="preserve"> </w:t>
-      </w:r>
-      <w:r>
-        <w:rPr>
-          <w:b/>
-          <w:bCs/>
-        </w:rPr>
-        <w:t xml:space="preserve">byte by byte</w:t>
-      </w:r>
-      <w:r>
-        <w:t xml:space="preserve"> </w:t>
-      </w:r>
-      <w:r>
-        <w:t xml:space="preserve">from microsecond differences in response times (a</w:t>
-      </w:r>
-      <w:r>
-        <w:t xml:space="preserve"> </w:t>
-      </w:r>
-      <w:r>
-        <w:t xml:space="preserve">timing attack).</w:t>
-      </w:r>
-    </w:p>
-    <w:p>
-      <w:pPr>
-        <w:pStyle w:val="BodyText"/>
-      </w:pPr>
-      <w:r>
-        <w:rPr>
-          <w:b/>
-          <w:bCs/>
-        </w:rPr>
-        <w:t xml:space="preserve">Incorrect and correct comparison</w:t>
-      </w:r>
-    </w:p>
-    <w:p>
-      <w:pPr>
-        <w:pStyle w:val="SourceCode"/>
-      </w:pPr>
-      <w:r>
-        <w:rPr>
-          <w:rStyle w:val="CommentTok"/>
-        </w:rPr>
-        <w:t xml:space="preserve">/* WRONG: an early exit creates a timing difference */</w:t>
-      </w:r>
-      <w:r>
-        <w:br/>
-      </w:r>
-      <w:r>
-        <w:rPr>
-          <w:rStyle w:val="ControlFlowTok"/>
-        </w:rPr>
-        <w:t xml:space="preserve">if</w:t>
-      </w:r>
-      <w:r>
-        <w:rPr>
-          <w:rStyle w:val="NormalTok"/>
-        </w:rPr>
-        <w:t xml:space="preserve"> </w:t>
-      </w:r>
-      <w:r>
-        <w:rPr>
-          <w:rStyle w:val="OperatorTok"/>
-        </w:rPr>
-        <w:t xml:space="preserve">(</w:t>
-      </w:r>
-      <w:r>
-        <w:rPr>
-          <w:rStyle w:val="NormalTok"/>
-        </w:rPr>
-        <w:t xml:space="preserve">memcmp</w:t>
-      </w:r>
-      <w:r>
-        <w:rPr>
-          <w:rStyle w:val="OperatorTok"/>
-        </w:rPr>
-        <w:t xml:space="preserve">(</w:t>
-      </w:r>
-      <w:r>
-        <w:rPr>
-          <w:rStyle w:val="NormalTok"/>
-        </w:rPr>
-        <w:t xml:space="preserve">hesaplanan</w:t>
-      </w:r>
-      <w:r>
-        <w:rPr>
-          <w:rStyle w:val="OperatorTok"/>
-        </w:rPr>
-        <w:t xml:space="preserve">,</w:t>
-      </w:r>
-      <w:r>
-        <w:rPr>
-          <w:rStyle w:val="NormalTok"/>
-        </w:rPr>
-        <w:t xml:space="preserve"> gelen</w:t>
-      </w:r>
-      <w:r>
-        <w:rPr>
-          <w:rStyle w:val="OperatorTok"/>
-        </w:rPr>
-        <w:t xml:space="preserve">,</w:t>
-      </w:r>
-      <w:r>
-        <w:rPr>
-          <w:rStyle w:val="NormalTok"/>
-        </w:rPr>
-        <w:t xml:space="preserve"> </w:t>
-      </w:r>
-      <w:r>
-        <w:rPr>
-          <w:rStyle w:val="DecValTok"/>
-        </w:rPr>
-        <w:t xml:space="preserve">32</w:t>
-      </w:r>
-      <w:r>
-        <w:rPr>
-          <w:rStyle w:val="OperatorTok"/>
-        </w:rPr>
-        <w:t xml:space="preserve">)</w:t>
-      </w:r>
-      <w:r>
-        <w:rPr>
-          <w:rStyle w:val="NormalTok"/>
-        </w:rPr>
-        <w:t xml:space="preserve"> </w:t>
-      </w:r>
-      <w:r>
-        <w:rPr>
-          <w:rStyle w:val="OperatorTok"/>
-        </w:rPr>
-        <w:t xml:space="preserve">==</w:t>
-      </w:r>
-      <w:r>
-        <w:rPr>
-          <w:rStyle w:val="NormalTok"/>
-        </w:rPr>
-        <w:t xml:space="preserve"> </w:t>
-      </w:r>
-      <w:r>
-        <w:rPr>
-          <w:rStyle w:val="DecValTok"/>
-        </w:rPr>
-        <w:t xml:space="preserve">0</w:t>
-      </w:r>
-      <w:r>
-        <w:rPr>
-          <w:rStyle w:val="OperatorTok"/>
-        </w:rPr>
-        <w:t xml:space="preserve">)</w:t>
-      </w:r>
-      <w:r>
-        <w:rPr>
-          <w:rStyle w:val="NormalTok"/>
-        </w:rPr>
-        <w:t xml:space="preserve"> </w:t>
-      </w:r>
-      <w:r>
-        <w:rPr>
-          <w:rStyle w:val="OperatorTok"/>
-        </w:rPr>
-        <w:t xml:space="preserve">{</w:t>
-      </w:r>
-      <w:r>
-        <w:rPr>
-          <w:rStyle w:val="NormalTok"/>
-        </w:rPr>
-        <w:t xml:space="preserve"> </w:t>
-      </w:r>
-      <w:r>
-        <w:rPr>
-          <w:rStyle w:val="CommentTok"/>
-        </w:rPr>
-        <w:t xml:space="preserve">/* accept */</w:t>
-      </w:r>
-      <w:r>
-        <w:rPr>
-          <w:rStyle w:val="NormalTok"/>
-        </w:rPr>
-        <w:t xml:space="preserve"> </w:t>
-      </w:r>
-      <w:r>
-        <w:rPr>
-          <w:rStyle w:val="OperatorTok"/>
-        </w:rPr>
-        <w:t xml:space="preserve">}</w:t>
-      </w:r>
-      <w:r>
-        <w:br/>
-      </w:r>
-      <w:r>
-        <w:br/>
-      </w:r>
-      <w:r>
-        <w:rPr>
-          <w:rStyle w:val="CommentTok"/>
-        </w:rPr>
-        <w:t xml:space="preserve">/* CORRECT: constant-time, always walks through all 32 bytes */</w:t>
-      </w:r>
-      <w:r>
-        <w:br/>
-      </w:r>
-      <w:r>
-        <w:rPr>
-          <w:rStyle w:val="ControlFlowTok"/>
-        </w:rPr>
-        <w:t xml:space="preserve">if</w:t>
-      </w:r>
-      <w:r>
-        <w:rPr>
-          <w:rStyle w:val="NormalTok"/>
-        </w:rPr>
-        <w:t xml:space="preserve"> </w:t>
-      </w:r>
-      <w:r>
-        <w:rPr>
-          <w:rStyle w:val="OperatorTok"/>
-        </w:rPr>
-        <w:t xml:space="preserve">(</w:t>
-      </w:r>
-      <w:r>
-        <w:rPr>
-          <w:rStyle w:val="NormalTok"/>
-        </w:rPr>
-        <w:t xml:space="preserve">CRYPTO_memcmp</w:t>
-      </w:r>
-      <w:r>
-        <w:rPr>
-          <w:rStyle w:val="OperatorTok"/>
-        </w:rPr>
-        <w:t xml:space="preserve">(</w:t>
-      </w:r>
-      <w:r>
-        <w:rPr>
-          <w:rStyle w:val="NormalTok"/>
-        </w:rPr>
-        <w:t xml:space="preserve">hesaplanan</w:t>
-      </w:r>
-      <w:r>
-        <w:rPr>
-          <w:rStyle w:val="OperatorTok"/>
-        </w:rPr>
-        <w:t xml:space="preserve">,</w:t>
-      </w:r>
-      <w:r>
-        <w:rPr>
-          <w:rStyle w:val="NormalTok"/>
-        </w:rPr>
-        <w:t xml:space="preserve"> gelen</w:t>
-      </w:r>
-      <w:r>
-        <w:rPr>
-          <w:rStyle w:val="OperatorTok"/>
-        </w:rPr>
-        <w:t xml:space="preserve">,</w:t>
-      </w:r>
-      <w:r>
-        <w:rPr>
-          <w:rStyle w:val="NormalTok"/>
-        </w:rPr>
-        <w:t xml:space="preserve"> </w:t>
-      </w:r>
-      <w:r>
-        <w:rPr>
-          <w:rStyle w:val="DecValTok"/>
-        </w:rPr>
-        <w:t xml:space="preserve">32</w:t>
-      </w:r>
-      <w:r>
-        <w:rPr>
-          <w:rStyle w:val="OperatorTok"/>
-        </w:rPr>
-        <w:t xml:space="preserve">)</w:t>
-      </w:r>
-      <w:r>
-        <w:rPr>
-          <w:rStyle w:val="NormalTok"/>
-        </w:rPr>
-        <w:t xml:space="preserve"> </w:t>
-      </w:r>
-      <w:r>
-        <w:rPr>
-          <w:rStyle w:val="OperatorTok"/>
-        </w:rPr>
-        <w:t xml:space="preserve">==</w:t>
-      </w:r>
-      <w:r>
-        <w:rPr>
-          <w:rStyle w:val="NormalTok"/>
-        </w:rPr>
-        <w:t xml:space="preserve"> </w:t>
-      </w:r>
-      <w:r>
-        <w:rPr>
-          <w:rStyle w:val="DecValTok"/>
-        </w:rPr>
-        <w:t xml:space="preserve">0</w:t>
-      </w:r>
-      <w:r>
-        <w:rPr>
-          <w:rStyle w:val="OperatorTok"/>
-        </w:rPr>
-        <w:t xml:space="preserve">)</w:t>
-      </w:r>
-      <w:r>
-        <w:rPr>
-          <w:rStyle w:val="NormalTok"/>
-        </w:rPr>
-        <w:t xml:space="preserve"> </w:t>
-      </w:r>
-      <w:r>
-        <w:rPr>
-          <w:rStyle w:val="OperatorTok"/>
-        </w:rPr>
-        <w:t xml:space="preserve">{</w:t>
-      </w:r>
-      <w:r>
-        <w:rPr>
-          <w:rStyle w:val="NormalTok"/>
-        </w:rPr>
-        <w:t xml:space="preserve"> </w:t>
-      </w:r>
-      <w:r>
-        <w:rPr>
-          <w:rStyle w:val="CommentTok"/>
-        </w:rPr>
-        <w:t xml:space="preserve">/* accept */</w:t>
-      </w:r>
-      <w:r>
-        <w:rPr>
-          <w:rStyle w:val="NormalTok"/>
-        </w:rPr>
-        <w:t xml:space="preserve"> </w:t>
-      </w:r>
-      <w:r>
-        <w:rPr>
-          <w:rStyle w:val="OperatorTok"/>
-        </w:rPr>
-        <w:t xml:space="preserve">}</w:t>
-      </w:r>
-      <w:r>
-        <w:rPr>
-          <w:rStyle w:val="NormalTok"/>
-        </w:rPr>
-        <w:t xml:space="preserve">   </w:t>
-      </w:r>
-      <w:r>
-        <w:rPr>
-          <w:rStyle w:val="CommentTok"/>
-        </w:rPr>
-        <w:t xml:space="preserve">/* OpenSSL */</w:t>
-      </w:r>
-      <w:r>
-        <w:br/>
-      </w:r>
-      <w:r>
-        <w:rPr>
-          <w:rStyle w:val="CommentTok"/>
-        </w:rPr>
-        <w:t xml:space="preserve">/* or: sodium_memcmp (libsodium), hmac.compare_digest (Python) */</w:t>
-      </w:r>
-    </w:p>
-    <w:p>
-      <w:pPr>
-        <w:pStyle w:val="BlockText"/>
-      </w:pPr>
-      <w:r>
-        <w:rPr>
-          <w:b/>
-          <w:bCs/>
-        </w:rPr>
-        <w:t xml:space="preserve">Common mistake: comparing a MAC/tag with</w:t>
-      </w:r>
-      <w:r>
-        <w:rPr>
-          <w:b/>
-          <w:bCs/>
-        </w:rPr>
-        <w:t xml:space="preserve"> </w:t>
-      </w:r>
-      <w:r>
-        <w:rPr>
-          <w:rStyle w:val="VerbatimChar"/>
-          <w:b/>
-          <w:bCs/>
-        </w:rPr>
-        <w:t xml:space="preserve">==</w:t>
-      </w:r>
-      <w:r>
-        <w:rPr>
-          <w:b/>
-          <w:bCs/>
-        </w:rPr>
-        <w:t xml:space="preserve"> </w:t>
-      </w:r>
-      <w:r>
-        <w:rPr>
-          <w:b/>
-          <w:bCs/>
-        </w:rPr>
-        <w:t xml:space="preserve">or</w:t>
-      </w:r>
-      <w:r>
-        <w:rPr>
-          <w:b/>
-          <w:bCs/>
-        </w:rPr>
-        <w:t xml:space="preserve"> </w:t>
-      </w:r>
-      <w:r>
-        <w:rPr>
-          <w:rStyle w:val="VerbatimChar"/>
-          <w:b/>
-          <w:bCs/>
-        </w:rPr>
-        <w:t xml:space="preserve">memcmp</w:t>
-      </w:r>
-    </w:p>
-    <w:p>
-      <w:pPr>
-        <w:pStyle w:val="BlockText"/>
-      </w:pPr>
-      <w:r>
-        <w:t xml:space="preserve">If a comparison like</w:t>
-      </w:r>
-      <w:r>
-        <w:t xml:space="preserve"> </w:t>
-      </w:r>
-      <w:r>
-        <w:rPr>
-          <w:rStyle w:val="VerbatimChar"/>
-        </w:rPr>
-        <w:t xml:space="preserve">strcmp(hesaplanan_imza, gelen_imza) == 0</w:t>
-      </w:r>
-      <w:r>
-        <w:t xml:space="preserve"> </w:t>
-      </w:r>
-      <w:r>
-        <w:t xml:space="preserve">is seen in a web service’s API signature</w:t>
-      </w:r>
-      <w:r>
-        <w:t xml:space="preserve"> </w:t>
-      </w:r>
-      <w:r>
-        <w:t xml:space="preserve">verification code, this is not a theoretical but a</w:t>
-      </w:r>
-      <w:r>
-        <w:t xml:space="preserve"> </w:t>
-      </w:r>
-      <w:r>
-        <w:rPr>
-          <w:b/>
-          <w:bCs/>
-        </w:rPr>
-        <w:t xml:space="preserve">usable</w:t>
-      </w:r>
-      <w:r>
-        <w:t xml:space="preserve"> </w:t>
-      </w:r>
-      <w:r>
-        <w:t xml:space="preserve">timing-attack risk: with enough requests</w:t>
-      </w:r>
-      <w:r>
-        <w:t xml:space="preserve"> </w:t>
-      </w:r>
-      <w:r>
-        <w:t xml:space="preserve">(thousands to tens of thousands), an attacker can discover the correct signature byte by byte. Rule:</w:t>
-      </w:r>
-      <w:r>
-        <w:t xml:space="preserve"> </w:t>
-      </w:r>
-      <w:r>
-        <w:rPr>
-          <w:b/>
-          <w:bCs/>
-        </w:rPr>
-        <w:t xml:space="preserve">no</w:t>
-      </w:r>
-      <w:r>
-        <w:t xml:space="preserve"> </w:t>
-      </w:r>
-      <w:r>
-        <w:t xml:space="preserve">secret-value comparison is ever done with an early-exit function.</w:t>
-      </w:r>
-    </w:p>
-    <w:p>
-      <w:pPr>
-        <w:pStyle w:val="BlockText"/>
-      </w:pPr>
-      <w:r>
-        <w:rPr>
-          <w:b/>
-          <w:bCs/>
-        </w:rPr>
-        <w:t xml:space="preserve">Rule</w:t>
-      </w:r>
-    </w:p>
-    <w:p>
-      <w:pPr>
-        <w:pStyle w:val="BlockText"/>
-      </w:pPr>
-      <w:r>
-        <w:t xml:space="preserve">Always compare secret values such as a MAC, a signature, or a password hash with a constant-time function</w:t>
-      </w:r>
-      <w:r>
-        <w:t xml:space="preserve"> </w:t>
-      </w:r>
-      <w:r>
-        <w:t xml:space="preserve">(</w:t>
-      </w:r>
-      <w:r>
-        <w:rPr>
-          <w:rStyle w:val="VerbatimChar"/>
-        </w:rPr>
-        <w:t xml:space="preserve">CRYPTO_memcmp</w:t>
-      </w:r>
-      <w:r>
-        <w:t xml:space="preserve">,</w:t>
-      </w:r>
-      <w:r>
-        <w:t xml:space="preserve"> </w:t>
-      </w:r>
-      <w:r>
-        <w:rPr>
-          <w:rStyle w:val="VerbatimChar"/>
-        </w:rPr>
-        <w:t xml:space="preserve">sodium_memcmp</w:t>
-      </w:r>
-      <w:r>
-        <w:t xml:space="preserve">, the language’s own</w:t>
-      </w:r>
-      <w:r>
-        <w:t xml:space="preserve"> </w:t>
-      </w:r>
-      <w:r>
-        <w:t xml:space="preserve">“constant-time compare”</w:t>
-      </w:r>
-      <w:r>
-        <w:t xml:space="preserve"> </w:t>
-      </w:r>
-      <w:r>
-        <w:t xml:space="preserve">function). Don’t write your own</w:t>
-      </w:r>
-      <w:r>
-        <w:t xml:space="preserve"> </w:t>
-      </w:r>
-      <w:r>
-        <w:t xml:space="preserve">comparison function; this is another appearance of this week’s</w:t>
-      </w:r>
-      <w:r>
-        <w:t xml:space="preserve"> </w:t>
-      </w:r>
-      <w:r>
-        <w:t xml:space="preserve">“don’t write your own crypto”</w:t>
-      </w:r>
-      <w:r>
-        <w:t xml:space="preserve"> </w:t>
-      </w:r>
-      <w:r>
-        <w:t xml:space="preserve">rule (Section 1).</w:t>
-      </w:r>
-    </w:p>
-    <w:p>
-      <w:pPr>
-        <w:pStyle w:val="FirstParagraph"/>
-      </w:pPr>
-      <w:r>
-        <w:t xml:space="preserve">In Week 3 we introduced AEAD as</w:t>
+      <w:hyperlink r:id="rId23">
+        <w:r>
+          <w:rPr>
+            <w:rStyle w:val="Hyperlink"/>
+          </w:rPr>
+          <w:t xml:space="preserve">In Week 3</w:t>
+        </w:r>
+      </w:hyperlink>
+      <w:r>
+        <w:t xml:space="preserve"> </w:t>
+      </w:r>
+      <w:r>
+        <w:t xml:space="preserve">we</w:t>
+      </w:r>
+      <w:r>
+        <w:t xml:space="preserve"> </w:t>
+      </w:r>
+      <w:r>
+        <w:t xml:space="preserve">introduced AEAD as</w:t>
       </w:r>
       <w:r>
         <w:t xml:space="preserve"> </w:t>
@@ -10240,9 +9979,9 @@
         </w:pict>
       </w:r>
     </w:p>
+    <w:bookmarkEnd w:id="69"/>
     <w:bookmarkEnd w:id="70"/>
-    <w:bookmarkEnd w:id="71"/>
-    <w:bookmarkStart w:id="79" w:name="Xb043797b299433106263249d3c373c7af7c887d"/>
+    <w:bookmarkStart w:id="80" w:name="Xb043797b299433106263249d3c373c7af7c887d"/>
     <w:p>
       <w:pPr>
         <w:pStyle w:val="Heading2"/>
@@ -10336,20 +10075,20 @@
       <w:r>
         <w:drawing>
           <wp:inline>
-            <wp:extent cx="5759999" cy="2470728"/>
+            <wp:extent cx="5759999" cy="1542641"/>
             <wp:effectExtent b="0" l="0" r="0" t="0"/>
-            <wp:docPr descr="RSA padding schemes: OAEP and PSS" title="" id="73" name="Picture"/>
+            <wp:docPr descr="RSA padding schemes: OAEP and PSS" title="" id="72" name="Picture"/>
             <a:graphic>
               <a:graphicData uri="http://schemas.openxmlformats.org/drawingml/2006/picture">
                 <pic:pic>
                   <pic:nvPicPr>
-                    <pic:cNvPr descr="h10-09-oaep-pss.png" id="74" name="Picture"/>
+                    <pic:cNvPr descr="h10-09-oaep-pss.png" id="73" name="Picture"/>
                     <pic:cNvPicPr>
                       <a:picLocks noChangeArrowheads="1" noChangeAspect="1"/>
                     </pic:cNvPicPr>
                   </pic:nvPicPr>
                   <pic:blipFill>
-                    <a:blip r:embed="rId72"/>
+                    <a:blip r:embed="rId71"/>
                     <a:stretch>
                       <a:fillRect/>
                     </a:stretch>
@@ -10357,7 +10096,7 @@
                   <pic:spPr bwMode="auto">
                     <a:xfrm>
                       <a:off x="0" y="0"/>
-                      <a:ext cx="5759999" cy="2470728"/>
+                      <a:ext cx="5759999" cy="1542641"/>
                     </a:xfrm>
                     <a:prstGeom prst="rect">
                       <a:avLst/>
@@ -10416,10 +10155,27 @@
         <w:t xml:space="preserve">signing</w:t>
       </w:r>
       <w:r>
-        <w:t xml:space="preserve">. The data itself is always protected with a symmetric cipher (the hybrid scheme from Week 3).</w:t>
-      </w:r>
-    </w:p>
-    <w:bookmarkStart w:id="75" w:name="rsa-with-the-right-padding"/>
+        <w:t xml:space="preserve">. The data itself is always protected with a symmetric cipher</w:t>
+      </w:r>
+      <w:r>
+        <w:t xml:space="preserve"> </w:t>
+      </w:r>
+      <w:r>
+        <w:t xml:space="preserve">(</w:t>
+      </w:r>
+      <w:hyperlink r:id="rId22">
+        <w:r>
+          <w:rPr>
+            <w:rStyle w:val="Hyperlink"/>
+          </w:rPr>
+          <w:t xml:space="preserve">the hybrid scheme from Week 3</w:t>
+        </w:r>
+      </w:hyperlink>
+      <w:r>
+        <w:t xml:space="preserve">).</w:t>
+      </w:r>
+    </w:p>
+    <w:bookmarkStart w:id="74" w:name="rsa-with-the-right-padding"/>
     <w:p>
       <w:pPr>
         <w:pStyle w:val="Heading3"/>
@@ -11099,7 +10855,7 @@
         <w:t xml:space="preserve"> belge.sig belge.txt</w:t>
       </w:r>
     </w:p>
-    <w:bookmarkEnd w:id="75"/>
+    <w:bookmarkEnd w:id="74"/>
     <w:bookmarkStart w:id="76" w:name="X9e10d3d7fd271a7831785fd0e41e18fed577fc8"/>
     <w:p>
       <w:pPr>
@@ -11434,7 +11190,24 @@
         <w:t xml:space="preserve"> </w:t>
       </w:r>
       <w:r>
-        <w:t xml:space="preserve">generator. This is the most striking proof of Week 3’s sentence</w:t>
+        <w:t xml:space="preserve">generator. This is the most striking proof of</w:t>
+      </w:r>
+      <w:r>
+        <w:t xml:space="preserve"> </w:t>
+      </w:r>
+      <w:hyperlink r:id="rId75">
+        <w:r>
+          <w:rPr>
+            <w:rStyle w:val="Hyperlink"/>
+          </w:rPr>
+          <w:t xml:space="preserve">Week 3’s</w:t>
+        </w:r>
+      </w:hyperlink>
+      <w:r>
+        <w:t xml:space="preserve"> </w:t>
+      </w:r>
+      <w:r>
+        <w:t xml:space="preserve">sentence</w:t>
       </w:r>
       <w:r>
         <w:t xml:space="preserve"> </w:t>
@@ -12104,7 +11877,7 @@
       </w:r>
     </w:p>
     <w:bookmarkEnd w:id="77"/>
-    <w:bookmarkStart w:id="78" w:name="X671137b23583ce760c6eaf11029b698d3e6830f"/>
+    <w:bookmarkStart w:id="79" w:name="X671137b23583ce760c6eaf11029b698d3e6830f"/>
     <w:p>
       <w:pPr>
         <w:pStyle w:val="Heading3"/>
@@ -12839,8 +12612,25 @@
       <w:pPr>
         <w:pStyle w:val="FirstParagraph"/>
       </w:pPr>
-      <w:r>
-        <w:t xml:space="preserve">In Week 3 we used asymmetric cryptography (RSA or ECDHE back then) as a black box in TLS’s key setup. This</w:t>
+      <w:hyperlink r:id="rId78">
+        <w:r>
+          <w:rPr>
+            <w:rStyle w:val="Hyperlink"/>
+          </w:rPr>
+          <w:t xml:space="preserve">In Week 3</w:t>
+        </w:r>
+      </w:hyperlink>
+      <w:r>
+        <w:t xml:space="preserve"> </w:t>
+      </w:r>
+      <w:r>
+        <w:t xml:space="preserve">we used</w:t>
+      </w:r>
+      <w:r>
+        <w:t xml:space="preserve"> </w:t>
+      </w:r>
+      <w:r>
+        <w:t xml:space="preserve">asymmetric cryptography (RSA or ECDHE back then) as a black box in TLS’s key setup. This</w:t>
       </w:r>
       <w:r>
         <w:t xml:space="preserve"> </w:t>
@@ -12888,9 +12678,9 @@
         </w:pict>
       </w:r>
     </w:p>
-    <w:bookmarkEnd w:id="78"/>
     <w:bookmarkEnd w:id="79"/>
-    <w:bookmarkStart w:id="87" w:name="X2d4435b78046aa2337f56685321d33d2284d528"/>
+    <w:bookmarkEnd w:id="80"/>
+    <w:bookmarkStart w:id="91" w:name="X2d4435b78046aa2337f56685321d33d2284d528"/>
     <w:p>
       <w:pPr>
         <w:pStyle w:val="Heading2"/>
@@ -12977,20 +12767,20 @@
       <w:r>
         <w:drawing>
           <wp:inline>
-            <wp:extent cx="5759999" cy="2283460"/>
+            <wp:extent cx="5759999" cy="1380067"/>
             <wp:effectExtent b="0" l="0" r="0" t="0"/>
-            <wp:docPr descr="Creating and verifying a digital signature" title="" id="81" name="Picture"/>
+            <wp:docPr descr="Creating and verifying a digital signature" title="" id="82" name="Picture"/>
             <a:graphic>
               <a:graphicData uri="http://schemas.openxmlformats.org/drawingml/2006/picture">
                 <pic:pic>
                   <pic:nvPicPr>
-                    <pic:cNvPr descr="h10-10-imza.png" id="82" name="Picture"/>
+                    <pic:cNvPr descr="h10-10-imza.png" id="83" name="Picture"/>
                     <pic:cNvPicPr>
                       <a:picLocks noChangeArrowheads="1" noChangeAspect="1"/>
                     </pic:cNvPicPr>
                   </pic:nvPicPr>
                   <pic:blipFill>
-                    <a:blip r:embed="rId80"/>
+                    <a:blip r:embed="rId81"/>
                     <a:stretch>
                       <a:fillRect/>
                     </a:stretch>
@@ -12998,7 +12788,7 @@
                   <pic:spPr bwMode="auto">
                     <a:xfrm>
                       <a:off x="0" y="0"/>
-                      <a:ext cx="5759999" cy="2283460"/>
+                      <a:ext cx="5759999" cy="1380067"/>
                     </a:xfrm>
                     <a:prstGeom prst="rect">
                       <a:avLst/>
@@ -13017,7 +12807,7 @@
         </w:drawing>
       </w:r>
     </w:p>
-    <w:bookmarkStart w:id="83" w:name="where-are-signatures-used"/>
+    <w:bookmarkStart w:id="87" w:name="where-are-signatures-used"/>
     <w:p>
       <w:pPr>
         <w:pStyle w:val="Heading3"/>
@@ -13105,21 +12895,38 @@
             <w:pPr>
               <w:pStyle w:val="Compact"/>
             </w:pPr>
-            <w:r>
-              <w:t xml:space="preserve">Week 1’s</w:t>
-            </w:r>
-            <w:r>
-              <w:t xml:space="preserve"> </w:t>
-            </w:r>
-            <w:r>
-              <w:t xml:space="preserve">“Vault”</w:t>
-            </w:r>
-            <w:r>
-              <w:t xml:space="preserve"> </w:t>
-            </w:r>
-            <w:r>
-              <w:t xml:space="preserve">example, threat T6</w:t>
-            </w:r>
+            <w:hyperlink r:id="rId84">
+              <w:r>
+                <w:rPr>
+                  <w:rStyle w:val="Hyperlink"/>
+                </w:rPr>
+                <w:t xml:space="preserve">Week 1’s</w:t>
+              </w:r>
+              <w:r>
+                <w:rPr>
+                  <w:rStyle w:val="Hyperlink"/>
+                </w:rPr>
+                <w:t xml:space="preserve"> </w:t>
+              </w:r>
+              <w:r>
+                <w:rPr>
+                  <w:rStyle w:val="Hyperlink"/>
+                </w:rPr>
+                <w:t xml:space="preserve">“Vault”</w:t>
+              </w:r>
+              <w:r>
+                <w:rPr>
+                  <w:rStyle w:val="Hyperlink"/>
+                </w:rPr>
+                <w:t xml:space="preserve"> </w:t>
+              </w:r>
+              <w:r>
+                <w:rPr>
+                  <w:rStyle w:val="Hyperlink"/>
+                </w:rPr>
+                <w:t xml:space="preserve">example, threat T6</w:t>
+              </w:r>
+            </w:hyperlink>
           </w:p>
         </w:tc>
       </w:tr>
@@ -13152,9 +12959,14 @@
             <w:pPr>
               <w:pStyle w:val="Compact"/>
             </w:pPr>
-            <w:r>
-              <w:t xml:space="preserve">Week 6 signature verification</w:t>
-            </w:r>
+            <w:hyperlink r:id="rId85">
+              <w:r>
+                <w:rPr>
+                  <w:rStyle w:val="Hyperlink"/>
+                </w:rPr>
+                <w:t xml:space="preserve">Week 6 signature verification</w:t>
+              </w:r>
+            </w:hyperlink>
           </w:p>
         </w:tc>
       </w:tr>
@@ -13222,9 +13034,14 @@
             <w:pPr>
               <w:pStyle w:val="Compact"/>
             </w:pPr>
-            <w:r>
-              <w:t xml:space="preserve">Week 3’s</w:t>
-            </w:r>
+            <w:hyperlink r:id="rId86">
+              <w:r>
+                <w:rPr>
+                  <w:rStyle w:val="Hyperlink"/>
+                </w:rPr>
+                <w:t xml:space="preserve">Week 3’s</w:t>
+              </w:r>
+            </w:hyperlink>
             <w:r>
               <w:t xml:space="preserve"> </w:t>
             </w:r>
@@ -13273,8 +13090,8 @@
         </w:tc>
       </w:tr>
     </w:tbl>
-    <w:bookmarkEnd w:id="83"/>
-    <w:bookmarkStart w:id="84" w:name="X4753713dfc25e86add801007aae13720027d611"/>
+    <w:bookmarkEnd w:id="87"/>
+    <w:bookmarkStart w:id="88" w:name="X4753713dfc25e86add801007aae13720027d611"/>
     <w:p>
       <w:pPr>
         <w:pStyle w:val="Heading3"/>
@@ -14205,7 +14022,7 @@
         <w:pStyle w:val="Compact"/>
         <w:numPr>
           <w:ilvl w:val="0"/>
-          <w:numId w:val="1018"/>
+          <w:numId w:val="1005"/>
         </w:numPr>
       </w:pPr>
       <w:r>
@@ -14305,7 +14122,7 @@
         <w:pStyle w:val="Compact"/>
         <w:numPr>
           <w:ilvl w:val="0"/>
-          <w:numId w:val="1018"/>
+          <w:numId w:val="1005"/>
         </w:numPr>
       </w:pPr>
       <w:r>
@@ -14349,7 +14166,7 @@
         <w:pStyle w:val="Compact"/>
         <w:numPr>
           <w:ilvl w:val="0"/>
-          <w:numId w:val="1018"/>
+          <w:numId w:val="1005"/>
         </w:numPr>
       </w:pPr>
       <w:r>
@@ -14388,8 +14205,8 @@
         <w:t xml:space="preserve">integrity protected) or come from a trusted chain.</w:t>
       </w:r>
     </w:p>
-    <w:bookmarkEnd w:id="84"/>
-    <w:bookmarkStart w:id="85" w:name="X9484b837d0c8f8bb0289805311959a13ab661ed"/>
+    <w:bookmarkEnd w:id="88"/>
+    <w:bookmarkStart w:id="89" w:name="X9484b837d0c8f8bb0289805311959a13ab661ed"/>
     <w:p>
       <w:pPr>
         <w:pStyle w:val="Heading3"/>
@@ -14841,8 +14658,8 @@
         <w:t xml:space="preserve">.</w:t>
       </w:r>
     </w:p>
-    <w:bookmarkEnd w:id="85"/>
-    <w:bookmarkStart w:id="86" w:name="X06d11a683c043a9af46230d83139af03fff8ac3"/>
+    <w:bookmarkEnd w:id="89"/>
+    <w:bookmarkStart w:id="90" w:name="X06d11a683c043a9af46230d83139af03fff8ac3"/>
     <w:p>
       <w:pPr>
         <w:pStyle w:val="Heading3"/>
@@ -15332,19 +15149,48 @@
         <w:pStyle w:val="FirstParagraph"/>
       </w:pPr>
       <w:r>
-        <w:t xml:space="preserve">In Week 1’s</w:t>
-      </w:r>
-      <w:r>
-        <w:t xml:space="preserve"> </w:t>
-      </w:r>
-      <w:r>
-        <w:t xml:space="preserve">“Vault”</w:t>
-      </w:r>
-      <w:r>
-        <w:t xml:space="preserve"> </w:t>
-      </w:r>
-      <w:r>
-        <w:t xml:space="preserve">example we saw that accepting an update package without a signature leads to the T6 threat;</w:t>
+        <w:t xml:space="preserve">In</w:t>
+      </w:r>
+      <w:r>
+        <w:t xml:space="preserve"> </w:t>
+      </w:r>
+      <w:hyperlink r:id="rId84">
+        <w:r>
+          <w:rPr>
+            <w:rStyle w:val="Hyperlink"/>
+          </w:rPr>
+          <w:t xml:space="preserve">Week 1’s</w:t>
+        </w:r>
+        <w:r>
+          <w:rPr>
+            <w:rStyle w:val="Hyperlink"/>
+          </w:rPr>
+          <w:t xml:space="preserve"> </w:t>
+        </w:r>
+        <w:r>
+          <w:rPr>
+            <w:rStyle w:val="Hyperlink"/>
+          </w:rPr>
+          <w:t xml:space="preserve">“Vault”</w:t>
+        </w:r>
+        <w:r>
+          <w:rPr>
+            <w:rStyle w:val="Hyperlink"/>
+          </w:rPr>
+          <w:t xml:space="preserve"> </w:t>
+        </w:r>
+        <w:r>
+          <w:rPr>
+            <w:rStyle w:val="Hyperlink"/>
+          </w:rPr>
+          <w:t xml:space="preserve">example</w:t>
+        </w:r>
+      </w:hyperlink>
+      <w:r>
+        <w:t xml:space="preserve"> </w:t>
+      </w:r>
+      <w:r>
+        <w:t xml:space="preserve">we saw that accepting an update package without a signature leads to the T6 threat;</w:t>
       </w:r>
       <w:r>
         <w:t xml:space="preserve"> </w:t>
@@ -15412,9 +15258,9 @@
         </w:pict>
       </w:r>
     </w:p>
-    <w:bookmarkEnd w:id="86"/>
-    <w:bookmarkEnd w:id="87"/>
-    <w:bookmarkStart w:id="95" w:name="X98a63894f9af58f0c8cf764d025179cc664d464"/>
+    <w:bookmarkEnd w:id="90"/>
+    <w:bookmarkEnd w:id="91"/>
+    <w:bookmarkStart w:id="100" w:name="X98a63894f9af58f0c8cf764d025179cc664d464"/>
     <w:p>
       <w:pPr>
         <w:pStyle w:val="Heading2"/>
@@ -15497,7 +15343,7 @@
         <w:t xml:space="preserve">an elliptic curve (X25519).</w:t>
       </w:r>
     </w:p>
-    <w:bookmarkStart w:id="91" w:name="X7991e35626ccf7c3a5221836b56634bf142311b"/>
+    <w:bookmarkStart w:id="95" w:name="X7991e35626ccf7c3a5221836b56634bf142311b"/>
     <w:p>
       <w:pPr>
         <w:pStyle w:val="Heading3"/>
@@ -15553,20 +15399,20 @@
       <w:r>
         <w:drawing>
           <wp:inline>
-            <wp:extent cx="5759999" cy="3120125"/>
+            <wp:extent cx="5759999" cy="4895999"/>
             <wp:effectExtent b="0" l="0" r="0" t="0"/>
-            <wp:docPr descr="Man-in-the-middle attack against unauthenticated Diffie-Hellman" title="" id="89" name="Picture"/>
+            <wp:docPr descr="Man-in-the-middle attack against unauthenticated Diffie-Hellman" title="" id="93" name="Picture"/>
             <a:graphic>
               <a:graphicData uri="http://schemas.openxmlformats.org/drawingml/2006/picture">
                 <pic:pic>
                   <pic:nvPicPr>
-                    <pic:cNvPr descr="h10-02-dh-mitm.png" id="90" name="Picture"/>
+                    <pic:cNvPr descr="h10-02-dh-mitm.png" id="94" name="Picture"/>
                     <pic:cNvPicPr>
                       <a:picLocks noChangeArrowheads="1" noChangeAspect="1"/>
                     </pic:cNvPicPr>
                   </pic:nvPicPr>
                   <pic:blipFill>
-                    <a:blip r:embed="rId88"/>
+                    <a:blip r:embed="rId92"/>
                     <a:stretch>
                       <a:fillRect/>
                     </a:stretch>
@@ -15574,7 +15420,7 @@
                   <pic:spPr bwMode="auto">
                     <a:xfrm>
                       <a:off x="0" y="0"/>
-                      <a:ext cx="5759999" cy="3120125"/>
+                      <a:ext cx="5759999" cy="4895999"/>
                     </a:xfrm>
                     <a:prstGeom prst="rect">
                       <a:avLst/>
@@ -15610,8 +15456,8 @@
         <w:t xml:space="preserve">; in reality every message passes through the attacker’s hands.</w:t>
       </w:r>
     </w:p>
-    <w:bookmarkEnd w:id="91"/>
-    <w:bookmarkStart w:id="92" w:name="the-fix-authenticated-key-exchange"/>
+    <w:bookmarkEnd w:id="95"/>
+    <w:bookmarkStart w:id="96" w:name="the-fix-authenticated-key-exchange"/>
     <w:p>
       <w:pPr>
         <w:pStyle w:val="Heading3"/>
@@ -15680,7 +15526,24 @@
         <w:t xml:space="preserve">CertificateVerify</w:t>
       </w:r>
       <w:r>
-        <w:t xml:space="preserve">); the client verifies the certificate by chain and by name (Week 3). This way:</w:t>
+        <w:t xml:space="preserve">); the client verifies the certificate by chain and by name</w:t>
+      </w:r>
+      <w:r>
+        <w:t xml:space="preserve"> </w:t>
+      </w:r>
+      <w:r>
+        <w:t xml:space="preserve">(</w:t>
+      </w:r>
+      <w:hyperlink r:id="rId26">
+        <w:r>
+          <w:rPr>
+            <w:rStyle w:val="Hyperlink"/>
+          </w:rPr>
+          <w:t xml:space="preserve">Week 3</w:t>
+        </w:r>
+      </w:hyperlink>
+      <w:r>
+        <w:t xml:space="preserve">). This way:</w:t>
       </w:r>
     </w:p>
     <w:p>
@@ -15688,7 +15551,7 @@
         <w:pStyle w:val="Compact"/>
         <w:numPr>
           <w:ilvl w:val="0"/>
-          <w:numId w:val="1019"/>
+          <w:numId w:val="1006"/>
         </w:numPr>
       </w:pPr>
       <w:r>
@@ -15710,7 +15573,7 @@
         <w:pStyle w:val="Compact"/>
         <w:numPr>
           <w:ilvl w:val="0"/>
-          <w:numId w:val="1019"/>
+          <w:numId w:val="1006"/>
         </w:numPr>
       </w:pPr>
       <w:r>
@@ -15730,7 +15593,24 @@
         <w:t xml:space="preserve"> </w:t>
       </w:r>
       <w:r>
-        <w:t xml:space="preserve">signing key is stolen later, past sessions’ keys cannot be computed (Week 3).</w:t>
+        <w:t xml:space="preserve">signing key is stolen later, past sessions’ keys cannot be computed</w:t>
+      </w:r>
+      <w:r>
+        <w:t xml:space="preserve"> </w:t>
+      </w:r>
+      <w:r>
+        <w:t xml:space="preserve">(</w:t>
+      </w:r>
+      <w:hyperlink r:id="rId25">
+        <w:r>
+          <w:rPr>
+            <w:rStyle w:val="Hyperlink"/>
+          </w:rPr>
+          <w:t xml:space="preserve">Week 3</w:t>
+        </w:r>
+      </w:hyperlink>
+      <w:r>
+        <w:t xml:space="preserve">).</w:t>
       </w:r>
     </w:p>
     <w:p>
@@ -15801,8 +15681,8 @@
         <w:t xml:space="preserve">(PAKE, Recipe 8.15; today protocols like OPAQUE, SPAKE2).</w:t>
       </w:r>
     </w:p>
-    <w:bookmarkEnd w:id="92"/>
-    <w:bookmarkStart w:id="93" w:name="X45c2e3d644516415296009ab0adde94e470782f"/>
+    <w:bookmarkEnd w:id="96"/>
+    <w:bookmarkStart w:id="98" w:name="X45c2e3d644516415296009ab0adde94e470782f"/>
     <w:p>
       <w:pPr>
         <w:pStyle w:val="Heading3"/>
@@ -16394,7 +16274,30 @@
         <w:t xml:space="preserve"> </w:t>
       </w:r>
       <w:r>
-        <w:t xml:space="preserve">passed through a KDF (HKDF, the key-derivation topic from Week 3) and session keys are derived from it. A</w:t>
+        <w:t xml:space="preserve">passed through a KDF</w:t>
+      </w:r>
+      <w:r>
+        <w:t xml:space="preserve"> </w:t>
+      </w:r>
+      <w:r>
+        <w:t xml:space="preserve">(</w:t>
+      </w:r>
+      <w:hyperlink r:id="rId97">
+        <w:r>
+          <w:rPr>
+            <w:rStyle w:val="Hyperlink"/>
+          </w:rPr>
+          <w:t xml:space="preserve">HKDF, the key-derivation topic from Week 3</w:t>
+        </w:r>
+      </w:hyperlink>
+      <w:r>
+        <w:t xml:space="preserve">)</w:t>
+      </w:r>
+      <w:r>
+        <w:t xml:space="preserve"> </w:t>
+      </w:r>
+      <w:r>
+        <w:t xml:space="preserve">and session keys are derived from it. A</w:t>
       </w:r>
       <w:r>
         <w:t xml:space="preserve"> </w:t>
@@ -16436,8 +16339,8 @@
         <w:t xml:space="preserve">solving the elliptic-curve discrete logarithm problem) is not possible.</w:t>
       </w:r>
     </w:p>
-    <w:bookmarkEnd w:id="93"/>
-    <w:bookmarkStart w:id="94" w:name="X754a823a6bdb693bc427671750965456d7208ff"/>
+    <w:bookmarkEnd w:id="98"/>
+    <w:bookmarkStart w:id="99" w:name="X754a823a6bdb693bc427671750965456d7208ff"/>
     <w:p>
       <w:pPr>
         <w:pStyle w:val="Heading3"/>
@@ -16481,7 +16384,7 @@
         <w:pStyle w:val="Compact"/>
         <w:numPr>
           <w:ilvl w:val="0"/>
-          <w:numId w:val="1020"/>
+          <w:numId w:val="1007"/>
         </w:numPr>
       </w:pPr>
       <w:r>
@@ -16511,7 +16414,7 @@
         <w:pStyle w:val="Compact"/>
         <w:numPr>
           <w:ilvl w:val="0"/>
-          <w:numId w:val="1020"/>
+          <w:numId w:val="1007"/>
         </w:numPr>
       </w:pPr>
       <w:r>
@@ -16535,7 +16438,7 @@
         <w:pStyle w:val="Compact"/>
         <w:numPr>
           <w:ilvl w:val="0"/>
-          <w:numId w:val="1020"/>
+          <w:numId w:val="1007"/>
         </w:numPr>
       </w:pPr>
       <w:r>
@@ -16593,7 +16496,7 @@
         <w:pStyle w:val="Compact"/>
         <w:numPr>
           <w:ilvl w:val="0"/>
-          <w:numId w:val="1020"/>
+          <w:numId w:val="1007"/>
         </w:numPr>
       </w:pPr>
       <w:r>
@@ -16849,13 +16752,36 @@
         <w:pStyle w:val="FirstParagraph"/>
       </w:pPr>
       <w:r>
-        <w:t xml:space="preserve">In Week 3’s TLS 1.3 handshake we asked</w:t>
-      </w:r>
-      <w:r>
-        <w:t xml:space="preserve"> </w:t>
-      </w:r>
-      <w:r>
-        <w:t xml:space="preserve">“what would happen if someone in the middle could swap the keys”</w:t>
+        <w:t xml:space="preserve">In</w:t>
+      </w:r>
+      <w:r>
+        <w:t xml:space="preserve"> </w:t>
+      </w:r>
+      <w:hyperlink r:id="rId86">
+        <w:r>
+          <w:rPr>
+            <w:rStyle w:val="Hyperlink"/>
+          </w:rPr>
+          <w:t xml:space="preserve">Week 3’s</w:t>
+        </w:r>
+      </w:hyperlink>
+      <w:r>
+        <w:t xml:space="preserve"> </w:t>
+      </w:r>
+      <w:r>
+        <w:t xml:space="preserve">TLS 1.3 handshake we asked</w:t>
+      </w:r>
+      <w:r>
+        <w:t xml:space="preserve"> </w:t>
+      </w:r>
+      <w:r>
+        <w:t xml:space="preserve">“what would happen if</w:t>
+      </w:r>
+      <w:r>
+        <w:t xml:space="preserve"> </w:t>
+      </w:r>
+      <w:r>
+        <w:t xml:space="preserve">someone in the middle could swap the keys”</w:t>
       </w:r>
       <w:r>
         <w:t xml:space="preserve">; this</w:t>
@@ -16880,9 +16806,9 @@
         </w:pict>
       </w:r>
     </w:p>
-    <w:bookmarkEnd w:id="94"/>
-    <w:bookmarkEnd w:id="95"/>
-    <w:bookmarkStart w:id="102" w:name="X84aa6c6fd93c14697b1e146c7cb852065448526"/>
+    <w:bookmarkEnd w:id="99"/>
+    <w:bookmarkEnd w:id="100"/>
+    <w:bookmarkStart w:id="109" w:name="X84aa6c6fd93c14697b1e146c7cb852065448526"/>
     <w:p>
       <w:pPr>
         <w:pStyle w:val="Heading2"/>
@@ -16957,7 +16883,7 @@
         <w:t xml:space="preserve">third parties.</w:t>
       </w:r>
     </w:p>
-    <w:bookmarkStart w:id="99" w:name="components"/>
+    <w:bookmarkStart w:id="104" w:name="components"/>
     <w:p>
       <w:pPr>
         <w:pStyle w:val="Heading3"/>
@@ -17328,20 +17254,20 @@
       <w:r>
         <w:drawing>
           <wp:inline>
-            <wp:extent cx="5759999" cy="2377094"/>
+            <wp:extent cx="5759999" cy="3825890"/>
             <wp:effectExtent b="0" l="0" r="0" t="0"/>
-            <wp:docPr descr="PKI trust chain: root CA, intermediate CA, and leaf certificates" title="" id="97" name="Picture"/>
+            <wp:docPr descr="PKI trust chain: root CA, intermediate CA, and leaf certificates" title="" id="102" name="Picture"/>
             <a:graphic>
               <a:graphicData uri="http://schemas.openxmlformats.org/drawingml/2006/picture">
                 <pic:pic>
                   <pic:nvPicPr>
-                    <pic:cNvPr descr="h10-03-pki.png" id="98" name="Picture"/>
+                    <pic:cNvPr descr="h10-03-pki.png" id="103" name="Picture"/>
                     <pic:cNvPicPr>
                       <a:picLocks noChangeArrowheads="1" noChangeAspect="1"/>
                     </pic:cNvPicPr>
                   </pic:nvPicPr>
                   <pic:blipFill>
-                    <a:blip r:embed="rId96"/>
+                    <a:blip r:embed="rId101"/>
                     <a:stretch>
                       <a:fillRect/>
                     </a:stretch>
@@ -17349,7 +17275,7 @@
                   <pic:spPr bwMode="auto">
                     <a:xfrm>
                       <a:off x="0" y="0"/>
-                      <a:ext cx="5759999" cy="2377094"/>
+                      <a:ext cx="5759999" cy="3825890"/>
                     </a:xfrm>
                     <a:prstGeom prst="rect">
                       <a:avLst/>
@@ -17416,8 +17342,8 @@
         <w:t xml:space="preserve">only that intermediate CA is revoked.</w:t>
       </w:r>
     </w:p>
-    <w:bookmarkEnd w:id="99"/>
-    <w:bookmarkStart w:id="100" w:name="Xee37468853fa8b419a139157b10e07f8956c34a"/>
+    <w:bookmarkEnd w:id="104"/>
+    <w:bookmarkStart w:id="106" w:name="Xee37468853fa8b419a139157b10e07f8956c34a"/>
     <w:p>
       <w:pPr>
         <w:pStyle w:val="Heading3"/>
@@ -17439,7 +17365,7 @@
         <w:pStyle w:val="Compact"/>
         <w:numPr>
           <w:ilvl w:val="0"/>
-          <w:numId w:val="1021"/>
+          <w:numId w:val="1008"/>
         </w:numPr>
       </w:pPr>
       <w:r>
@@ -17467,7 +17393,7 @@
         <w:pStyle w:val="Compact"/>
         <w:numPr>
           <w:ilvl w:val="0"/>
-          <w:numId w:val="1021"/>
+          <w:numId w:val="1008"/>
         </w:numPr>
       </w:pPr>
       <w:r>
@@ -17489,7 +17415,7 @@
         <w:pStyle w:val="Compact"/>
         <w:numPr>
           <w:ilvl w:val="0"/>
-          <w:numId w:val="1021"/>
+          <w:numId w:val="1008"/>
         </w:numPr>
       </w:pPr>
       <w:r>
@@ -17526,7 +17452,7 @@
         <w:pStyle w:val="Compact"/>
         <w:numPr>
           <w:ilvl w:val="0"/>
-          <w:numId w:val="1021"/>
+          <w:numId w:val="1008"/>
         </w:numPr>
       </w:pPr>
       <w:r>
@@ -17564,7 +17490,24 @@
         <w:pStyle w:val="FirstParagraph"/>
       </w:pPr>
       <w:r>
-        <w:t xml:space="preserve">In Week 3 we saw how the first and fourth questions are asked in code (</w:t>
+        <w:t xml:space="preserve">In</w:t>
+      </w:r>
+      <w:r>
+        <w:t xml:space="preserve"> </w:t>
+      </w:r>
+      <w:hyperlink r:id="rId105">
+        <w:r>
+          <w:rPr>
+            <w:rStyle w:val="Hyperlink"/>
+          </w:rPr>
+          <w:t xml:space="preserve">Week 3</w:t>
+        </w:r>
+      </w:hyperlink>
+      <w:r>
+        <w:t xml:space="preserve"> </w:t>
+      </w:r>
+      <w:r>
+        <w:t xml:space="preserve">we saw how the first and fourth questions are asked in code (</w:t>
       </w:r>
       <w:r>
         <w:rPr>
@@ -17594,8 +17537,8 @@
         <w:t xml:space="preserve">In this section we build the same chain ourselves.</w:t>
       </w:r>
     </w:p>
-    <w:bookmarkEnd w:id="100"/>
-    <w:bookmarkStart w:id="101" w:name="X55c878a2b4d66a76956c27e6c0bd95bc6d1d9c0"/>
+    <w:bookmarkEnd w:id="106"/>
+    <w:bookmarkStart w:id="108" w:name="X55c878a2b4d66a76956c27e6c0bd95bc6d1d9c0"/>
     <w:p>
       <w:pPr>
         <w:pStyle w:val="Heading3"/>
@@ -18563,8 +18506,22 @@
         <w:t xml:space="preserve"> </w:t>
       </w:r>
       <w:r>
-        <w:t xml:space="preserve">functions (Week 3’s</w:t>
-      </w:r>
+        <w:t xml:space="preserve">functions</w:t>
+      </w:r>
+      <w:r>
+        <w:t xml:space="preserve"> </w:t>
+      </w:r>
+      <w:r>
+        <w:t xml:space="preserve">(</w:t>
+      </w:r>
+      <w:hyperlink r:id="rId105">
+        <w:r>
+          <w:rPr>
+            <w:rStyle w:val="Hyperlink"/>
+          </w:rPr>
+          <w:t xml:space="preserve">Week 3’s</w:t>
+        </w:r>
+      </w:hyperlink>
       <w:r>
         <w:t xml:space="preserve"> </w:t>
       </w:r>
@@ -18649,8 +18606,16 @@
         <w:t xml:space="preserve"> </w:t>
       </w:r>
       <w:r>
-        <w:t xml:space="preserve">(Week 3’s</w:t>
-      </w:r>
+        <w:t xml:space="preserve">(</w:t>
+      </w:r>
+      <w:hyperlink r:id="rId107">
+        <w:r>
+          <w:rPr>
+            <w:rStyle w:val="Hyperlink"/>
+          </w:rPr>
+          <w:t xml:space="preserve">Week 3’s</w:t>
+        </w:r>
+      </w:hyperlink>
       <w:r>
         <w:t xml:space="preserve"> </w:t>
       </w:r>
@@ -18882,9 +18847,9 @@
         </w:pict>
       </w:r>
     </w:p>
-    <w:bookmarkEnd w:id="101"/>
-    <w:bookmarkEnd w:id="102"/>
-    <w:bookmarkStart w:id="108" w:name="the-structure-of-an-x.509-certificate"/>
+    <w:bookmarkEnd w:id="108"/>
+    <w:bookmarkEnd w:id="109"/>
+    <w:bookmarkStart w:id="116" w:name="the-structure-of-an-x.509-certificate"/>
     <w:p>
       <w:pPr>
         <w:pStyle w:val="Heading2"/>
@@ -18946,20 +18911,20 @@
       <w:r>
         <w:drawing>
           <wp:inline>
-            <wp:extent cx="5759999" cy="2687780"/>
+            <wp:extent cx="5759999" cy="3159665"/>
             <wp:effectExtent b="0" l="0" r="0" t="0"/>
-            <wp:docPr descr="The fields of an X.509 certificate" title="" id="104" name="Picture"/>
+            <wp:docPr descr="The fields of an X.509 certificate" title="" id="111" name="Picture"/>
             <a:graphic>
               <a:graphicData uri="http://schemas.openxmlformats.org/drawingml/2006/picture">
                 <pic:pic>
                   <pic:nvPicPr>
-                    <pic:cNvPr descr="h10-11-x509.png" id="105" name="Picture"/>
+                    <pic:cNvPr descr="h10-11-x509.png" id="112" name="Picture"/>
                     <pic:cNvPicPr>
                       <a:picLocks noChangeArrowheads="1" noChangeAspect="1"/>
                     </pic:cNvPicPr>
                   </pic:nvPicPr>
                   <pic:blipFill>
-                    <a:blip r:embed="rId103"/>
+                    <a:blip r:embed="rId110"/>
                     <a:stretch>
                       <a:fillRect/>
                     </a:stretch>
@@ -18967,7 +18932,7 @@
                   <pic:spPr bwMode="auto">
                     <a:xfrm>
                       <a:off x="0" y="0"/>
-                      <a:ext cx="5759999" cy="2687780"/>
+                      <a:ext cx="5759999" cy="3159665"/>
                     </a:xfrm>
                     <a:prstGeom prst="rect">
                       <a:avLst/>
@@ -19231,18 +19196,33 @@
             <w:r>
               <w:t xml:space="preserve"> </w:t>
             </w:r>
-            <w:r>
-              <w:rPr>
-                <w:b/>
-                <w:bCs/>
-              </w:rPr>
-              <w:t xml:space="preserve">pinning</w:t>
-            </w:r>
+            <w:hyperlink r:id="rId113">
+              <w:r>
+                <w:rPr>
+                  <w:rStyle w:val="Hyperlink"/>
+                  <w:b/>
+                  <w:bCs/>
+                </w:rPr>
+                <w:t xml:space="preserve">pinning</w:t>
+              </w:r>
+              <w:r>
+                <w:rPr>
+                  <w:rStyle w:val="Hyperlink"/>
+                </w:rPr>
+                <w:t xml:space="preserve"> </w:t>
+              </w:r>
+              <w:r>
+                <w:rPr>
+                  <w:rStyle w:val="Hyperlink"/>
+                </w:rPr>
+                <w:t xml:space="preserve">from Week 3</w:t>
+              </w:r>
+            </w:hyperlink>
             <w:r>
               <w:t xml:space="preserve"> </w:t>
             </w:r>
             <w:r>
-              <w:t xml:space="preserve">from Week 3 uses the digest of this</w:t>
+              <w:t xml:space="preserve">uses the digest of this</w:t>
             </w:r>
           </w:p>
         </w:tc>
@@ -19438,7 +19418,7 @@
         <w:t xml:space="preserve">by modern clients. Don’t forget to add a SAN when generating your own certificates.</w:t>
       </w:r>
     </w:p>
-    <w:bookmarkStart w:id="106" w:name="X4265d81b4fe8819dd3c0f9060579e0850f3764d"/>
+    <w:bookmarkStart w:id="114" w:name="X4265d81b4fe8819dd3c0f9060579e0850f3764d"/>
     <w:p>
       <w:pPr>
         <w:pStyle w:val="Heading3"/>
@@ -20162,8 +20142,8 @@
         <w:t xml:space="preserve">— exactly the signing mechanism we learned in Section 5.</w:t>
       </w:r>
     </w:p>
-    <w:bookmarkEnd w:id="106"/>
-    <w:bookmarkStart w:id="107" w:name="X2fbdea42ed4a45ef26eafe29f66c21f08b21da7"/>
+    <w:bookmarkEnd w:id="114"/>
+    <w:bookmarkStart w:id="115" w:name="X2fbdea42ed4a45ef26eafe29f66c21f08b21da7"/>
     <w:p>
       <w:pPr>
         <w:pStyle w:val="Heading3"/>
@@ -20598,9 +20578,9 @@
         </w:pict>
       </w:r>
     </w:p>
-    <w:bookmarkEnd w:id="107"/>
-    <w:bookmarkEnd w:id="108"/>
-    <w:bookmarkStart w:id="114" w:name="X1e80392e998ac253052953a3b22f8225ba024c1"/>
+    <w:bookmarkEnd w:id="115"/>
+    <w:bookmarkEnd w:id="116"/>
+    <w:bookmarkStart w:id="122" w:name="X1e80392e998ac253052953a3b22f8225ba024c1"/>
     <w:p>
       <w:pPr>
         <w:pStyle w:val="Heading2"/>
@@ -20651,20 +20631,20 @@
       <w:r>
         <w:drawing>
           <wp:inline>
-            <wp:extent cx="5759999" cy="2748610"/>
+            <wp:extent cx="5759999" cy="1373829"/>
             <wp:effectExtent b="0" l="0" r="0" t="0"/>
-            <wp:docPr descr="The four questions of chain validation" title="" id="110" name="Picture"/>
+            <wp:docPr descr="The four questions of chain validation" title="" id="118" name="Picture"/>
             <a:graphic>
               <a:graphicData uri="http://schemas.openxmlformats.org/drawingml/2006/picture">
                 <pic:pic>
                   <pic:nvPicPr>
-                    <pic:cNvPr descr="h10-12-zincir-dogrulama.png" id="111" name="Picture"/>
+                    <pic:cNvPr descr="h10-12-zincir-dogrulama.png" id="119" name="Picture"/>
                     <pic:cNvPicPr>
                       <a:picLocks noChangeArrowheads="1" noChangeAspect="1"/>
                     </pic:cNvPicPr>
                   </pic:nvPicPr>
                   <pic:blipFill>
-                    <a:blip r:embed="rId109"/>
+                    <a:blip r:embed="rId117"/>
                     <a:stretch>
                       <a:fillRect/>
                     </a:stretch>
@@ -20672,7 +20652,7 @@
                   <pic:spPr bwMode="auto">
                     <a:xfrm>
                       <a:off x="0" y="0"/>
-                      <a:ext cx="5759999" cy="2748610"/>
+                      <a:ext cx="5759999" cy="1373829"/>
                     </a:xfrm>
                     <a:prstGeom prst="rect">
                       <a:avLst/>
@@ -21825,7 +21805,7 @@
         <w:t xml:space="preserve">configuration mistake commonly seen in the field.</w:t>
       </w:r>
     </w:p>
-    <w:bookmarkStart w:id="112" w:name="class-activity-breaking-the-chain"/>
+    <w:bookmarkStart w:id="120" w:name="class-activity-breaking-the-chain"/>
     <w:p>
       <w:pPr>
         <w:pStyle w:val="Heading3"/>
@@ -21862,7 +21842,7 @@
         <w:pStyle w:val="Compact"/>
         <w:numPr>
           <w:ilvl w:val="0"/>
-          <w:numId w:val="1022"/>
+          <w:numId w:val="1009"/>
         </w:numPr>
       </w:pPr>
       <w:r>
@@ -21890,7 +21870,7 @@
         <w:pStyle w:val="Compact"/>
         <w:numPr>
           <w:ilvl w:val="0"/>
-          <w:numId w:val="1022"/>
+          <w:numId w:val="1009"/>
         </w:numPr>
       </w:pPr>
       <w:r>
@@ -21923,7 +21903,7 @@
         <w:pStyle w:val="Compact"/>
         <w:numPr>
           <w:ilvl w:val="0"/>
-          <w:numId w:val="1022"/>
+          <w:numId w:val="1009"/>
         </w:numPr>
       </w:pPr>
       <w:r>
@@ -21947,7 +21927,7 @@
         <w:pStyle w:val="Compact"/>
         <w:numPr>
           <w:ilvl w:val="0"/>
-          <w:numId w:val="1022"/>
+          <w:numId w:val="1009"/>
         </w:numPr>
       </w:pPr>
       <w:r>
@@ -21981,8 +21961,8 @@
         <w:t xml:space="preserve">.</w:t>
       </w:r>
     </w:p>
-    <w:bookmarkEnd w:id="112"/>
-    <w:bookmarkStart w:id="113" w:name="Xb888cf006807f00204ddfb820d9187d94346a25"/>
+    <w:bookmarkEnd w:id="120"/>
+    <w:bookmarkStart w:id="121" w:name="Xb888cf006807f00204ddfb820d9187d94346a25"/>
     <w:p>
       <w:pPr>
         <w:pStyle w:val="Heading3"/>
@@ -23025,9 +23005,9 @@
         </w:pict>
       </w:r>
     </w:p>
-    <w:bookmarkEnd w:id="113"/>
-    <w:bookmarkEnd w:id="114"/>
-    <w:bookmarkStart w:id="120" w:name="X8d0e27b8af9643058bb5dd1e0b4dd587497cc5c"/>
+    <w:bookmarkEnd w:id="121"/>
+    <w:bookmarkEnd w:id="122"/>
+    <w:bookmarkStart w:id="128" w:name="X8d0e27b8af9643058bb5dd1e0b4dd587497cc5c"/>
     <w:p>
       <w:pPr>
         <w:pStyle w:val="Heading2"/>
@@ -23067,20 +23047,20 @@
       <w:r>
         <w:drawing>
           <wp:inline>
-            <wp:extent cx="5759999" cy="2377094"/>
+            <wp:extent cx="5759999" cy="2512751"/>
             <wp:effectExtent b="0" l="0" r="0" t="0"/>
-            <wp:docPr descr="Certificate revocation: comparing CRL, OCSP, and stapling" title="" id="116" name="Picture"/>
+            <wp:docPr descr="Certificate revocation: comparing CRL, OCSP, and stapling" title="" id="124" name="Picture"/>
             <a:graphic>
               <a:graphicData uri="http://schemas.openxmlformats.org/drawingml/2006/picture">
                 <pic:pic>
                   <pic:nvPicPr>
-                    <pic:cNvPr descr="h10-04-sertifika-iptali.png" id="117" name="Picture"/>
+                    <pic:cNvPr descr="h10-04-sertifika-iptali.png" id="125" name="Picture"/>
                     <pic:cNvPicPr>
                       <a:picLocks noChangeArrowheads="1" noChangeAspect="1"/>
                     </pic:cNvPicPr>
                   </pic:nvPicPr>
                   <pic:blipFill>
-                    <a:blip r:embed="rId115"/>
+                    <a:blip r:embed="rId123"/>
                     <a:stretch>
                       <a:fillRect/>
                     </a:stretch>
@@ -23088,7 +23068,7 @@
                   <pic:spPr bwMode="auto">
                     <a:xfrm>
                       <a:off x="0" y="0"/>
-                      <a:ext cx="5759999" cy="2377094"/>
+                      <a:ext cx="5759999" cy="2512751"/>
                     </a:xfrm>
                     <a:prstGeom prst="rect">
                       <a:avLst/>
@@ -23559,8 +23539,19 @@
         <w:t xml:space="preserve"> </w:t>
       </w:r>
       <w:r>
-        <w:t xml:space="preserve">revocation checking simply by blocking the OCSP request: the PKI counterpart of Week 3’s</w:t>
-      </w:r>
+        <w:t xml:space="preserve">revocation checking simply by blocking the OCSP request: the PKI counterpart of</w:t>
+      </w:r>
+      <w:r>
+        <w:t xml:space="preserve"> </w:t>
+      </w:r>
+      <w:hyperlink r:id="rId53">
+        <w:r>
+          <w:rPr>
+            <w:rStyle w:val="Hyperlink"/>
+          </w:rPr>
+          <w:t xml:space="preserve">Week 3’s</w:t>
+        </w:r>
+      </w:hyperlink>
       <w:r>
         <w:t xml:space="preserve"> </w:t>
       </w:r>
@@ -23602,7 +23593,7 @@
         <w:t xml:space="preserve">shorter.</w:t>
       </w:r>
     </w:p>
-    <w:bookmarkStart w:id="118" w:name="Xc9bcd40256375a27c2922908390a958f14589e3"/>
+    <w:bookmarkStart w:id="126" w:name="Xc9bcd40256375a27c2922908390a958f14589e3"/>
     <w:p>
       <w:pPr>
         <w:pStyle w:val="Heading3"/>
@@ -24632,8 +24623,8 @@
         <w:t xml:space="preserve">subject name).</w:t>
       </w:r>
     </w:p>
-    <w:bookmarkEnd w:id="118"/>
-    <w:bookmarkStart w:id="119" w:name="worked-example-how-big-does-a-crl-get"/>
+    <w:bookmarkEnd w:id="126"/>
+    <w:bookmarkStart w:id="127" w:name="worked-example-how-big-does-a-crl-get"/>
     <w:p>
       <w:pPr>
         <w:pStyle w:val="Heading3"/>
@@ -24909,9 +24900,9 @@
         </w:pict>
       </w:r>
     </w:p>
-    <w:bookmarkEnd w:id="119"/>
-    <w:bookmarkEnd w:id="120"/>
-    <w:bookmarkStart w:id="126" w:name="Xccca19c18463a15dbd95c3b88a40342bc0ba76e"/>
+    <w:bookmarkEnd w:id="127"/>
+    <w:bookmarkEnd w:id="128"/>
+    <w:bookmarkStart w:id="135" w:name="Xccca19c18463a15dbd95c3b88a40342bc0ba76e"/>
     <w:p>
       <w:pPr>
         <w:pStyle w:val="Heading2"/>
@@ -24969,20 +24960,20 @@
       <w:r>
         <w:drawing>
           <wp:inline>
-            <wp:extent cx="5759999" cy="2935878"/>
+            <wp:extent cx="5759999" cy="5773963"/>
             <wp:effectExtent b="0" l="0" r="0" t="0"/>
-            <wp:docPr descr="The signing flow with PKCS#11" title="" id="122" name="Picture"/>
+            <wp:docPr descr="The signing flow with PKCS#11" title="" id="130" name="Picture"/>
             <a:graphic>
               <a:graphicData uri="http://schemas.openxmlformats.org/drawingml/2006/picture">
                 <pic:pic>
                   <pic:nvPicPr>
-                    <pic:cNvPr descr="h10-14-pkcs11-imzalama.png" id="123" name="Picture"/>
+                    <pic:cNvPr descr="h10-14-pkcs11-imzalama.png" id="131" name="Picture"/>
                     <pic:cNvPicPr>
                       <a:picLocks noChangeArrowheads="1" noChangeAspect="1"/>
                     </pic:cNvPicPr>
                   </pic:nvPicPr>
                   <pic:blipFill>
-                    <a:blip r:embed="rId121"/>
+                    <a:blip r:embed="rId129"/>
                     <a:stretch>
                       <a:fillRect/>
                     </a:stretch>
@@ -24990,7 +24981,7 @@
                   <pic:spPr bwMode="auto">
                     <a:xfrm>
                       <a:off x="0" y="0"/>
-                      <a:ext cx="5759999" cy="2935878"/>
+                      <a:ext cx="5759999" cy="5773963"/>
                     </a:xfrm>
                     <a:prstGeom prst="rect">
                       <a:avLst/>
@@ -25661,7 +25652,21 @@
         <w:t xml:space="preserve"> </w:t>
       </w:r>
       <w:r>
-        <w:t xml:space="preserve">angle in Week 11.</w:t>
+        <w:t xml:space="preserve">angle in</w:t>
+      </w:r>
+      <w:r>
+        <w:t xml:space="preserve"> </w:t>
+      </w:r>
+      <w:hyperlink r:id="rId132">
+        <w:r>
+          <w:rPr>
+            <w:rStyle w:val="Hyperlink"/>
+          </w:rPr>
+          <w:t xml:space="preserve">Week 11</w:t>
+        </w:r>
+      </w:hyperlink>
+      <w:r>
+        <w:t xml:space="preserve">.</w:t>
       </w:r>
     </w:p>
     <w:p>
@@ -25693,7 +25698,30 @@
         <w:t xml:space="preserve"> </w:t>
       </w:r>
       <w:r>
-        <w:t xml:space="preserve">appears as a separate component in the architecture diagram (the example architecture from Week 1). The keys</w:t>
+        <w:t xml:space="preserve">appears as a separate component in the architecture diagram</w:t>
+      </w:r>
+      <w:r>
+        <w:t xml:space="preserve"> </w:t>
+      </w:r>
+      <w:r>
+        <w:t xml:space="preserve">(</w:t>
+      </w:r>
+      <w:hyperlink r:id="rId84">
+        <w:r>
+          <w:rPr>
+            <w:rStyle w:val="Hyperlink"/>
+          </w:rPr>
+          <w:t xml:space="preserve">the example architecture from Week 1</w:t>
+        </w:r>
+      </w:hyperlink>
+      <w:r>
+        <w:t xml:space="preserve">).</w:t>
+      </w:r>
+      <w:r>
+        <w:t xml:space="preserve"> </w:t>
+      </w:r>
+      <w:r>
+        <w:t xml:space="preserve">The keys</w:t>
       </w:r>
       <w:r>
         <w:t xml:space="preserve"> </w:t>
@@ -25730,7 +25758,7 @@
         <w:t xml:space="preserve">algorithm it uses together with the standard it rests on (NIST FIPS, ISO/IEC 9797-1, EMV specifications).</w:t>
       </w:r>
     </w:p>
-    <w:bookmarkStart w:id="124" w:name="Xbe1fb45f6b9f5fc32a2f4c5a10722311d7e7d2b"/>
+    <w:bookmarkStart w:id="133" w:name="Xbe1fb45f6b9f5fc32a2f4c5a10722311d7e7d2b"/>
     <w:p>
       <w:pPr>
         <w:pStyle w:val="Heading3"/>
@@ -25797,7 +25825,7 @@
         <w:pStyle w:val="Compact"/>
         <w:numPr>
           <w:ilvl w:val="0"/>
-          <w:numId w:val="1023"/>
+          <w:numId w:val="1010"/>
         </w:numPr>
       </w:pPr>
       <w:r>
@@ -25843,7 +25871,7 @@
         <w:pStyle w:val="Compact"/>
         <w:numPr>
           <w:ilvl w:val="0"/>
-          <w:numId w:val="1023"/>
+          <w:numId w:val="1010"/>
         </w:numPr>
       </w:pPr>
       <w:r>
@@ -25902,7 +25930,7 @@
         <w:pStyle w:val="Compact"/>
         <w:numPr>
           <w:ilvl w:val="0"/>
-          <w:numId w:val="1023"/>
+          <w:numId w:val="1010"/>
         </w:numPr>
       </w:pPr>
       <w:r>
@@ -25973,7 +26001,7 @@
         <w:pStyle w:val="Compact"/>
         <w:numPr>
           <w:ilvl w:val="0"/>
-          <w:numId w:val="1023"/>
+          <w:numId w:val="1010"/>
         </w:numPr>
       </w:pPr>
       <w:r>
@@ -26076,7 +26104,7 @@
         <w:pStyle w:val="Compact"/>
         <w:numPr>
           <w:ilvl w:val="0"/>
-          <w:numId w:val="1023"/>
+          <w:numId w:val="1010"/>
         </w:numPr>
       </w:pPr>
       <w:r>
@@ -26391,8 +26419,8 @@
         <w:t xml:space="preserve">side already only needs the public key, so it does not need the HSM.</w:t>
       </w:r>
     </w:p>
-    <w:bookmarkEnd w:id="124"/>
-    <w:bookmarkStart w:id="125" w:name="X47634321569d3ed00129e9a47b5b0e8a2e6e7df"/>
+    <w:bookmarkEnd w:id="133"/>
+    <w:bookmarkStart w:id="134" w:name="X47634321569d3ed00129e9a47b5b0e8a2e6e7df"/>
     <w:p>
       <w:pPr>
         <w:pStyle w:val="Heading3"/>
@@ -26761,7 +26789,27 @@
         <w:pStyle w:val="FirstParagraph"/>
       </w:pPr>
       <w:r>
-        <w:t xml:space="preserve">We will look again, in Week 11, at software-based security modules (structures like the Secure Enclave/TEE on</w:t>
+        <w:t xml:space="preserve">We will look again, in</w:t>
+      </w:r>
+      <w:r>
+        <w:t xml:space="preserve"> </w:t>
+      </w:r>
+      <w:hyperlink r:id="rId132">
+        <w:r>
+          <w:rPr>
+            <w:rStyle w:val="Hyperlink"/>
+          </w:rPr>
+          <w:t xml:space="preserve">Week 11</w:t>
+        </w:r>
+      </w:hyperlink>
+      <w:r>
+        <w:t xml:space="preserve">, at software-based</w:t>
+      </w:r>
+      <w:r>
+        <w:t xml:space="preserve"> </w:t>
+      </w:r>
+      <w:r>
+        <w:t xml:space="preserve">security modules (structures like the Secure Enclave/TEE on</w:t>
       </w:r>
       <w:r>
         <w:t xml:space="preserve"> </w:t>
@@ -26801,9 +26849,9 @@
         </w:pict>
       </w:r>
     </w:p>
-    <w:bookmarkEnd w:id="125"/>
-    <w:bookmarkEnd w:id="126"/>
-    <w:bookmarkStart w:id="132" w:name="a-look-at-post-quantum-cryptography"/>
+    <w:bookmarkEnd w:id="134"/>
+    <w:bookmarkEnd w:id="135"/>
+    <w:bookmarkStart w:id="142" w:name="a-look-at-post-quantum-cryptography"/>
     <w:p>
       <w:pPr>
         <w:pStyle w:val="Heading2"/>
@@ -26851,20 +26899,20 @@
       <w:r>
         <w:drawing>
           <wp:inline>
-            <wp:extent cx="5759999" cy="2574688"/>
+            <wp:extent cx="5759999" cy="1678490"/>
             <wp:effectExtent b="0" l="0" r="0" t="0"/>
-            <wp:docPr descr="Post-quantum: what changes, what doesn’t" title="" id="128" name="Picture"/>
+            <wp:docPr descr="Post-quantum: what changes, what doesn’t" title="" id="137" name="Picture"/>
             <a:graphic>
               <a:graphicData uri="http://schemas.openxmlformats.org/drawingml/2006/picture">
                 <pic:pic>
                   <pic:nvPicPr>
-                    <pic:cNvPr descr="h10-15-kuantum-sonrasi.png" id="129" name="Picture"/>
+                    <pic:cNvPr descr="h10-15-kuantum-sonrasi.png" id="138" name="Picture"/>
                     <pic:cNvPicPr>
                       <a:picLocks noChangeArrowheads="1" noChangeAspect="1"/>
                     </pic:cNvPicPr>
                   </pic:nvPicPr>
                   <pic:blipFill>
-                    <a:blip r:embed="rId127"/>
+                    <a:blip r:embed="rId136"/>
                     <a:stretch>
                       <a:fillRect/>
                     </a:stretch>
@@ -26872,7 +26920,7 @@
                   <pic:spPr bwMode="auto">
                     <a:xfrm>
                       <a:off x="0" y="0"/>
-                      <a:ext cx="5759999" cy="2574688"/>
+                      <a:ext cx="5759999" cy="1678490"/>
                     </a:xfrm>
                     <a:prstGeom prst="rect">
                       <a:avLst/>
@@ -27120,7 +27168,27 @@
         <w:t xml:space="preserve"> </w:t>
       </w:r>
       <w:r>
-        <w:t xml:space="preserve">version field from Week 3), so that when the algorithm changes, only configuration and re-encryption are</w:t>
+        <w:t xml:space="preserve">version field from</w:t>
+      </w:r>
+      <w:r>
+        <w:t xml:space="preserve"> </w:t>
+      </w:r>
+      <w:hyperlink r:id="rId139">
+        <w:r>
+          <w:rPr>
+            <w:rStyle w:val="Hyperlink"/>
+          </w:rPr>
+          <w:t xml:space="preserve">Week 3</w:t>
+        </w:r>
+      </w:hyperlink>
+      <w:r>
+        <w:t xml:space="preserve">),</w:t>
+      </w:r>
+      <w:r>
+        <w:t xml:space="preserve"> </w:t>
+      </w:r>
+      <w:r>
+        <w:t xml:space="preserve">so that when the algorithm changes, only configuration and re-encryption are</w:t>
       </w:r>
       <w:r>
         <w:t xml:space="preserve"> </w:t>
@@ -27129,7 +27197,7 @@
         <w:t xml:space="preserve">needed.</w:t>
       </w:r>
     </w:p>
-    <w:bookmarkStart w:id="130" w:name="X0baa8ab770a18a3bcb0b146a773a112b261dd70"/>
+    <w:bookmarkStart w:id="140" w:name="X0baa8ab770a18a3bcb0b146a773a112b261dd70"/>
     <w:p>
       <w:pPr>
         <w:pStyle w:val="Heading3"/>
@@ -28043,8 +28111,8 @@
         <w:t xml:space="preserve">not-yet-proven math) is broken, the classical side keeps protecting.</w:t>
       </w:r>
     </w:p>
-    <w:bookmarkEnd w:id="130"/>
-    <w:bookmarkStart w:id="131" w:name="why-lattice-problems-a-short-intuition"/>
+    <w:bookmarkEnd w:id="140"/>
+    <w:bookmarkStart w:id="141" w:name="why-lattice-problems-a-short-intuition"/>
     <w:p>
       <w:pPr>
         <w:pStyle w:val="Heading3"/>
@@ -28395,9 +28463,9 @@
         </w:pict>
       </w:r>
     </w:p>
-    <w:bookmarkEnd w:id="131"/>
-    <w:bookmarkEnd w:id="132"/>
-    <w:bookmarkStart w:id="134" w:name="term-project-this-week"/>
+    <w:bookmarkEnd w:id="141"/>
+    <w:bookmarkEnd w:id="142"/>
+    <w:bookmarkStart w:id="144" w:name="term-project-this-week"/>
     <w:p>
       <w:pPr>
         <w:pStyle w:val="Heading2"/>
@@ -28451,7 +28519,7 @@
         <w:pStyle w:val="Compact"/>
         <w:numPr>
           <w:ilvl w:val="0"/>
-          <w:numId w:val="1024"/>
+          <w:numId w:val="1011"/>
         </w:numPr>
       </w:pPr>
       <w:r>
@@ -28485,7 +28553,7 @@
         <w:pStyle w:val="Compact"/>
         <w:numPr>
           <w:ilvl w:val="0"/>
-          <w:numId w:val="1025"/>
+          <w:numId w:val="1012"/>
         </w:numPr>
       </w:pPr>
       <w:r>
@@ -28505,7 +28573,24 @@
         <w:t xml:space="preserve"> </w:t>
       </w:r>
       <w:r>
-        <w:t xml:space="preserve">and its renewal and destruction (Week 3).</w:t>
+        <w:t xml:space="preserve">and its renewal and destruction</w:t>
+      </w:r>
+      <w:r>
+        <w:t xml:space="preserve"> </w:t>
+      </w:r>
+      <w:r>
+        <w:t xml:space="preserve">(</w:t>
+      </w:r>
+      <w:hyperlink r:id="rId139">
+        <w:r>
+          <w:rPr>
+            <w:rStyle w:val="Hyperlink"/>
+          </w:rPr>
+          <w:t xml:space="preserve">Week 3</w:t>
+        </w:r>
+      </w:hyperlink>
+      <w:r>
+        <w:t xml:space="preserve">).</w:t>
       </w:r>
     </w:p>
     <w:p>
@@ -28513,7 +28598,7 @@
         <w:pStyle w:val="Compact"/>
         <w:numPr>
           <w:ilvl w:val="0"/>
-          <w:numId w:val="1026"/>
+          <w:numId w:val="1013"/>
         </w:numPr>
       </w:pPr>
       <w:r>
@@ -28541,7 +28626,7 @@
         <w:pStyle w:val="Compact"/>
         <w:numPr>
           <w:ilvl w:val="0"/>
-          <w:numId w:val="1027"/>
+          <w:numId w:val="1014"/>
         </w:numPr>
       </w:pPr>
       <w:r>
@@ -28575,7 +28660,7 @@
         <w:pStyle w:val="Compact"/>
         <w:numPr>
           <w:ilvl w:val="0"/>
-          <w:numId w:val="1028"/>
+          <w:numId w:val="1015"/>
         </w:numPr>
       </w:pPr>
       <w:r>
@@ -28598,7 +28683,7 @@
         <w:t xml:space="preserve">put the root key in the repository.</w:t>
       </w:r>
     </w:p>
-    <w:bookmarkStart w:id="133" w:name="X80a6d4987256ba9d31a9109d54d0f3926e58ba4"/>
+    <w:bookmarkStart w:id="143" w:name="X80a6d4987256ba9d31a9109d54d0f3926e58ba4"/>
     <w:p>
       <w:pPr>
         <w:pStyle w:val="Heading3"/>
@@ -29126,7 +29211,27 @@
         <w:pStyle w:val="BodyText"/>
       </w:pPr>
       <w:r>
-        <w:t xml:space="preserve">The key lifecycle table (this week’s counterpart to Week 3’s key management topic) for the same component:</w:t>
+        <w:t xml:space="preserve">The key lifecycle table (this week’s counterpart to</w:t>
+      </w:r>
+      <w:r>
+        <w:t xml:space="preserve"> </w:t>
+      </w:r>
+      <w:hyperlink r:id="rId139">
+        <w:r>
+          <w:rPr>
+            <w:rStyle w:val="Hyperlink"/>
+          </w:rPr>
+          <w:t xml:space="preserve">Week 3’s key management topic</w:t>
+        </w:r>
+      </w:hyperlink>
+      <w:r>
+        <w:t xml:space="preserve">)</w:t>
+      </w:r>
+      <w:r>
+        <w:t xml:space="preserve"> </w:t>
+      </w:r>
+      <w:r>
+        <w:t xml:space="preserve">for the same component:</w:t>
       </w:r>
     </w:p>
     <w:tbl>
@@ -29588,9 +29693,9 @@
         </w:pict>
       </w:r>
     </w:p>
-    <w:bookmarkEnd w:id="133"/>
-    <w:bookmarkEnd w:id="134"/>
-    <w:bookmarkStart w:id="135" w:name="work-on-your-own"/>
+    <w:bookmarkEnd w:id="143"/>
+    <w:bookmarkEnd w:id="144"/>
+    <w:bookmarkStart w:id="145" w:name="work-on-your-own"/>
     <w:p>
       <w:pPr>
         <w:pStyle w:val="Heading2"/>
@@ -30072,8 +30177,8 @@
         </w:pict>
       </w:r>
     </w:p>
-    <w:bookmarkEnd w:id="135"/>
-    <w:bookmarkStart w:id="136" w:name="self-check"/>
+    <w:bookmarkEnd w:id="145"/>
+    <w:bookmarkStart w:id="146" w:name="self-check"/>
     <w:p>
       <w:pPr>
         <w:pStyle w:val="Heading2"/>
@@ -31195,8 +31300,8 @@
         </w:pict>
       </w:r>
     </w:p>
-    <w:bookmarkEnd w:id="136"/>
-    <w:bookmarkStart w:id="137" w:name="resources-and-further-reading"/>
+    <w:bookmarkEnd w:id="146"/>
+    <w:bookmarkStart w:id="148" w:name="resources-and-further-reading"/>
     <w:p>
       <w:pPr>
         <w:pStyle w:val="Heading2"/>
@@ -31241,7 +31346,7 @@
         <w:pStyle w:val="Compact"/>
         <w:numPr>
           <w:ilvl w:val="0"/>
-          <w:numId w:val="1029"/>
+          <w:numId w:val="1016"/>
         </w:numPr>
       </w:pPr>
       <w:r>
@@ -31253,7 +31358,7 @@
         <w:pStyle w:val="Compact"/>
         <w:numPr>
           <w:ilvl w:val="0"/>
-          <w:numId w:val="1029"/>
+          <w:numId w:val="1016"/>
         </w:numPr>
       </w:pPr>
       <w:r>
@@ -31271,7 +31376,7 @@
         <w:pStyle w:val="Compact"/>
         <w:numPr>
           <w:ilvl w:val="0"/>
-          <w:numId w:val="1029"/>
+          <w:numId w:val="1016"/>
         </w:numPr>
       </w:pPr>
       <w:r>
@@ -31289,7 +31394,7 @@
         <w:pStyle w:val="Compact"/>
         <w:numPr>
           <w:ilvl w:val="0"/>
-          <w:numId w:val="1029"/>
+          <w:numId w:val="1016"/>
         </w:numPr>
       </w:pPr>
       <w:r>
@@ -31307,7 +31412,7 @@
         <w:pStyle w:val="Compact"/>
         <w:numPr>
           <w:ilvl w:val="0"/>
-          <w:numId w:val="1029"/>
+          <w:numId w:val="1016"/>
         </w:numPr>
       </w:pPr>
       <w:r>
@@ -31331,7 +31436,7 @@
         <w:pStyle w:val="Compact"/>
         <w:numPr>
           <w:ilvl w:val="0"/>
-          <w:numId w:val="1030"/>
+          <w:numId w:val="1017"/>
         </w:numPr>
       </w:pPr>
       <w:r>
@@ -31349,7 +31454,7 @@
         <w:pStyle w:val="Compact"/>
         <w:numPr>
           <w:ilvl w:val="0"/>
-          <w:numId w:val="1030"/>
+          <w:numId w:val="1017"/>
         </w:numPr>
       </w:pPr>
       <w:r>
@@ -31367,7 +31472,7 @@
         <w:pStyle w:val="Compact"/>
         <w:numPr>
           <w:ilvl w:val="0"/>
-          <w:numId w:val="1030"/>
+          <w:numId w:val="1017"/>
         </w:numPr>
       </w:pPr>
       <w:r>
@@ -31448,7 +31553,7 @@
         <w:pStyle w:val="Compact"/>
         <w:numPr>
           <w:ilvl w:val="0"/>
-          <w:numId w:val="1030"/>
+          <w:numId w:val="1017"/>
         </w:numPr>
       </w:pPr>
       <w:r>
@@ -31985,8 +32090,115 @@
         </w:tc>
       </w:tr>
     </w:tbl>
-    <w:bookmarkEnd w:id="137"/>
-    <w:bookmarkEnd w:id="138"/>
+    <w:p>
+      <w:pPr>
+        <w:pStyle w:val="BlockText"/>
+      </w:pPr>
+      <w:r>
+        <w:rPr>
+          <w:b/>
+          <w:bCs/>
+        </w:rPr>
+        <w:t xml:space="preserve">Next week</w:t>
+      </w:r>
+    </w:p>
+    <w:p>
+      <w:pPr>
+        <w:pStyle w:val="BlockText"/>
+      </w:pPr>
+      <w:hyperlink r:id="rId147">
+        <w:r>
+          <w:rPr>
+            <w:rStyle w:val="Hyperlink"/>
+            <w:b/>
+            <w:bCs/>
+          </w:rPr>
+          <w:t xml:space="preserve">Week 11</w:t>
+        </w:r>
+      </w:hyperlink>
+      <w:r>
+        <w:rPr>
+          <w:b/>
+          <w:bCs/>
+        </w:rPr>
+        <w:t xml:space="preserve"> </w:t>
+      </w:r>
+      <w:r>
+        <w:rPr>
+          <w:b/>
+          <w:bCs/>
+        </w:rPr>
+        <w:t xml:space="preserve">— Whitebox cryptography.</w:t>
+      </w:r>
+      <w:r>
+        <w:t xml:space="preserve"> </w:t>
+      </w:r>
+      <w:r>
+        <w:t xml:space="preserve">This week we saw the</w:t>
+      </w:r>
+      <w:r>
+        <w:t xml:space="preserve"> </w:t>
+      </w:r>
+      <w:r>
+        <w:t xml:space="preserve">“entrust it to hardware”</w:t>
+      </w:r>
+      <w:r>
+        <w:t xml:space="preserve"> </w:t>
+      </w:r>
+      <w:r>
+        <w:t xml:space="preserve">path for protecting a key</w:t>
+      </w:r>
+      <w:r>
+        <w:t xml:space="preserve"> </w:t>
+      </w:r>
+      <w:r>
+        <w:t xml:space="preserve">(HSM, PKCS#11,</w:t>
+      </w:r>
+      <w:r>
+        <w:t xml:space="preserve"> </w:t>
+      </w:r>
+      <w:r>
+        <w:rPr>
+          <w:rStyle w:val="VerbatimChar"/>
+        </w:rPr>
+        <w:t xml:space="preserve">CKA_EXTRACTABLE=false</w:t>
+      </w:r>
+      <w:r>
+        <w:t xml:space="preserve">, §11). Week 11 asks the same question with no hardware available: how</w:t>
+      </w:r>
+      <w:r>
+        <w:t xml:space="preserve"> </w:t>
+      </w:r>
+      <w:r>
+        <w:t xml:space="preserve">do you protect a key inside an application that is pure software, with no access to any HSM? Table-based</w:t>
+      </w:r>
+      <w:r>
+        <w:t xml:space="preserve"> </w:t>
+      </w:r>
+      <w:r>
+        <w:t xml:space="preserve">whitebox AES and the attacks built against it (BGE, DCA, DFA) are the software-side counterpart of this</w:t>
+      </w:r>
+      <w:r>
+        <w:t xml:space="preserve"> </w:t>
+      </w:r>
+      <w:r>
+        <w:t xml:space="preserve">week’s</w:t>
+      </w:r>
+      <w:r>
+        <w:t xml:space="preserve"> </w:t>
+      </w:r>
+      <w:r>
+        <w:t xml:space="preserve">“the key must never be exposed”</w:t>
+      </w:r>
+      <w:r>
+        <w:t xml:space="preserve"> </w:t>
+      </w:r>
+      <w:r>
+        <w:t xml:space="preserve">principle.</w:t>
+      </w:r>
+    </w:p>
+    <w:bookmarkEnd w:id="148"/>
+    <w:bookmarkEnd w:id="149"/>
     <w:sectPr>
       <w:headerReference r:id="rId9" w:type="default"/>
       <w:footerReference r:id="rId10" w:type="default"/>
@@ -32508,45 +32720,6 @@
     <w:abstractNumId w:val="991"/>
   </w:num>
   <w:num w:numId="1004">
-    <w:abstractNumId w:val="991"/>
-  </w:num>
-  <w:num w:numId="1005">
-    <w:abstractNumId w:val="991"/>
-  </w:num>
-  <w:num w:numId="1006">
-    <w:abstractNumId w:val="991"/>
-  </w:num>
-  <w:num w:numId="1007">
-    <w:abstractNumId w:val="991"/>
-  </w:num>
-  <w:num w:numId="1008">
-    <w:abstractNumId w:val="991"/>
-  </w:num>
-  <w:num w:numId="1009">
-    <w:abstractNumId w:val="991"/>
-  </w:num>
-  <w:num w:numId="1010">
-    <w:abstractNumId w:val="991"/>
-  </w:num>
-  <w:num w:numId="1011">
-    <w:abstractNumId w:val="991"/>
-  </w:num>
-  <w:num w:numId="1012">
-    <w:abstractNumId w:val="991"/>
-  </w:num>
-  <w:num w:numId="1013">
-    <w:abstractNumId w:val="991"/>
-  </w:num>
-  <w:num w:numId="1014">
-    <w:abstractNumId w:val="991"/>
-  </w:num>
-  <w:num w:numId="1015">
-    <w:abstractNumId w:val="991"/>
-  </w:num>
-  <w:num w:numId="1016">
-    <w:abstractNumId w:val="991"/>
-  </w:num>
-  <w:num w:numId="1017">
     <w:abstractNumId w:val="99411"/>
     <w:lvlOverride w:ilvl="0">
       <w:startOverride w:val="1"/>
@@ -32576,7 +32749,7 @@
       <w:startOverride w:val="1"/>
     </w:lvlOverride>
   </w:num>
-  <w:num w:numId="1018">
+  <w:num w:numId="1005">
     <w:abstractNumId w:val="99411"/>
     <w:lvlOverride w:ilvl="0">
       <w:startOverride w:val="1"/>
@@ -32606,10 +32779,10 @@
       <w:startOverride w:val="1"/>
     </w:lvlOverride>
   </w:num>
-  <w:num w:numId="1019">
+  <w:num w:numId="1006">
     <w:abstractNumId w:val="991"/>
   </w:num>
-  <w:num w:numId="1020">
+  <w:num w:numId="1007">
     <w:abstractNumId w:val="99411"/>
     <w:lvlOverride w:ilvl="0">
       <w:startOverride w:val="1"/>
@@ -32639,7 +32812,7 @@
       <w:startOverride w:val="1"/>
     </w:lvlOverride>
   </w:num>
-  <w:num w:numId="1021">
+  <w:num w:numId="1008">
     <w:abstractNumId w:val="99411"/>
     <w:lvlOverride w:ilvl="0">
       <w:startOverride w:val="1"/>
@@ -32669,7 +32842,7 @@
       <w:startOverride w:val="1"/>
     </w:lvlOverride>
   </w:num>
-  <w:num w:numId="1022">
+  <w:num w:numId="1009">
     <w:abstractNumId w:val="99411"/>
     <w:lvlOverride w:ilvl="0">
       <w:startOverride w:val="1"/>
@@ -32699,7 +32872,7 @@
       <w:startOverride w:val="1"/>
     </w:lvlOverride>
   </w:num>
-  <w:num w:numId="1023">
+  <w:num w:numId="1010">
     <w:abstractNumId w:val="99411"/>
     <w:lvlOverride w:ilvl="0">
       <w:startOverride w:val="1"/>
@@ -32729,25 +32902,25 @@
       <w:startOverride w:val="1"/>
     </w:lvlOverride>
   </w:num>
-  <w:num w:numId="1024">
+  <w:num w:numId="1011">
     <w:abstractNumId w:val="992"/>
   </w:num>
-  <w:num w:numId="1025">
+  <w:num w:numId="1012">
     <w:abstractNumId w:val="992"/>
   </w:num>
-  <w:num w:numId="1026">
+  <w:num w:numId="1013">
     <w:abstractNumId w:val="992"/>
   </w:num>
-  <w:num w:numId="1027">
+  <w:num w:numId="1014">
     <w:abstractNumId w:val="992"/>
   </w:num>
-  <w:num w:numId="1028">
+  <w:num w:numId="1015">
     <w:abstractNumId w:val="992"/>
   </w:num>
-  <w:num w:numId="1029">
+  <w:num w:numId="1016">
     <w:abstractNumId w:val="991"/>
   </w:num>
-  <w:num w:numId="1030">
+  <w:num w:numId="1017">
     <w:abstractNumId w:val="991"/>
   </w:num>
 </w:numbering>
